--- a/Batch13_dailynotes.docx
+++ b/Batch13_dailynotes.docx
@@ -46,16 +46,48 @@
           <w:b/>
           <w:bCs/>
         </w:rPr>
-        <w:t>1. What is Infrastructure as Code (IaC)?</w:t>
-      </w:r>
-    </w:p>
-    <w:p>
-      <w:r>
-        <w:rPr>
-          <w:b/>
-          <w:bCs/>
-        </w:rPr>
-        <w:t>Infrastructure as Code (IaC)</w:t>
+        <w:t>1. What is Infrastructure as Code (</w:t>
+      </w:r>
+      <w:proofErr w:type="spellStart"/>
+      <w:r>
+        <w:rPr>
+          <w:b/>
+          <w:bCs/>
+        </w:rPr>
+        <w:t>IaC</w:t>
+      </w:r>
+      <w:proofErr w:type="spellEnd"/>
+      <w:r>
+        <w:rPr>
+          <w:b/>
+          <w:bCs/>
+        </w:rPr>
+        <w:t>)?</w:t>
+      </w:r>
+    </w:p>
+    <w:p>
+      <w:r>
+        <w:rPr>
+          <w:b/>
+          <w:bCs/>
+        </w:rPr>
+        <w:t>Infrastructure as Code (</w:t>
+      </w:r>
+      <w:proofErr w:type="spellStart"/>
+      <w:r>
+        <w:rPr>
+          <w:b/>
+          <w:bCs/>
+        </w:rPr>
+        <w:t>IaC</w:t>
+      </w:r>
+      <w:proofErr w:type="spellEnd"/>
+      <w:r>
+        <w:rPr>
+          <w:b/>
+          <w:bCs/>
+        </w:rPr>
+        <w:t>)</w:t>
       </w:r>
       <w:r>
         <w:t xml:space="preserve"> is the practice of creating, configuring, and managing infrastructure using </w:t>
@@ -73,7 +105,15 @@
     </w:p>
     <w:p>
       <w:r>
-        <w:t>With IaC, infrastructure can be:</w:t>
+        <w:t xml:space="preserve">With </w:t>
+      </w:r>
+      <w:proofErr w:type="spellStart"/>
+      <w:r>
+        <w:t>IaC</w:t>
+      </w:r>
+      <w:proofErr w:type="spellEnd"/>
+      <w:r>
+        <w:t>, infrastructure can be:</w:t>
       </w:r>
     </w:p>
     <w:p>
@@ -175,18 +215,36 @@
     </w:p>
     <w:p>
       <w:r>
-        <w:t>resource "azurerm_linux_virtual_machine" "</w:t>
-      </w:r>
+        <w:t>resource "</w:t>
+      </w:r>
+      <w:proofErr w:type="spellStart"/>
+      <w:r>
+        <w:t>azurerm_linux_virtual_machine</w:t>
+      </w:r>
+      <w:proofErr w:type="spellEnd"/>
+      <w:r>
+        <w:t>" "</w:t>
+      </w:r>
+      <w:proofErr w:type="spellStart"/>
       <w:r>
         <w:t>rg</w:t>
       </w:r>
+      <w:proofErr w:type="spellEnd"/>
       <w:r>
         <w:t>" {</w:t>
       </w:r>
     </w:p>
     <w:p>
       <w:r>
-        <w:t xml:space="preserve">  name = "my-vm"</w:t>
+        <w:t xml:space="preserve">  name = "my-</w:t>
+      </w:r>
+      <w:proofErr w:type="spellStart"/>
+      <w:r>
+        <w:t>vm</w:t>
+      </w:r>
+      <w:proofErr w:type="spellEnd"/>
+      <w:r>
+        <w:t>"</w:t>
       </w:r>
     </w:p>
     <w:p>
@@ -202,7 +260,7 @@
     <w:p>
       <w:r>
         <w:pict w14:anchorId="54788FF5">
-          <v:rect id="_x0000_i1151" style="width:0;height:1.5pt" o:hralign="center" o:hrstd="t" o:hr="t" fillcolor="#a0a0a0" stroked="f"/>
+          <v:rect id="_x0000_i1025" style="width:0;height:1.5pt" o:hralign="center" o:hrstd="t" o:hr="t" fillcolor="#a0a0a0" stroked="f"/>
         </w:pict>
       </w:r>
     </w:p>
@@ -227,7 +285,39 @@
           <w:b/>
           <w:bCs/>
         </w:rPr>
-        <w:t>Terraform is an Infrastructure as Code (IaC) tool developed by HashiCorp.</w:t>
+        <w:t>Terraform is an Infrastructure as Code (</w:t>
+      </w:r>
+      <w:proofErr w:type="spellStart"/>
+      <w:r>
+        <w:rPr>
+          <w:b/>
+          <w:bCs/>
+        </w:rPr>
+        <w:t>IaC</w:t>
+      </w:r>
+      <w:proofErr w:type="spellEnd"/>
+      <w:r>
+        <w:rPr>
+          <w:b/>
+          <w:bCs/>
+        </w:rPr>
+        <w:t xml:space="preserve">) tool developed by </w:t>
+      </w:r>
+      <w:proofErr w:type="spellStart"/>
+      <w:r>
+        <w:rPr>
+          <w:b/>
+          <w:bCs/>
+        </w:rPr>
+        <w:t>HashiCorp</w:t>
+      </w:r>
+      <w:proofErr w:type="spellEnd"/>
+      <w:r>
+        <w:rPr>
+          <w:b/>
+          <w:bCs/>
+        </w:rPr>
+        <w:t>.</w:t>
       </w:r>
     </w:p>
     <w:p>
@@ -309,7 +399,7 @@
     <w:p>
       <w:r>
         <w:pict w14:anchorId="30377B14">
-          <v:rect id="_x0000_i1152" style="width:0;height:1.5pt" o:hralign="center" o:hrstd="t" o:hr="t" fillcolor="#a0a0a0" stroked="f"/>
+          <v:rect id="_x0000_i1026" style="width:0;height:1.5pt" o:hralign="center" o:hrstd="t" o:hr="t" fillcolor="#a0a0a0" stroked="f"/>
         </w:pict>
       </w:r>
     </w:p>
@@ -352,7 +442,15 @@
         </w:numPr>
       </w:pPr>
       <w:r>
-        <w:t xml:space="preserve">Virtual Networks (VNets) </w:t>
+        <w:t>Virtual Networks (</w:t>
+      </w:r>
+      <w:proofErr w:type="spellStart"/>
+      <w:r>
+        <w:t>VNets</w:t>
+      </w:r>
+      <w:proofErr w:type="spellEnd"/>
+      <w:r>
+        <w:t xml:space="preserve">) </w:t>
       </w:r>
     </w:p>
     <w:p>
@@ -446,7 +544,7 @@
     <w:p>
       <w:r>
         <w:pict w14:anchorId="5B797645">
-          <v:rect id="_x0000_i1153" style="width:0;height:1.5pt" o:hralign="center" o:hrstd="t" o:hr="t" fillcolor="#a0a0a0" stroked="f"/>
+          <v:rect id="_x0000_i1027" style="width:0;height:1.5pt" o:hralign="center" o:hrstd="t" o:hr="t" fillcolor="#a0a0a0" stroked="f"/>
         </w:pict>
       </w:r>
     </w:p>
@@ -584,7 +682,7 @@
     <w:p>
       <w:r>
         <w:pict w14:anchorId="5DBB2442">
-          <v:rect id="_x0000_i1154" style="width:0;height:1.5pt" o:hralign="center" o:hrstd="t" o:hr="t" fillcolor="#a0a0a0" stroked="f"/>
+          <v:rect id="_x0000_i1028" style="width:0;height:1.5pt" o:hralign="center" o:hrstd="t" o:hr="t" fillcolor="#a0a0a0" stroked="f"/>
         </w:pict>
       </w:r>
     </w:p>
@@ -773,7 +871,7 @@
     <w:p>
       <w:r>
         <w:pict w14:anchorId="6F6AE718">
-          <v:rect id="_x0000_i1155" style="width:0;height:1.5pt" o:hralign="center" o:hrstd="t" o:hr="t" fillcolor="#a0a0a0" stroked="f"/>
+          <v:rect id="_x0000_i1029" style="width:0;height:1.5pt" o:hralign="center" o:hrstd="t" o:hr="t" fillcolor="#a0a0a0" stroked="f"/>
         </w:pict>
       </w:r>
     </w:p>
@@ -930,8 +1028,13 @@
           <w:numId w:val="19"/>
         </w:numPr>
       </w:pPr>
-      <w:r>
-        <w:t xml:space="preserve">VNet </w:t>
+      <w:proofErr w:type="spellStart"/>
+      <w:r>
+        <w:t>VNet</w:t>
+      </w:r>
+      <w:proofErr w:type="spellEnd"/>
+      <w:r>
+        <w:t xml:space="preserve"> </w:t>
       </w:r>
     </w:p>
     <w:p>
@@ -1060,7 +1163,7 @@
     <w:p>
       <w:r>
         <w:pict w14:anchorId="73306BDE">
-          <v:rect id="_x0000_i1156" style="width:0;height:1.5pt" o:hralign="center" o:hrstd="t" o:hr="t" fillcolor="#a0a0a0" stroked="f"/>
+          <v:rect id="_x0000_i1030" style="width:0;height:1.5pt" o:hralign="center" o:hrstd="t" o:hr="t" fillcolor="#a0a0a0" stroked="f"/>
         </w:pict>
       </w:r>
     </w:p>
@@ -1131,7 +1234,15 @@
     </w:p>
     <w:p>
       <w:r>
-        <w:t xml:space="preserve">   VNet        S3         VPC</w:t>
+        <w:t xml:space="preserve">   </w:t>
+      </w:r>
+      <w:proofErr w:type="spellStart"/>
+      <w:r>
+        <w:t>VNet</w:t>
+      </w:r>
+      <w:proofErr w:type="spellEnd"/>
+      <w:r>
+        <w:t xml:space="preserve">        S3         VPC</w:t>
       </w:r>
     </w:p>
     <w:p>
@@ -1142,7 +1253,7 @@
     <w:p>
       <w:r>
         <w:pict w14:anchorId="23A71012">
-          <v:rect id="_x0000_i1157" style="width:0;height:1.5pt" o:hralign="center" o:hrstd="t" o:hr="t" fillcolor="#a0a0a0" stroked="f"/>
+          <v:rect id="_x0000_i1031" style="width:0;height:1.5pt" o:hralign="center" o:hrstd="t" o:hr="t" fillcolor="#a0a0a0" stroked="f"/>
         </w:pict>
       </w:r>
     </w:p>
@@ -1225,8 +1336,13 @@
     <w:p/>
     <w:p/>
     <w:p>
-      <w:r>
-        <w:t>Wrire, plan and apply flow</w:t>
+      <w:proofErr w:type="spellStart"/>
+      <w:r>
+        <w:t>Wrire</w:t>
+      </w:r>
+      <w:proofErr w:type="spellEnd"/>
+      <w:r>
+        <w:t>, plan and apply flow</w:t>
       </w:r>
     </w:p>
     <w:p>
@@ -1313,8 +1429,13 @@
     </w:p>
     <w:p>
       <w:r>
-        <w:t>terraform init</w:t>
-      </w:r>
+        <w:t xml:space="preserve">terraform </w:t>
+      </w:r>
+      <w:proofErr w:type="spellStart"/>
+      <w:r>
+        <w:t>init</w:t>
+      </w:r>
+      <w:proofErr w:type="spellEnd"/>
     </w:p>
     <w:p>
       <w:r>
@@ -1359,7 +1480,7 @@
     <w:p>
       <w:r>
         <w:pict w14:anchorId="5B205615">
-          <v:rect id="_x0000_i1158" style="width:0;height:1.5pt" o:hralign="center" o:hrstd="t" o:hr="t" fillcolor="#a0a0a0" stroked="f"/>
+          <v:rect id="_x0000_i1032" style="width:0;height:1.5pt" o:hralign="center" o:hrstd="t" o:hr="t" fillcolor="#a0a0a0" stroked="f"/>
         </w:pict>
       </w:r>
     </w:p>
@@ -1570,8 +1691,13 @@
     </w:p>
     <w:p>
       <w:r>
-        <w:t>Create VNet</w:t>
-      </w:r>
+        <w:t xml:space="preserve">Create </w:t>
+      </w:r>
+      <w:proofErr w:type="spellStart"/>
+      <w:r>
+        <w:t>VNet</w:t>
+      </w:r>
+      <w:proofErr w:type="spellEnd"/>
     </w:p>
     <w:p>
       <w:r>
@@ -1649,7 +1775,7 @@
     <w:p>
       <w:r>
         <w:pict w14:anchorId="029351C7">
-          <v:rect id="_x0000_i1159" style="width:0;height:1.5pt" o:hralign="center" o:hrstd="t" o:hr="t" fillcolor="#a0a0a0" stroked="f"/>
+          <v:rect id="_x0000_i1033" style="width:0;height:1.5pt" o:hralign="center" o:hrstd="t" o:hr="t" fillcolor="#a0a0a0" stroked="f"/>
         </w:pict>
       </w:r>
     </w:p>
@@ -1912,7 +2038,7 @@
     <w:p>
       <w:r>
         <w:pict w14:anchorId="00E38078">
-          <v:rect id="_x0000_i1161" style="width:0;height:1.5pt" o:hralign="center" o:hrstd="t" o:hr="t" fillcolor="#a0a0a0" stroked="f"/>
+          <v:rect id="_x0000_i1034" style="width:0;height:1.5pt" o:hralign="center" o:hrstd="t" o:hr="t" fillcolor="#a0a0a0" stroked="f"/>
         </w:pict>
       </w:r>
     </w:p>
@@ -2005,7 +2131,15 @@
     </w:p>
     <w:p>
       <w:r>
-        <w:t>For Azure, we commonly use the azurerm provider.</w:t>
+        <w:t xml:space="preserve">For Azure, we commonly use the </w:t>
+      </w:r>
+      <w:proofErr w:type="spellStart"/>
+      <w:r>
+        <w:t>azurerm</w:t>
+      </w:r>
+      <w:proofErr w:type="spellEnd"/>
+      <w:r>
+        <w:t xml:space="preserve"> provider.</w:t>
       </w:r>
     </w:p>
     <w:p>
@@ -2020,17 +2154,57 @@
     </w:p>
     <w:p>
       <w:r>
-        <w:t xml:space="preserve">  required_providers {</w:t>
-      </w:r>
-    </w:p>
-    <w:p>
-      <w:r>
-        <w:t xml:space="preserve">    azurerm = {</w:t>
-      </w:r>
-    </w:p>
-    <w:p>
-      <w:r>
-        <w:t xml:space="preserve">      source  = "hashicorp/azurerm"</w:t>
+        <w:t xml:space="preserve">  </w:t>
+      </w:r>
+      <w:proofErr w:type="spellStart"/>
+      <w:r>
+        <w:t>required_providers</w:t>
+      </w:r>
+      <w:proofErr w:type="spellEnd"/>
+      <w:r>
+        <w:t xml:space="preserve"> {</w:t>
+      </w:r>
+    </w:p>
+    <w:p>
+      <w:r>
+        <w:t xml:space="preserve">    </w:t>
+      </w:r>
+      <w:proofErr w:type="spellStart"/>
+      <w:r>
+        <w:t>azurerm</w:t>
+      </w:r>
+      <w:proofErr w:type="spellEnd"/>
+      <w:r>
+        <w:t xml:space="preserve"> = {</w:t>
+      </w:r>
+    </w:p>
+    <w:p>
+      <w:r>
+        <w:t xml:space="preserve">      </w:t>
+      </w:r>
+      <w:proofErr w:type="gramStart"/>
+      <w:r>
+        <w:t>source  =</w:t>
+      </w:r>
+      <w:proofErr w:type="gramEnd"/>
+      <w:r>
+        <w:t xml:space="preserve"> "</w:t>
+      </w:r>
+      <w:proofErr w:type="spellStart"/>
+      <w:r>
+        <w:t>hashicorp</w:t>
+      </w:r>
+      <w:proofErr w:type="spellEnd"/>
+      <w:r>
+        <w:t>/</w:t>
+      </w:r>
+      <w:proofErr w:type="spellStart"/>
+      <w:r>
+        <w:t>azurerm</w:t>
+      </w:r>
+      <w:proofErr w:type="spellEnd"/>
+      <w:r>
+        <w:t>"</w:t>
       </w:r>
     </w:p>
     <w:p>
@@ -2056,7 +2230,15 @@
     <w:p/>
     <w:p>
       <w:r>
-        <w:t>provider "azurerm" {</w:t>
+        <w:t>provider "</w:t>
+      </w:r>
+      <w:proofErr w:type="spellStart"/>
+      <w:r>
+        <w:t>azurerm</w:t>
+      </w:r>
+      <w:proofErr w:type="spellEnd"/>
+      <w:r>
+        <w:t>" {</w:t>
       </w:r>
     </w:p>
     <w:p>
@@ -2072,7 +2254,7 @@
     <w:p>
       <w:r>
         <w:pict w14:anchorId="32C42CE6">
-          <v:rect id="_x0000_i1162" style="width:0;height:1.5pt" o:hralign="center" o:hrstd="t" o:hr="t" fillcolor="#a0a0a0" stroked="f"/>
+          <v:rect id="_x0000_i1035" style="width:0;height:1.5pt" o:hralign="center" o:hrstd="t" o:hr="t" fillcolor="#a0a0a0" stroked="f"/>
         </w:pict>
       </w:r>
     </w:p>
@@ -2113,7 +2295,15 @@
     </w:p>
     <w:p>
       <w:r>
-        <w:t>resource "azurerm_resource_group" "example" {</w:t>
+        <w:t>resource "</w:t>
+      </w:r>
+      <w:proofErr w:type="spellStart"/>
+      <w:r>
+        <w:t>azurerm_resource_group</w:t>
+      </w:r>
+      <w:proofErr w:type="spellEnd"/>
+      <w:r>
+        <w:t>" "example" {</w:t>
       </w:r>
     </w:p>
     <w:p>
@@ -2155,8 +2345,13 @@
           <w:numId w:val="24"/>
         </w:numPr>
       </w:pPr>
-      <w:r>
-        <w:t xml:space="preserve">azurerm_resource_group → Resource type </w:t>
+      <w:proofErr w:type="spellStart"/>
+      <w:r>
+        <w:t>azurerm_resource_group</w:t>
+      </w:r>
+      <w:proofErr w:type="spellEnd"/>
+      <w:r>
+        <w:t xml:space="preserve"> → Resource type </w:t>
       </w:r>
     </w:p>
     <w:p>
@@ -2195,7 +2390,7 @@
     <w:p>
       <w:r>
         <w:pict w14:anchorId="2AFB3AF7">
-          <v:rect id="_x0000_i1163" style="width:0;height:1.5pt" o:hralign="center" o:hrstd="t" o:hr="t" fillcolor="#a0a0a0" stroked="f"/>
+          <v:rect id="_x0000_i1036" style="width:0;height:1.5pt" o:hralign="center" o:hrstd="t" o:hr="t" fillcolor="#a0a0a0" stroked="f"/>
         </w:pict>
       </w:r>
     </w:p>
@@ -2276,8 +2471,15 @@
     </w:p>
     <w:p>
       <w:r>
-        <w:t>location = var.location</w:t>
-      </w:r>
+        <w:t xml:space="preserve">location = </w:t>
+      </w:r>
+      <w:proofErr w:type="spellStart"/>
+      <w:proofErr w:type="gramStart"/>
+      <w:r>
+        <w:t>var.location</w:t>
+      </w:r>
+      <w:proofErr w:type="spellEnd"/>
+      <w:proofErr w:type="gramEnd"/>
     </w:p>
     <w:p>
       <w:r>
@@ -2287,7 +2489,7 @@
     <w:p>
       <w:r>
         <w:pict w14:anchorId="0311D8AF">
-          <v:rect id="_x0000_i1164" style="width:0;height:1.5pt" o:hralign="center" o:hrstd="t" o:hr="t" fillcolor="#a0a0a0" stroked="f"/>
+          <v:rect id="_x0000_i1037" style="width:0;height:1.5pt" o:hralign="center" o:hrstd="t" o:hr="t" fillcolor="#a0a0a0" stroked="f"/>
         </w:pict>
       </w:r>
     </w:p>
@@ -2415,7 +2617,7 @@
     <w:p>
       <w:r>
         <w:pict w14:anchorId="5EB25D38">
-          <v:rect id="_x0000_i1165" style="width:0;height:1.5pt" o:hralign="center" o:hrstd="t" o:hr="t" fillcolor="#a0a0a0" stroked="f"/>
+          <v:rect id="_x0000_i1038" style="width:0;height:1.5pt" o:hralign="center" o:hrstd="t" o:hr="t" fillcolor="#a0a0a0" stroked="f"/>
         </w:pict>
       </w:r>
     </w:p>
@@ -2477,7 +2679,15 @@
     <w:p/>
     <w:p>
       <w:r>
-        <w:t>variable "resource_group_name" {</w:t>
+        <w:t>variable "</w:t>
+      </w:r>
+      <w:proofErr w:type="spellStart"/>
+      <w:r>
+        <w:t>resource_group_name</w:t>
+      </w:r>
+      <w:proofErr w:type="spellEnd"/>
+      <w:r>
+        <w:t>" {</w:t>
       </w:r>
     </w:p>
     <w:p>
@@ -2513,7 +2723,7 @@
     <w:p>
       <w:r>
         <w:pict w14:anchorId="7BAF12E8">
-          <v:rect id="_x0000_i1166" style="width:0;height:1.5pt" o:hralign="center" o:hrstd="t" o:hr="t" fillcolor="#a0a0a0" stroked="f"/>
+          <v:rect id="_x0000_i1039" style="width:0;height:1.5pt" o:hralign="center" o:hrstd="t" o:hr="t" fillcolor="#a0a0a0" stroked="f"/>
         </w:pict>
       </w:r>
     </w:p>
@@ -2529,12 +2739,33 @@
           <w:b/>
           <w:bCs/>
         </w:rPr>
-        <w:t>17. terraform.tfvars</w:t>
-      </w:r>
-    </w:p>
-    <w:p>
-      <w:r>
-        <w:t xml:space="preserve">The terraform.tfvars file is commonly used to provide the </w:t>
+        <w:t xml:space="preserve">17. </w:t>
+      </w:r>
+      <w:proofErr w:type="spellStart"/>
+      <w:proofErr w:type="gramStart"/>
+      <w:r>
+        <w:rPr>
+          <w:b/>
+          <w:bCs/>
+        </w:rPr>
+        <w:t>terraform.tfvars</w:t>
+      </w:r>
+      <w:proofErr w:type="spellEnd"/>
+      <w:proofErr w:type="gramEnd"/>
+    </w:p>
+    <w:p>
+      <w:r>
+        <w:t xml:space="preserve">The </w:t>
+      </w:r>
+      <w:proofErr w:type="spellStart"/>
+      <w:proofErr w:type="gramStart"/>
+      <w:r>
+        <w:t>terraform.tfvars</w:t>
+      </w:r>
+      <w:proofErr w:type="spellEnd"/>
+      <w:proofErr w:type="gramEnd"/>
+      <w:r>
+        <w:t xml:space="preserve"> file is commonly used to provide the </w:t>
       </w:r>
       <w:r>
         <w:rPr>
@@ -2558,8 +2789,21 @@
       </w:r>
     </w:p>
     <w:p>
-      <w:r>
-        <w:t>resource_group_name = "dev-rg"</w:t>
+      <w:proofErr w:type="spellStart"/>
+      <w:r>
+        <w:t>resource_group_name</w:t>
+      </w:r>
+      <w:proofErr w:type="spellEnd"/>
+      <w:r>
+        <w:t xml:space="preserve"> = "dev-</w:t>
+      </w:r>
+      <w:proofErr w:type="spellStart"/>
+      <w:r>
+        <w:t>rg</w:t>
+      </w:r>
+      <w:proofErr w:type="spellEnd"/>
+      <w:r>
+        <w:t>"</w:t>
       </w:r>
     </w:p>
     <w:p/>
@@ -2600,9 +2844,13 @@
       </w:r>
     </w:p>
     <w:p>
+      <w:proofErr w:type="spellStart"/>
+      <w:proofErr w:type="gramStart"/>
       <w:r>
         <w:t>terraform.tfvars</w:t>
       </w:r>
+      <w:proofErr w:type="spellEnd"/>
+      <w:proofErr w:type="gramEnd"/>
     </w:p>
     <w:p>
       <w:r>
@@ -2681,6 +2929,8 @@
           <w:bCs/>
         </w:rPr>
       </w:pPr>
+      <w:proofErr w:type="spellStart"/>
+      <w:proofErr w:type="gramStart"/>
       <w:r>
         <w:rPr>
           <w:b/>
@@ -2688,6 +2938,8 @@
         </w:rPr>
         <w:t>terraform.tfvars</w:t>
       </w:r>
+      <w:proofErr w:type="spellEnd"/>
+      <w:proofErr w:type="gramEnd"/>
     </w:p>
     <w:p>
       <w:r>
@@ -2711,24 +2963,49 @@
     </w:p>
     <w:p>
       <w:r>
-        <w:t>resource "azurerm_resource_group" "</w:t>
-      </w:r>
+        <w:t>resource "</w:t>
+      </w:r>
+      <w:proofErr w:type="spellStart"/>
+      <w:r>
+        <w:t>azurerm_resource_group</w:t>
+      </w:r>
+      <w:proofErr w:type="spellEnd"/>
+      <w:r>
+        <w:t>" "</w:t>
+      </w:r>
+      <w:proofErr w:type="spellStart"/>
       <w:r>
         <w:t>rg</w:t>
       </w:r>
+      <w:proofErr w:type="spellEnd"/>
       <w:r>
         <w:t>" {</w:t>
       </w:r>
     </w:p>
     <w:p>
       <w:r>
-        <w:t xml:space="preserve">  name     = "my-rg"</w:t>
-      </w:r>
-    </w:p>
-    <w:p>
-      <w:r>
-        <w:t xml:space="preserve">  location = var.location</w:t>
-      </w:r>
+        <w:t xml:space="preserve">  name     = "my-</w:t>
+      </w:r>
+      <w:proofErr w:type="spellStart"/>
+      <w:r>
+        <w:t>rg</w:t>
+      </w:r>
+      <w:proofErr w:type="spellEnd"/>
+      <w:r>
+        <w:t>"</w:t>
+      </w:r>
+    </w:p>
+    <w:p>
+      <w:r>
+        <w:t xml:space="preserve">  location = </w:t>
+      </w:r>
+      <w:proofErr w:type="spellStart"/>
+      <w:proofErr w:type="gramStart"/>
+      <w:r>
+        <w:t>var.location</w:t>
+      </w:r>
+      <w:proofErr w:type="spellEnd"/>
+      <w:proofErr w:type="gramEnd"/>
     </w:p>
     <w:p>
       <w:r>
@@ -2738,7 +3015,7 @@
     <w:p>
       <w:r>
         <w:pict w14:anchorId="06755A7A">
-          <v:rect id="_x0000_i1167" style="width:0;height:1.5pt" o:hralign="center" o:hrstd="t" o:hr="t" fillcolor="#a0a0a0" stroked="f"/>
+          <v:rect id="_x0000_i1040" style="width:0;height:1.5pt" o:hralign="center" o:hrstd="t" o:hr="t" fillcolor="#a0a0a0" stroked="f"/>
         </w:pict>
       </w:r>
     </w:p>
@@ -2865,7 +3142,15 @@
     </w:p>
     <w:p>
       <w:r>
-        <w:t>output "resource_group_name" {</w:t>
+        <w:t>output "</w:t>
+      </w:r>
+      <w:proofErr w:type="spellStart"/>
+      <w:r>
+        <w:t>resource_group_name</w:t>
+      </w:r>
+      <w:proofErr w:type="spellEnd"/>
+      <w:r>
+        <w:t>" {</w:t>
       </w:r>
     </w:p>
     <w:p>
@@ -2899,14 +3184,27 @@
       </w:r>
     </w:p>
     <w:p>
-      <w:r>
-        <w:t>resource_group_name = "my-rg"</w:t>
+      <w:proofErr w:type="spellStart"/>
+      <w:r>
+        <w:t>resource_group_name</w:t>
+      </w:r>
+      <w:proofErr w:type="spellEnd"/>
+      <w:r>
+        <w:t xml:space="preserve"> = "my-</w:t>
+      </w:r>
+      <w:proofErr w:type="spellStart"/>
+      <w:r>
+        <w:t>rg</w:t>
+      </w:r>
+      <w:proofErr w:type="spellEnd"/>
+      <w:r>
+        <w:t>"</w:t>
       </w:r>
     </w:p>
     <w:p>
       <w:r>
         <w:pict w14:anchorId="5F1CA81A">
-          <v:rect id="_x0000_i1168" style="width:0;height:1.5pt" o:hralign="center" o:hrstd="t" o:hr="t" fillcolor="#a0a0a0" stroked="f"/>
+          <v:rect id="_x0000_i1041" style="width:0;height:1.5pt" o:hralign="center" o:hrstd="t" o:hr="t" fillcolor="#a0a0a0" stroked="f"/>
         </w:pict>
       </w:r>
     </w:p>
@@ -3006,8 +3304,15 @@
         <w:t>──</w:t>
       </w:r>
       <w:r>
-        <w:t xml:space="preserve"> terraform.tfvars</w:t>
-      </w:r>
+        <w:t xml:space="preserve"> </w:t>
+      </w:r>
+      <w:proofErr w:type="spellStart"/>
+      <w:proofErr w:type="gramStart"/>
+      <w:r>
+        <w:t>terraform.tfvars</w:t>
+      </w:r>
+      <w:proofErr w:type="spellEnd"/>
+      <w:proofErr w:type="gramEnd"/>
     </w:p>
     <w:p>
       <w:r>
@@ -3201,9 +3506,13 @@
             <w:hideMark/>
           </w:tcPr>
           <w:p>
+            <w:proofErr w:type="spellStart"/>
+            <w:proofErr w:type="gramStart"/>
             <w:r>
               <w:t>terraform.tfvars</w:t>
             </w:r>
+            <w:proofErr w:type="spellEnd"/>
+            <w:proofErr w:type="gramEnd"/>
           </w:p>
         </w:tc>
         <w:tc>
@@ -3252,7 +3561,7 @@
     <w:p>
       <w:r>
         <w:pict w14:anchorId="6969C69C">
-          <v:rect id="_x0000_i1169" style="width:0;height:1.5pt" o:hralign="center" o:hrstd="t" o:hr="t" fillcolor="#a0a0a0" stroked="f"/>
+          <v:rect id="_x0000_i1042" style="width:0;height:1.5pt" o:hralign="center" o:hrstd="t" o:hr="t" fillcolor="#a0a0a0" stroked="f"/>
         </w:pict>
       </w:r>
     </w:p>
@@ -3332,8 +3641,13 @@
       </w:r>
     </w:p>
     <w:p>
-      <w:r>
-        <w:t>az version</w:t>
+      <w:proofErr w:type="spellStart"/>
+      <w:r>
+        <w:t>az</w:t>
+      </w:r>
+      <w:proofErr w:type="spellEnd"/>
+      <w:r>
+        <w:t xml:space="preserve"> version</w:t>
       </w:r>
     </w:p>
     <w:p>
@@ -3352,8 +3666,13 @@
       </w:r>
     </w:p>
     <w:p>
-      <w:r>
-        <w:t>az login</w:t>
+      <w:proofErr w:type="spellStart"/>
+      <w:r>
+        <w:t>az</w:t>
+      </w:r>
+      <w:proofErr w:type="spellEnd"/>
+      <w:r>
+        <w:t xml:space="preserve"> login</w:t>
       </w:r>
     </w:p>
     <w:p>
@@ -3367,9 +3686,14 @@
       </w:r>
     </w:p>
     <w:p>
+      <w:proofErr w:type="spellStart"/>
       <w:r>
         <w:lastRenderedPageBreak/>
-        <w:t>az account list --output table</w:t>
+        <w:t>az</w:t>
+      </w:r>
+      <w:proofErr w:type="spellEnd"/>
+      <w:r>
+        <w:t xml:space="preserve"> account list --output table</w:t>
       </w:r>
     </w:p>
     <w:p>
@@ -3378,8 +3702,13 @@
       </w:r>
     </w:p>
     <w:p>
-      <w:r>
-        <w:t>az account set --subscription "&lt;subscription-id&gt;"</w:t>
+      <w:proofErr w:type="spellStart"/>
+      <w:r>
+        <w:t>az</w:t>
+      </w:r>
+      <w:proofErr w:type="spellEnd"/>
+      <w:r>
+        <w:t xml:space="preserve"> account set --subscription "&lt;subscription-id&gt;"</w:t>
       </w:r>
     </w:p>
     <w:p>
@@ -3388,14 +3717,19 @@
       </w:r>
     </w:p>
     <w:p>
-      <w:r>
-        <w:t>az account show --output table</w:t>
+      <w:proofErr w:type="spellStart"/>
+      <w:r>
+        <w:t>az</w:t>
+      </w:r>
+      <w:proofErr w:type="spellEnd"/>
+      <w:r>
+        <w:t xml:space="preserve"> account show --output table</w:t>
       </w:r>
     </w:p>
     <w:p>
       <w:r>
         <w:pict w14:anchorId="19F52E5C">
-          <v:rect id="_x0000_i1170" style="width:0;height:1.5pt" o:hralign="center" o:hrstd="t" o:hr="t" fillcolor="#a0a0a0" stroked="f"/>
+          <v:rect id="_x0000_i1043" style="width:0;height:1.5pt" o:hralign="center" o:hrstd="t" o:hr="t" fillcolor="#a0a0a0" stroked="f"/>
         </w:pict>
       </w:r>
     </w:p>
@@ -3468,9 +3802,13 @@
           <w:numId w:val="26"/>
         </w:numPr>
       </w:pPr>
+      <w:proofErr w:type="spellStart"/>
+      <w:proofErr w:type="gramStart"/>
       <w:r>
         <w:t>terraform.tfvars</w:t>
       </w:r>
+      <w:proofErr w:type="spellEnd"/>
+      <w:proofErr w:type="gramEnd"/>
     </w:p>
     <w:p>
       <w:pPr>
@@ -3501,8 +3839,13 @@
     </w:p>
     <w:p>
       <w:r>
-        <w:t>terraform init</w:t>
-      </w:r>
+        <w:t xml:space="preserve">terraform </w:t>
+      </w:r>
+      <w:proofErr w:type="spellStart"/>
+      <w:r>
+        <w:t>init</w:t>
+      </w:r>
+      <w:proofErr w:type="spellEnd"/>
     </w:p>
     <w:p>
       <w:pPr>
@@ -3541,8 +3884,13 @@
     </w:p>
     <w:p>
       <w:r>
-        <w:t>terraform fmt</w:t>
-      </w:r>
+        <w:t xml:space="preserve">terraform </w:t>
+      </w:r>
+      <w:proofErr w:type="spellStart"/>
+      <w:r>
+        <w:t>fmt</w:t>
+      </w:r>
+      <w:proofErr w:type="spellEnd"/>
     </w:p>
     <w:p>
       <w:pPr>
@@ -3607,7 +3955,7 @@
     <w:p>
       <w:r>
         <w:pict w14:anchorId="6E00312C">
-          <v:rect id="_x0000_i1171" style="width:0;height:1.5pt" o:hralign="center" o:hrstd="t" o:hr="t" fillcolor="#a0a0a0" stroked="f"/>
+          <v:rect id="_x0000_i1044" style="width:0;height:1.5pt" o:hralign="center" o:hrstd="t" o:hr="t" fillcolor="#a0a0a0" stroked="f"/>
         </w:pict>
       </w:r>
     </w:p>
@@ -3698,6 +4046,2176 @@
       </w:r>
     </w:p>
     <w:p/>
+    <w:p>
+      <w:pPr>
+        <w:rPr>
+          <w:b/>
+          <w:bCs/>
+        </w:rPr>
+      </w:pPr>
+    </w:p>
+    <w:p>
+      <w:pPr>
+        <w:rPr>
+          <w:b/>
+          <w:bCs/>
+        </w:rPr>
+      </w:pPr>
+    </w:p>
+    <w:p>
+      <w:pPr>
+        <w:rPr>
+          <w:b/>
+          <w:bCs/>
+        </w:rPr>
+      </w:pPr>
+      <w:r>
+        <w:rPr>
+          <w:b/>
+          <w:bCs/>
+        </w:rPr>
+        <w:t>10-06-2026:</w:t>
+      </w:r>
+    </w:p>
+    <w:p>
+      <w:pPr>
+        <w:pStyle w:val="ListParagraph"/>
+        <w:numPr>
+          <w:ilvl w:val="0"/>
+          <w:numId w:val="27"/>
+        </w:numPr>
+        <w:rPr>
+          <w:b/>
+          <w:bCs/>
+        </w:rPr>
+      </w:pPr>
+      <w:r>
+        <w:rPr>
+          <w:b/>
+          <w:bCs/>
+        </w:rPr>
+        <w:t>Terraform state file</w:t>
+      </w:r>
+    </w:p>
+    <w:p>
+      <w:pPr>
+        <w:pStyle w:val="ListParagraph"/>
+        <w:numPr>
+          <w:ilvl w:val="0"/>
+          <w:numId w:val="27"/>
+        </w:numPr>
+        <w:rPr>
+          <w:b/>
+          <w:bCs/>
+        </w:rPr>
+      </w:pPr>
+      <w:r>
+        <w:rPr>
+          <w:b/>
+          <w:bCs/>
+        </w:rPr>
+        <w:t>Why does terraform state</w:t>
+      </w:r>
+    </w:p>
+    <w:p>
+      <w:pPr>
+        <w:pStyle w:val="ListParagraph"/>
+        <w:numPr>
+          <w:ilvl w:val="0"/>
+          <w:numId w:val="27"/>
+        </w:numPr>
+        <w:rPr>
+          <w:b/>
+          <w:bCs/>
+        </w:rPr>
+      </w:pPr>
+      <w:r>
+        <w:rPr>
+          <w:b/>
+          <w:bCs/>
+        </w:rPr>
+        <w:t>Local state vs remote state</w:t>
+      </w:r>
+    </w:p>
+    <w:p>
+      <w:pPr>
+        <w:pStyle w:val="ListParagraph"/>
+        <w:numPr>
+          <w:ilvl w:val="0"/>
+          <w:numId w:val="27"/>
+        </w:numPr>
+        <w:rPr>
+          <w:b/>
+          <w:bCs/>
+        </w:rPr>
+      </w:pPr>
+      <w:r>
+        <w:rPr>
+          <w:b/>
+          <w:bCs/>
+        </w:rPr>
+        <w:t xml:space="preserve">Terraform backend </w:t>
+      </w:r>
+    </w:p>
+    <w:p>
+      <w:pPr>
+        <w:rPr>
+          <w:b/>
+          <w:bCs/>
+        </w:rPr>
+      </w:pPr>
+    </w:p>
+    <w:p>
+      <w:pPr>
+        <w:rPr>
+          <w:b/>
+          <w:bCs/>
+        </w:rPr>
+      </w:pPr>
+      <w:r>
+        <w:rPr>
+          <w:b/>
+          <w:bCs/>
+        </w:rPr>
+        <w:t xml:space="preserve">Terraform state is </w:t>
+      </w:r>
+      <w:proofErr w:type="gramStart"/>
+      <w:r>
+        <w:rPr>
+          <w:b/>
+          <w:bCs/>
+        </w:rPr>
+        <w:t>an</w:t>
+      </w:r>
+      <w:proofErr w:type="gramEnd"/>
+      <w:r>
+        <w:rPr>
+          <w:b/>
+          <w:bCs/>
+        </w:rPr>
+        <w:t xml:space="preserve"> file terraform uses keep track of the infra it manages </w:t>
+      </w:r>
+    </w:p>
+    <w:p>
+      <w:pPr>
+        <w:rPr>
+          <w:b/>
+          <w:bCs/>
+        </w:rPr>
+      </w:pPr>
+      <w:r>
+        <w:rPr>
+          <w:b/>
+          <w:bCs/>
+        </w:rPr>
+        <w:t xml:space="preserve">By </w:t>
+      </w:r>
+      <w:proofErr w:type="gramStart"/>
+      <w:r>
+        <w:rPr>
+          <w:b/>
+          <w:bCs/>
+        </w:rPr>
+        <w:t>default</w:t>
+      </w:r>
+      <w:proofErr w:type="gramEnd"/>
+      <w:r>
+        <w:rPr>
+          <w:b/>
+          <w:bCs/>
+        </w:rPr>
+        <w:t xml:space="preserve"> terraform create </w:t>
+      </w:r>
+    </w:p>
+    <w:p>
+      <w:pPr>
+        <w:rPr>
+          <w:b/>
+          <w:bCs/>
+        </w:rPr>
+      </w:pPr>
+    </w:p>
+    <w:p>
+      <w:pPr>
+        <w:rPr>
+          <w:b/>
+          <w:bCs/>
+        </w:rPr>
+      </w:pPr>
+      <w:r>
+        <w:rPr>
+          <w:b/>
+          <w:bCs/>
+        </w:rPr>
+        <w:lastRenderedPageBreak/>
+        <w:t xml:space="preserve">Why </w:t>
+      </w:r>
+      <w:r>
+        <w:rPr>
+          <w:b/>
+          <w:bCs/>
+        </w:rPr>
+        <w:t>does</w:t>
+      </w:r>
+      <w:r>
+        <w:rPr>
+          <w:b/>
+          <w:bCs/>
+        </w:rPr>
+        <w:t xml:space="preserve"> terraform need state?</w:t>
+      </w:r>
+    </w:p>
+    <w:p>
+      <w:pPr>
+        <w:pStyle w:val="ListParagraph"/>
+        <w:numPr>
+          <w:ilvl w:val="0"/>
+          <w:numId w:val="28"/>
+        </w:numPr>
+      </w:pPr>
+      <w:r>
+        <w:t>What resources it created</w:t>
+      </w:r>
+    </w:p>
+    <w:p>
+      <w:pPr>
+        <w:pStyle w:val="ListParagraph"/>
+        <w:numPr>
+          <w:ilvl w:val="0"/>
+          <w:numId w:val="28"/>
+        </w:numPr>
+      </w:pPr>
+      <w:r>
+        <w:t>Resources ids</w:t>
+      </w:r>
+    </w:p>
+    <w:p>
+      <w:pPr>
+        <w:pStyle w:val="ListParagraph"/>
+        <w:numPr>
+          <w:ilvl w:val="0"/>
+          <w:numId w:val="28"/>
+        </w:numPr>
+      </w:pPr>
+      <w:r>
+        <w:t xml:space="preserve">Current infrastructure </w:t>
+      </w:r>
+      <w:r>
+        <w:t>information</w:t>
+      </w:r>
+    </w:p>
+    <w:p>
+      <w:pPr>
+        <w:pStyle w:val="ListParagraph"/>
+        <w:numPr>
+          <w:ilvl w:val="0"/>
+          <w:numId w:val="28"/>
+        </w:numPr>
+      </w:pPr>
+      <w:r>
+        <w:t>Dependencies b/w resource</w:t>
+      </w:r>
+      <w:r>
+        <w:t>s</w:t>
+      </w:r>
+    </w:p>
+    <w:p>
+      <w:pPr>
+        <w:pStyle w:val="ListParagraph"/>
+        <w:numPr>
+          <w:ilvl w:val="0"/>
+          <w:numId w:val="28"/>
+        </w:numPr>
+      </w:pPr>
+      <w:r>
+        <w:t>Which resources need to be created</w:t>
+      </w:r>
+    </w:p>
+    <w:p>
+      <w:pPr>
+        <w:rPr>
+          <w:b/>
+          <w:bCs/>
+        </w:rPr>
+      </w:pPr>
+    </w:p>
+    <w:p>
+      <w:pPr>
+        <w:rPr>
+          <w:b/>
+          <w:bCs/>
+        </w:rPr>
+      </w:pPr>
+    </w:p>
+    <w:p>
+      <w:pPr>
+        <w:rPr>
+          <w:b/>
+          <w:bCs/>
+        </w:rPr>
+      </w:pPr>
+      <w:r>
+        <w:rPr>
+          <w:b/>
+          <w:bCs/>
+        </w:rPr>
+        <w:t>Remote state?</w:t>
+      </w:r>
+    </w:p>
+    <w:p>
+      <w:pPr>
+        <w:rPr>
+          <w:b/>
+          <w:bCs/>
+        </w:rPr>
+      </w:pPr>
+    </w:p>
+    <w:p>
+      <w:pPr>
+        <w:rPr>
+          <w:b/>
+          <w:bCs/>
+        </w:rPr>
+      </w:pPr>
+      <w:r>
+        <w:rPr>
+          <w:b/>
+          <w:bCs/>
+        </w:rPr>
+        <w:t>In case company</w:t>
+      </w:r>
+    </w:p>
+    <w:p>
+      <w:pPr>
+        <w:rPr>
+          <w:b/>
+          <w:bCs/>
+        </w:rPr>
+      </w:pPr>
+      <w:r>
+        <w:rPr>
+          <w:b/>
+          <w:bCs/>
+        </w:rPr>
+        <w:t>10 team people</w:t>
+      </w:r>
+    </w:p>
+    <w:p>
+      <w:pPr>
+        <w:rPr>
+          <w:b/>
+          <w:bCs/>
+        </w:rPr>
+      </w:pPr>
+    </w:p>
+    <w:p>
+      <w:pPr>
+        <w:rPr>
+          <w:b/>
+          <w:bCs/>
+        </w:rPr>
+      </w:pPr>
+      <w:r>
+        <w:rPr>
+          <w:b/>
+          <w:bCs/>
+        </w:rPr>
+        <w:t>Developer A</w:t>
+      </w:r>
+    </w:p>
+    <w:p>
+      <w:pPr>
+        <w:rPr>
+          <w:b/>
+          <w:bCs/>
+        </w:rPr>
+      </w:pPr>
+    </w:p>
+    <w:p>
+      <w:pPr>
+        <w:rPr>
+          <w:b/>
+          <w:bCs/>
+        </w:rPr>
+      </w:pPr>
+      <w:r>
+        <w:rPr>
+          <w:b/>
+          <w:bCs/>
+        </w:rPr>
+        <w:t>Developer B</w:t>
+      </w:r>
+    </w:p>
+    <w:p>
+      <w:pPr>
+        <w:rPr>
+          <w:b/>
+          <w:bCs/>
+        </w:rPr>
+      </w:pPr>
+    </w:p>
+    <w:p>
+      <w:pPr>
+        <w:rPr>
+          <w:b/>
+          <w:bCs/>
+        </w:rPr>
+      </w:pPr>
+      <w:r>
+        <w:rPr>
+          <w:b/>
+          <w:bCs/>
+        </w:rPr>
+        <w:t>Developer C</w:t>
+      </w:r>
+    </w:p>
+    <w:p>
+      <w:pPr>
+        <w:rPr>
+          <w:b/>
+          <w:bCs/>
+        </w:rPr>
+      </w:pPr>
+    </w:p>
+    <w:p>
+      <w:pPr>
+        <w:rPr>
+          <w:b/>
+          <w:bCs/>
+        </w:rPr>
+      </w:pPr>
+    </w:p>
+    <w:p>
+      <w:pPr>
+        <w:rPr>
+          <w:b/>
+          <w:bCs/>
+        </w:rPr>
+      </w:pPr>
+      <w:r>
+        <w:rPr>
+          <w:b/>
+          <w:bCs/>
+        </w:rPr>
+        <w:t xml:space="preserve">Azure backend </w:t>
+      </w:r>
+      <w:proofErr w:type="spellStart"/>
+      <w:r>
+        <w:rPr>
+          <w:b/>
+          <w:bCs/>
+        </w:rPr>
+        <w:t>terrfaom</w:t>
+      </w:r>
+      <w:proofErr w:type="spellEnd"/>
+    </w:p>
+    <w:p>
+      <w:pPr>
+        <w:rPr>
+          <w:b/>
+          <w:bCs/>
+        </w:rPr>
+      </w:pPr>
+      <w:r>
+        <w:rPr>
+          <w:b/>
+          <w:bCs/>
+        </w:rPr>
+        <w:t xml:space="preserve">Az azure </w:t>
+      </w:r>
+      <w:proofErr w:type="spellStart"/>
+      <w:r>
+        <w:rPr>
+          <w:b/>
+          <w:bCs/>
+        </w:rPr>
+        <w:t>staorage</w:t>
+      </w:r>
+      <w:proofErr w:type="spellEnd"/>
+      <w:r>
+        <w:rPr>
+          <w:b/>
+          <w:bCs/>
+        </w:rPr>
+        <w:t xml:space="preserve"> backend is used to store terraform state files (</w:t>
+      </w:r>
+      <w:proofErr w:type="spellStart"/>
+      <w:r>
+        <w:rPr>
+          <w:b/>
+          <w:bCs/>
+        </w:rPr>
+        <w:t>Terrform.tfstate</w:t>
+      </w:r>
+      <w:proofErr w:type="spellEnd"/>
+      <w:r>
+        <w:rPr>
+          <w:b/>
+          <w:bCs/>
+        </w:rPr>
+        <w:t xml:space="preserve">) remotely in </w:t>
+      </w:r>
+      <w:proofErr w:type="spellStart"/>
+      <w:r>
+        <w:rPr>
+          <w:b/>
+          <w:bCs/>
+        </w:rPr>
+        <w:t>az</w:t>
+      </w:r>
+      <w:proofErr w:type="spellEnd"/>
+      <w:r>
+        <w:rPr>
+          <w:b/>
+          <w:bCs/>
+        </w:rPr>
+        <w:t xml:space="preserve"> azure storage account instead of keeping its on your local machine </w:t>
+      </w:r>
+    </w:p>
+    <w:p>
+      <w:pPr>
+        <w:rPr>
+          <w:b/>
+          <w:bCs/>
+        </w:rPr>
+      </w:pPr>
+    </w:p>
+    <w:p>
+      <w:pPr>
+        <w:rPr>
+          <w:b/>
+          <w:bCs/>
+        </w:rPr>
+      </w:pPr>
+      <w:r>
+        <w:rPr>
+          <w:b/>
+          <w:bCs/>
+        </w:rPr>
+        <w:t>Developer 1</w:t>
+      </w:r>
+    </w:p>
+    <w:p>
+      <w:pPr>
+        <w:rPr>
+          <w:b/>
+          <w:bCs/>
+        </w:rPr>
+      </w:pPr>
+      <w:r>
+        <w:rPr>
+          <w:b/>
+          <w:bCs/>
+        </w:rPr>
+        <w:t>Developer</w:t>
+      </w:r>
+    </w:p>
+    <w:p>
+      <w:pPr>
+        <w:rPr>
+          <w:b/>
+          <w:bCs/>
+        </w:rPr>
+      </w:pPr>
+      <w:r>
+        <w:rPr>
+          <w:b/>
+          <w:bCs/>
+        </w:rPr>
+        <w:t>DevOps team</w:t>
+      </w:r>
+    </w:p>
+    <w:p>
+      <w:pPr>
+        <w:rPr>
+          <w:b/>
+          <w:bCs/>
+        </w:rPr>
+      </w:pPr>
+      <w:r>
+        <w:rPr>
+          <w:b/>
+          <w:bCs/>
+        </w:rPr>
+        <w:lastRenderedPageBreak/>
+        <w:t>-------</w:t>
+      </w:r>
+      <w:proofErr w:type="gramStart"/>
+      <w:r>
+        <w:rPr>
+          <w:b/>
+          <w:bCs/>
+        </w:rPr>
+        <w:t>Terraform .</w:t>
+      </w:r>
+      <w:proofErr w:type="spellStart"/>
+      <w:r>
+        <w:rPr>
+          <w:b/>
+          <w:bCs/>
+        </w:rPr>
+        <w:t>tfstate</w:t>
+      </w:r>
+      <w:proofErr w:type="spellEnd"/>
+      <w:proofErr w:type="gramEnd"/>
+    </w:p>
+    <w:p>
+      <w:pPr>
+        <w:rPr>
+          <w:b/>
+          <w:bCs/>
+        </w:rPr>
+      </w:pPr>
+    </w:p>
+    <w:p>
+      <w:pPr>
+        <w:rPr>
+          <w:b/>
+          <w:bCs/>
+        </w:rPr>
+      </w:pPr>
+      <w:r>
+        <w:rPr>
+          <w:b/>
+          <w:bCs/>
+        </w:rPr>
+        <w:t>Benefits:</w:t>
+      </w:r>
+    </w:p>
+    <w:p>
+      <w:pPr>
+        <w:pStyle w:val="ListParagraph"/>
+        <w:numPr>
+          <w:ilvl w:val="0"/>
+          <w:numId w:val="29"/>
+        </w:numPr>
+      </w:pPr>
+      <w:r>
+        <w:t>Centralized terraform state</w:t>
+      </w:r>
+    </w:p>
+    <w:p>
+      <w:pPr>
+        <w:pStyle w:val="ListParagraph"/>
+        <w:numPr>
+          <w:ilvl w:val="0"/>
+          <w:numId w:val="29"/>
+        </w:numPr>
+      </w:pPr>
+      <w:r>
+        <w:t>Team members can use the same state</w:t>
+      </w:r>
+    </w:p>
+    <w:p>
+      <w:pPr>
+        <w:pStyle w:val="ListParagraph"/>
+        <w:numPr>
+          <w:ilvl w:val="0"/>
+          <w:numId w:val="29"/>
+        </w:numPr>
+      </w:pPr>
+      <w:r>
+        <w:t>State locking helps prevent concurrent changes</w:t>
+      </w:r>
+    </w:p>
+    <w:p>
+      <w:pPr>
+        <w:pStyle w:val="ListParagraph"/>
+        <w:numPr>
+          <w:ilvl w:val="0"/>
+          <w:numId w:val="29"/>
+        </w:numPr>
+      </w:pPr>
+      <w:r>
+        <w:t>Better for ci.cd pipeline</w:t>
+      </w:r>
+    </w:p>
+    <w:p>
+      <w:pPr>
+        <w:pStyle w:val="ListParagraph"/>
+        <w:numPr>
+          <w:ilvl w:val="0"/>
+          <w:numId w:val="29"/>
+        </w:numPr>
+      </w:pPr>
+      <w:r>
+        <w:t xml:space="preserve">State is stored separately from terraform code </w:t>
+      </w:r>
+    </w:p>
+    <w:p>
+      <w:pPr>
+        <w:ind w:left="360"/>
+        <w:rPr>
+          <w:b/>
+          <w:bCs/>
+        </w:rPr>
+      </w:pPr>
+    </w:p>
+    <w:p>
+      <w:pPr>
+        <w:rPr>
+          <w:b/>
+          <w:bCs/>
+        </w:rPr>
+      </w:pPr>
+    </w:p>
+    <w:p>
+      <w:pPr>
+        <w:rPr>
+          <w:b/>
+          <w:bCs/>
+        </w:rPr>
+      </w:pPr>
+    </w:p>
+    <w:p>
+      <w:pPr>
+        <w:rPr>
+          <w:b/>
+          <w:bCs/>
+        </w:rPr>
+      </w:pPr>
+      <w:r>
+        <w:rPr>
+          <w:b/>
+          <w:bCs/>
+        </w:rPr>
+        <w:t>Terraform state best practice:</w:t>
+      </w:r>
+    </w:p>
+    <w:p>
+      <w:pPr>
+        <w:pStyle w:val="ListParagraph"/>
+        <w:numPr>
+          <w:ilvl w:val="0"/>
+          <w:numId w:val="30"/>
+        </w:numPr>
+      </w:pPr>
+      <w:r>
+        <w:t>Don’t normally commit</w:t>
+      </w:r>
+    </w:p>
+    <w:p>
+      <w:pPr>
+        <w:pStyle w:val="ListParagraph"/>
+        <w:numPr>
+          <w:ilvl w:val="0"/>
+          <w:numId w:val="30"/>
+        </w:numPr>
+      </w:pPr>
+      <w:proofErr w:type="spellStart"/>
+      <w:r>
+        <w:t>Terraform.tfstate</w:t>
+      </w:r>
+      <w:proofErr w:type="spellEnd"/>
+    </w:p>
+    <w:p>
+      <w:pPr>
+        <w:pStyle w:val="ListParagraph"/>
+        <w:numPr>
+          <w:ilvl w:val="0"/>
+          <w:numId w:val="30"/>
+        </w:numPr>
+      </w:pPr>
+      <w:proofErr w:type="spellStart"/>
+      <w:proofErr w:type="gramStart"/>
+      <w:r>
+        <w:t>Terraform.tfsate.backup</w:t>
+      </w:r>
+      <w:proofErr w:type="spellEnd"/>
+      <w:proofErr w:type="gramEnd"/>
+    </w:p>
+    <w:p>
+      <w:pPr>
+        <w:pStyle w:val="ListParagraph"/>
+        <w:numPr>
+          <w:ilvl w:val="0"/>
+          <w:numId w:val="30"/>
+        </w:numPr>
+      </w:pPr>
+      <w:proofErr w:type="gramStart"/>
+      <w:r>
+        <w:t>.</w:t>
+      </w:r>
+      <w:proofErr w:type="spellStart"/>
+      <w:r>
+        <w:t>gitognore</w:t>
+      </w:r>
+      <w:proofErr w:type="spellEnd"/>
+      <w:proofErr w:type="gramEnd"/>
+      <w:r>
+        <w:t xml:space="preserve"> </w:t>
+      </w:r>
+    </w:p>
+    <w:p/>
+    <w:p>
+      <w:r>
+        <w:t>===============================================</w:t>
+      </w:r>
+    </w:p>
+    <w:p>
+      <w:pPr>
+        <w:rPr>
+          <w:b/>
+          <w:bCs/>
+        </w:rPr>
+      </w:pPr>
+      <w:r>
+        <w:rPr>
+          <w:b/>
+          <w:bCs/>
+        </w:rPr>
+        <w:t>10-08-2026:</w:t>
+      </w:r>
+    </w:p>
+    <w:p>
+      <w:pPr>
+        <w:rPr>
+          <w:b/>
+          <w:bCs/>
+        </w:rPr>
+      </w:pPr>
+    </w:p>
+    <w:p>
+      <w:pPr>
+        <w:rPr>
+          <w:b/>
+          <w:bCs/>
+        </w:rPr>
+      </w:pPr>
+      <w:r>
+        <w:rPr>
+          <w:b/>
+          <w:bCs/>
+        </w:rPr>
+        <w:t>Locals:</w:t>
+      </w:r>
+    </w:p>
+    <w:p>
+      <w:pPr>
+        <w:rPr>
+          <w:b/>
+          <w:bCs/>
+        </w:rPr>
+      </w:pPr>
+    </w:p>
+    <w:p>
+      <w:pPr>
+        <w:rPr>
+          <w:b/>
+          <w:bCs/>
+        </w:rPr>
+      </w:pPr>
+      <w:r>
+        <w:rPr>
+          <w:b/>
+          <w:bCs/>
+        </w:rPr>
+        <w:t xml:space="preserve">In terraform, locals are used to defined values once and reuse them in multiple places in </w:t>
+      </w:r>
+      <w:proofErr w:type="gramStart"/>
+      <w:r>
+        <w:rPr>
+          <w:b/>
+          <w:bCs/>
+        </w:rPr>
+        <w:t>your</w:t>
+      </w:r>
+      <w:proofErr w:type="gramEnd"/>
+      <w:r>
+        <w:rPr>
+          <w:b/>
+          <w:bCs/>
+        </w:rPr>
+        <w:t xml:space="preserve"> terraform configuration </w:t>
+      </w:r>
+    </w:p>
+    <w:p>
+      <w:pPr>
+        <w:rPr>
+          <w:b/>
+          <w:bCs/>
+        </w:rPr>
+      </w:pPr>
+    </w:p>
+    <w:p>
+      <w:pPr>
+        <w:rPr>
+          <w:b/>
+          <w:bCs/>
+        </w:rPr>
+      </w:pPr>
+    </w:p>
+    <w:p>
+      <w:pPr>
+        <w:rPr>
+          <w:b/>
+          <w:bCs/>
+        </w:rPr>
+      </w:pPr>
+      <w:proofErr w:type="gramStart"/>
+      <w:r>
+        <w:rPr>
+          <w:b/>
+          <w:bCs/>
+        </w:rPr>
+        <w:t>locals{</w:t>
+      </w:r>
+      <w:proofErr w:type="gramEnd"/>
+    </w:p>
+    <w:p>
+      <w:pPr>
+        <w:rPr>
+          <w:b/>
+          <w:bCs/>
+        </w:rPr>
+      </w:pPr>
+      <w:r>
+        <w:rPr>
+          <w:b/>
+          <w:bCs/>
+        </w:rPr>
+        <w:t>Project = shopping”</w:t>
+      </w:r>
+    </w:p>
+    <w:p>
+      <w:pPr>
+        <w:rPr>
+          <w:b/>
+          <w:bCs/>
+        </w:rPr>
+      </w:pPr>
+      <w:r>
+        <w:rPr>
+          <w:b/>
+          <w:bCs/>
+        </w:rPr>
+        <w:lastRenderedPageBreak/>
+        <w:t>Environment</w:t>
+      </w:r>
+      <w:proofErr w:type="gramStart"/>
+      <w:r>
+        <w:rPr>
+          <w:b/>
+          <w:bCs/>
+        </w:rPr>
+        <w:t>=”dev</w:t>
+      </w:r>
+      <w:proofErr w:type="gramEnd"/>
+      <w:r>
+        <w:rPr>
+          <w:b/>
+          <w:bCs/>
+        </w:rPr>
+        <w:t>”</w:t>
+      </w:r>
+    </w:p>
+    <w:p>
+      <w:pPr>
+        <w:rPr>
+          <w:b/>
+          <w:bCs/>
+        </w:rPr>
+      </w:pPr>
+      <w:r>
+        <w:rPr>
+          <w:b/>
+          <w:bCs/>
+        </w:rPr>
+        <w:t xml:space="preserve">Location </w:t>
+      </w:r>
+      <w:proofErr w:type="gramStart"/>
+      <w:r>
+        <w:rPr>
+          <w:b/>
+          <w:bCs/>
+        </w:rPr>
+        <w:t>=”east</w:t>
+      </w:r>
+      <w:proofErr w:type="gramEnd"/>
+      <w:r>
+        <w:rPr>
+          <w:b/>
+          <w:bCs/>
+        </w:rPr>
+        <w:t xml:space="preserve"> us”</w:t>
+      </w:r>
+    </w:p>
+    <w:p>
+      <w:pPr>
+        <w:rPr>
+          <w:b/>
+          <w:bCs/>
+        </w:rPr>
+      </w:pPr>
+      <w:r>
+        <w:rPr>
+          <w:b/>
+          <w:bCs/>
+        </w:rPr>
+        <w:t>}</w:t>
+      </w:r>
+    </w:p>
+    <w:p>
+      <w:pPr>
+        <w:rPr>
+          <w:b/>
+          <w:bCs/>
+        </w:rPr>
+      </w:pPr>
+    </w:p>
+    <w:p>
+      <w:pPr>
+        <w:rPr>
+          <w:b/>
+          <w:bCs/>
+        </w:rPr>
+      </w:pPr>
+      <w:proofErr w:type="spellStart"/>
+      <w:r>
+        <w:rPr>
+          <w:b/>
+          <w:bCs/>
+        </w:rPr>
+        <w:t>Local.project</w:t>
+      </w:r>
+      <w:proofErr w:type="spellEnd"/>
+    </w:p>
+    <w:p>
+      <w:pPr>
+        <w:rPr>
+          <w:b/>
+          <w:bCs/>
+        </w:rPr>
+      </w:pPr>
+      <w:proofErr w:type="spellStart"/>
+      <w:r>
+        <w:rPr>
+          <w:b/>
+          <w:bCs/>
+        </w:rPr>
+        <w:t>Local.envirnoment</w:t>
+      </w:r>
+      <w:proofErr w:type="spellEnd"/>
+    </w:p>
+    <w:p>
+      <w:pPr>
+        <w:rPr>
+          <w:b/>
+          <w:bCs/>
+        </w:rPr>
+      </w:pPr>
+      <w:proofErr w:type="spellStart"/>
+      <w:r>
+        <w:rPr>
+          <w:b/>
+          <w:bCs/>
+        </w:rPr>
+        <w:t>Local.location</w:t>
+      </w:r>
+      <w:proofErr w:type="spellEnd"/>
+    </w:p>
+    <w:p>
+      <w:pPr>
+        <w:rPr>
+          <w:b/>
+          <w:bCs/>
+        </w:rPr>
+      </w:pPr>
+      <w:r>
+        <w:rPr>
+          <w:b/>
+          <w:bCs/>
+        </w:rPr>
+        <w:t>It will use multiple places</w:t>
+      </w:r>
+    </w:p>
+    <w:p>
+      <w:pPr>
+        <w:pStyle w:val="ListParagraph"/>
+        <w:numPr>
+          <w:ilvl w:val="0"/>
+          <w:numId w:val="31"/>
+        </w:numPr>
+        <w:rPr>
+          <w:b/>
+          <w:bCs/>
+        </w:rPr>
+      </w:pPr>
+      <w:r>
+        <w:rPr>
+          <w:b/>
+          <w:bCs/>
+        </w:rPr>
+        <w:t>Locals-</w:t>
+      </w:r>
+      <w:r>
+        <w:rPr>
+          <w:b/>
+          <w:bCs/>
+        </w:rPr>
+        <w:t>RG</w:t>
+      </w:r>
+    </w:p>
+    <w:p>
+      <w:pPr>
+        <w:pStyle w:val="ListParagraph"/>
+        <w:numPr>
+          <w:ilvl w:val="0"/>
+          <w:numId w:val="31"/>
+        </w:numPr>
+        <w:rPr>
+          <w:b/>
+          <w:bCs/>
+        </w:rPr>
+      </w:pPr>
+      <w:r>
+        <w:rPr>
+          <w:b/>
+          <w:bCs/>
+        </w:rPr>
+        <w:t>Locals-</w:t>
+      </w:r>
+      <w:proofErr w:type="spellStart"/>
+      <w:r>
+        <w:rPr>
+          <w:b/>
+          <w:bCs/>
+        </w:rPr>
+        <w:t>Vm</w:t>
+      </w:r>
+      <w:proofErr w:type="spellEnd"/>
+    </w:p>
+    <w:p>
+      <w:pPr>
+        <w:pStyle w:val="ListParagraph"/>
+        <w:numPr>
+          <w:ilvl w:val="0"/>
+          <w:numId w:val="31"/>
+        </w:numPr>
+        <w:rPr>
+          <w:b/>
+          <w:bCs/>
+        </w:rPr>
+      </w:pPr>
+      <w:r>
+        <w:rPr>
+          <w:b/>
+          <w:bCs/>
+        </w:rPr>
+        <w:t>Locals-</w:t>
+      </w:r>
+      <w:proofErr w:type="spellStart"/>
+      <w:r>
+        <w:rPr>
+          <w:b/>
+          <w:bCs/>
+        </w:rPr>
+        <w:t>Vnet</w:t>
+      </w:r>
+      <w:proofErr w:type="spellEnd"/>
+    </w:p>
+    <w:p>
+      <w:pPr>
+        <w:pStyle w:val="ListParagraph"/>
+        <w:numPr>
+          <w:ilvl w:val="0"/>
+          <w:numId w:val="31"/>
+        </w:numPr>
+        <w:rPr>
+          <w:b/>
+          <w:bCs/>
+        </w:rPr>
+      </w:pPr>
+      <w:r>
+        <w:rPr>
+          <w:b/>
+          <w:bCs/>
+        </w:rPr>
+        <w:t>Locals-</w:t>
+      </w:r>
+      <w:r>
+        <w:rPr>
+          <w:b/>
+          <w:bCs/>
+        </w:rPr>
+        <w:t>Subnet</w:t>
+      </w:r>
+    </w:p>
+    <w:p>
+      <w:pPr>
+        <w:pStyle w:val="ListParagraph"/>
+        <w:numPr>
+          <w:ilvl w:val="0"/>
+          <w:numId w:val="31"/>
+        </w:numPr>
+        <w:rPr>
+          <w:b/>
+          <w:bCs/>
+        </w:rPr>
+      </w:pPr>
+      <w:r>
+        <w:rPr>
+          <w:b/>
+          <w:bCs/>
+        </w:rPr>
+        <w:t xml:space="preserve">Locals- </w:t>
+      </w:r>
+      <w:r>
+        <w:rPr>
+          <w:b/>
+          <w:bCs/>
+        </w:rPr>
+        <w:t>Ip address</w:t>
+      </w:r>
+    </w:p>
+    <w:p>
+      <w:pPr>
+        <w:pBdr>
+          <w:bottom w:val="double" w:sz="6" w:space="1" w:color="auto"/>
+        </w:pBdr>
+        <w:rPr>
+          <w:b/>
+          <w:bCs/>
+        </w:rPr>
+      </w:pPr>
+    </w:p>
+    <w:p>
+      <w:pPr>
+        <w:rPr>
+          <w:b/>
+          <w:bCs/>
+        </w:rPr>
+      </w:pPr>
+    </w:p>
+    <w:p>
+      <w:pPr>
+        <w:rPr>
+          <w:b/>
+          <w:bCs/>
+        </w:rPr>
+      </w:pPr>
+      <w:r>
+        <w:rPr>
+          <w:b/>
+          <w:bCs/>
+        </w:rPr>
+        <w:t xml:space="preserve">Provisioning </w:t>
+      </w:r>
+      <w:proofErr w:type="spellStart"/>
+      <w:r>
+        <w:rPr>
+          <w:b/>
+          <w:bCs/>
+        </w:rPr>
+        <w:t>Vms</w:t>
+      </w:r>
+      <w:proofErr w:type="spellEnd"/>
+      <w:r>
+        <w:rPr>
+          <w:b/>
+          <w:bCs/>
+        </w:rPr>
+        <w:t xml:space="preserve"> from </w:t>
+      </w:r>
+      <w:proofErr w:type="gramStart"/>
+      <w:r>
+        <w:rPr>
+          <w:b/>
+          <w:bCs/>
+        </w:rPr>
+        <w:t>terraform :</w:t>
+      </w:r>
+      <w:proofErr w:type="gramEnd"/>
+    </w:p>
+    <w:p>
+      <w:pPr>
+        <w:rPr>
+          <w:b/>
+          <w:bCs/>
+        </w:rPr>
+      </w:pPr>
+      <w:r>
+        <w:rPr>
+          <w:noProof/>
+        </w:rPr>
+        <w:lastRenderedPageBreak/>
+        <w:drawing>
+          <wp:inline distT="0" distB="0" distL="0" distR="0" wp14:anchorId="4AA78052" wp14:editId="5936CBF3">
+            <wp:extent cx="5943600" cy="3775075"/>
+            <wp:effectExtent l="0" t="0" r="0" b="0"/>
+            <wp:docPr id="807888514" name="Picture 1"/>
+            <wp:cNvGraphicFramePr>
+              <a:graphicFrameLocks xmlns:a="http://schemas.openxmlformats.org/drawingml/2006/main" noChangeAspect="1"/>
+            </wp:cNvGraphicFramePr>
+            <a:graphic xmlns:a="http://schemas.openxmlformats.org/drawingml/2006/main">
+              <a:graphicData uri="http://schemas.openxmlformats.org/drawingml/2006/picture">
+                <pic:pic xmlns:pic="http://schemas.openxmlformats.org/drawingml/2006/picture">
+                  <pic:nvPicPr>
+                    <pic:cNvPr id="807888514" name=""/>
+                    <pic:cNvPicPr/>
+                  </pic:nvPicPr>
+                  <pic:blipFill>
+                    <a:blip r:embed="rId7"/>
+                    <a:stretch>
+                      <a:fillRect/>
+                    </a:stretch>
+                  </pic:blipFill>
+                  <pic:spPr>
+                    <a:xfrm>
+                      <a:off x="0" y="0"/>
+                      <a:ext cx="5943600" cy="3775075"/>
+                    </a:xfrm>
+                    <a:prstGeom prst="rect">
+                      <a:avLst/>
+                    </a:prstGeom>
+                  </pic:spPr>
+                </pic:pic>
+              </a:graphicData>
+            </a:graphic>
+          </wp:inline>
+        </w:drawing>
+      </w:r>
+    </w:p>
+    <w:p>
+      <w:pPr>
+        <w:rPr>
+          <w:b/>
+          <w:bCs/>
+        </w:rPr>
+      </w:pPr>
+    </w:p>
+    <w:p>
+      <w:pPr>
+        <w:rPr>
+          <w:b/>
+          <w:bCs/>
+        </w:rPr>
+      </w:pPr>
+    </w:p>
+    <w:p>
+      <w:pPr>
+        <w:pStyle w:val="ListParagraph"/>
+        <w:numPr>
+          <w:ilvl w:val="0"/>
+          <w:numId w:val="32"/>
+        </w:numPr>
+        <w:rPr>
+          <w:b/>
+          <w:bCs/>
+        </w:rPr>
+      </w:pPr>
+      <w:r>
+        <w:rPr>
+          <w:b/>
+          <w:bCs/>
+        </w:rPr>
+        <w:t>Demo-</w:t>
+      </w:r>
+      <w:proofErr w:type="spellStart"/>
+      <w:r>
+        <w:rPr>
+          <w:b/>
+          <w:bCs/>
+        </w:rPr>
+        <w:t>rg</w:t>
+      </w:r>
+      <w:proofErr w:type="spellEnd"/>
+    </w:p>
+    <w:p>
+      <w:pPr>
+        <w:pStyle w:val="ListParagraph"/>
+        <w:numPr>
+          <w:ilvl w:val="0"/>
+          <w:numId w:val="32"/>
+        </w:numPr>
+        <w:rPr>
+          <w:b/>
+          <w:bCs/>
+        </w:rPr>
+      </w:pPr>
+      <w:r>
+        <w:rPr>
+          <w:b/>
+          <w:bCs/>
+        </w:rPr>
+        <w:t>Demo-</w:t>
+      </w:r>
+      <w:proofErr w:type="spellStart"/>
+      <w:r>
+        <w:rPr>
+          <w:b/>
+          <w:bCs/>
+        </w:rPr>
+        <w:t>Vnet</w:t>
+      </w:r>
+      <w:proofErr w:type="spellEnd"/>
+    </w:p>
+    <w:p>
+      <w:pPr>
+        <w:pStyle w:val="ListParagraph"/>
+        <w:numPr>
+          <w:ilvl w:val="0"/>
+          <w:numId w:val="32"/>
+        </w:numPr>
+        <w:rPr>
+          <w:b/>
+          <w:bCs/>
+        </w:rPr>
+      </w:pPr>
+      <w:r>
+        <w:rPr>
+          <w:b/>
+          <w:bCs/>
+        </w:rPr>
+        <w:t>Demo-subnet</w:t>
+      </w:r>
+    </w:p>
+    <w:p>
+      <w:pPr>
+        <w:pStyle w:val="ListParagraph"/>
+        <w:numPr>
+          <w:ilvl w:val="0"/>
+          <w:numId w:val="32"/>
+        </w:numPr>
+        <w:rPr>
+          <w:b/>
+          <w:bCs/>
+        </w:rPr>
+      </w:pPr>
+      <w:r>
+        <w:rPr>
+          <w:b/>
+          <w:bCs/>
+        </w:rPr>
+        <w:t>Demo-</w:t>
+      </w:r>
+      <w:proofErr w:type="spellStart"/>
+      <w:r>
+        <w:rPr>
+          <w:b/>
+          <w:bCs/>
+        </w:rPr>
+        <w:t>nsg</w:t>
+      </w:r>
+      <w:proofErr w:type="spellEnd"/>
+    </w:p>
+    <w:p>
+      <w:pPr>
+        <w:pStyle w:val="ListParagraph"/>
+        <w:numPr>
+          <w:ilvl w:val="0"/>
+          <w:numId w:val="32"/>
+        </w:numPr>
+        <w:rPr>
+          <w:b/>
+          <w:bCs/>
+        </w:rPr>
+      </w:pPr>
+      <w:r>
+        <w:rPr>
+          <w:b/>
+          <w:bCs/>
+        </w:rPr>
+        <w:t>Demo-</w:t>
+      </w:r>
+      <w:proofErr w:type="spellStart"/>
+      <w:r>
+        <w:rPr>
+          <w:b/>
+          <w:bCs/>
+        </w:rPr>
+        <w:t>nsg</w:t>
+      </w:r>
+      <w:proofErr w:type="spellEnd"/>
+      <w:r>
+        <w:rPr>
+          <w:b/>
+          <w:bCs/>
+        </w:rPr>
+        <w:t>-rules</w:t>
+      </w:r>
+    </w:p>
+    <w:p>
+      <w:pPr>
+        <w:pStyle w:val="ListParagraph"/>
+        <w:numPr>
+          <w:ilvl w:val="0"/>
+          <w:numId w:val="32"/>
+        </w:numPr>
+        <w:rPr>
+          <w:b/>
+          <w:bCs/>
+        </w:rPr>
+      </w:pPr>
+      <w:r>
+        <w:rPr>
+          <w:b/>
+          <w:bCs/>
+        </w:rPr>
+        <w:t>Demo-</w:t>
+      </w:r>
+      <w:proofErr w:type="spellStart"/>
+      <w:r>
+        <w:rPr>
+          <w:b/>
+          <w:bCs/>
+        </w:rPr>
+        <w:t>ip</w:t>
+      </w:r>
+      <w:proofErr w:type="spellEnd"/>
+    </w:p>
+    <w:p>
+      <w:pPr>
+        <w:pStyle w:val="ListParagraph"/>
+        <w:numPr>
+          <w:ilvl w:val="0"/>
+          <w:numId w:val="32"/>
+        </w:numPr>
+        <w:rPr>
+          <w:b/>
+          <w:bCs/>
+        </w:rPr>
+      </w:pPr>
+      <w:r>
+        <w:rPr>
+          <w:b/>
+          <w:bCs/>
+        </w:rPr>
+        <w:t>Demo-</w:t>
+      </w:r>
+      <w:proofErr w:type="spellStart"/>
+      <w:r>
+        <w:rPr>
+          <w:b/>
+          <w:bCs/>
+        </w:rPr>
+        <w:t>vm</w:t>
+      </w:r>
+      <w:proofErr w:type="spellEnd"/>
+    </w:p>
+    <w:p>
+      <w:pPr>
+        <w:rPr>
+          <w:b/>
+          <w:bCs/>
+        </w:rPr>
+      </w:pPr>
+    </w:p>
+    <w:p>
+      <w:pPr>
+        <w:rPr>
+          <w:b/>
+          <w:bCs/>
+        </w:rPr>
+      </w:pPr>
+      <w:r>
+        <w:rPr>
+          <w:b/>
+          <w:bCs/>
+        </w:rPr>
+        <w:t xml:space="preserve">Normal terraform deployment with </w:t>
+      </w:r>
+      <w:proofErr w:type="spellStart"/>
+      <w:r>
+        <w:rPr>
+          <w:b/>
+          <w:bCs/>
+        </w:rPr>
+        <w:t>github</w:t>
+      </w:r>
+      <w:proofErr w:type="spellEnd"/>
+    </w:p>
+    <w:p>
+      <w:pPr>
+        <w:rPr>
+          <w:b/>
+          <w:bCs/>
+        </w:rPr>
+      </w:pPr>
+      <w:r>
+        <w:rPr>
+          <w:b/>
+          <w:bCs/>
+        </w:rPr>
+        <w:t xml:space="preserve">Terraform with </w:t>
+      </w:r>
+      <w:proofErr w:type="spellStart"/>
+      <w:r>
+        <w:rPr>
+          <w:b/>
+          <w:bCs/>
+        </w:rPr>
+        <w:t>github</w:t>
+      </w:r>
+      <w:proofErr w:type="spellEnd"/>
+      <w:r>
+        <w:rPr>
+          <w:b/>
+          <w:bCs/>
+        </w:rPr>
+        <w:t xml:space="preserve">—version history </w:t>
+      </w:r>
+    </w:p>
+    <w:p>
+      <w:pPr>
+        <w:rPr>
+          <w:b/>
+          <w:bCs/>
+        </w:rPr>
+      </w:pPr>
+      <w:r>
+        <w:rPr>
+          <w:b/>
+          <w:bCs/>
+        </w:rPr>
+        <w:t xml:space="preserve">Terraform with Azure DevOps pipeline –automation </w:t>
+      </w:r>
+    </w:p>
+    <w:p>
+      <w:pPr>
+        <w:rPr>
+          <w:b/>
+          <w:bCs/>
+        </w:rPr>
+      </w:pPr>
+    </w:p>
+    <w:p>
+      <w:pPr>
+        <w:rPr>
+          <w:b/>
+          <w:bCs/>
+        </w:rPr>
+      </w:pPr>
+    </w:p>
+    <w:p>
+      <w:pPr>
+        <w:rPr>
+          <w:b/>
+          <w:bCs/>
+        </w:rPr>
+      </w:pPr>
+    </w:p>
+    <w:p>
+      <w:pPr>
+        <w:rPr>
+          <w:b/>
+          <w:bCs/>
+        </w:rPr>
+      </w:pPr>
+    </w:p>
+    <w:p>
+      <w:pPr>
+        <w:rPr>
+          <w:b/>
+          <w:bCs/>
+        </w:rPr>
+      </w:pPr>
+    </w:p>
+    <w:p>
+      <w:pPr>
+        <w:rPr>
+          <w:b/>
+          <w:bCs/>
+        </w:rPr>
+      </w:pPr>
+    </w:p>
+    <w:p>
+      <w:pPr>
+        <w:pStyle w:val="ListParagraph"/>
+        <w:numPr>
+          <w:ilvl w:val="0"/>
+          <w:numId w:val="33"/>
+        </w:numPr>
+        <w:rPr>
+          <w:b/>
+          <w:bCs/>
+        </w:rPr>
+      </w:pPr>
+      <w:r>
+        <w:rPr>
+          <w:b/>
+          <w:bCs/>
+        </w:rPr>
+        <w:t>VM creation</w:t>
+      </w:r>
+    </w:p>
+    <w:p>
+      <w:pPr>
+        <w:pStyle w:val="ListParagraph"/>
+        <w:numPr>
+          <w:ilvl w:val="0"/>
+          <w:numId w:val="33"/>
+        </w:numPr>
+        <w:rPr>
+          <w:b/>
+          <w:bCs/>
+        </w:rPr>
+      </w:pPr>
+      <w:r>
+        <w:rPr>
+          <w:b/>
+          <w:bCs/>
+        </w:rPr>
+        <w:t>Data source</w:t>
+      </w:r>
+    </w:p>
+    <w:p>
+      <w:pPr>
+        <w:pStyle w:val="ListParagraph"/>
+        <w:numPr>
+          <w:ilvl w:val="0"/>
+          <w:numId w:val="33"/>
+        </w:numPr>
+        <w:rPr>
+          <w:b/>
+          <w:bCs/>
+        </w:rPr>
+      </w:pPr>
+      <w:r>
+        <w:rPr>
+          <w:b/>
+          <w:bCs/>
+        </w:rPr>
+        <w:t>Module</w:t>
+      </w:r>
+    </w:p>
+    <w:p>
+      <w:pPr>
+        <w:pStyle w:val="ListParagraph"/>
+        <w:numPr>
+          <w:ilvl w:val="0"/>
+          <w:numId w:val="33"/>
+        </w:numPr>
+        <w:rPr>
+          <w:b/>
+          <w:bCs/>
+        </w:rPr>
+      </w:pPr>
+      <w:r>
+        <w:rPr>
+          <w:b/>
+          <w:bCs/>
+        </w:rPr>
+        <w:t>Meta-argument</w:t>
+      </w:r>
+    </w:p>
+    <w:p>
+      <w:pPr>
+        <w:pStyle w:val="ListParagraph"/>
+        <w:numPr>
+          <w:ilvl w:val="0"/>
+          <w:numId w:val="33"/>
+        </w:numPr>
+        <w:rPr>
+          <w:b/>
+          <w:bCs/>
+        </w:rPr>
+      </w:pPr>
+      <w:r>
+        <w:rPr>
+          <w:b/>
+          <w:bCs/>
+        </w:rPr>
+        <w:t>Workspace</w:t>
+      </w:r>
+    </w:p>
+    <w:p>
+      <w:pPr>
+        <w:pStyle w:val="ListParagraph"/>
+        <w:numPr>
+          <w:ilvl w:val="0"/>
+          <w:numId w:val="33"/>
+        </w:numPr>
+        <w:rPr>
+          <w:b/>
+          <w:bCs/>
+        </w:rPr>
+      </w:pPr>
+      <w:r>
+        <w:rPr>
+          <w:b/>
+          <w:bCs/>
+        </w:rPr>
+        <w:t>Provisioners</w:t>
+      </w:r>
+    </w:p>
+    <w:p>
+      <w:pPr>
+        <w:pStyle w:val="ListParagraph"/>
+        <w:rPr>
+          <w:b/>
+          <w:bCs/>
+        </w:rPr>
+      </w:pPr>
+    </w:p>
+    <w:p>
+      <w:pPr>
+        <w:rPr>
+          <w:b/>
+          <w:bCs/>
+        </w:rPr>
+      </w:pPr>
+    </w:p>
+    <w:p>
+      <w:pPr>
+        <w:rPr>
+          <w:b/>
+          <w:bCs/>
+        </w:rPr>
+      </w:pPr>
+    </w:p>
+    <w:p>
+      <w:pPr>
+        <w:rPr>
+          <w:b/>
+          <w:bCs/>
+        </w:rPr>
+      </w:pPr>
+      <w:r>
+        <w:rPr>
+          <w:b/>
+          <w:bCs/>
+        </w:rPr>
+        <w:t>10/12/2026:</w:t>
+      </w:r>
+    </w:p>
+    <w:p>
+      <w:pPr>
+        <w:rPr>
+          <w:b/>
+          <w:bCs/>
+        </w:rPr>
+      </w:pPr>
+    </w:p>
+    <w:p>
+      <w:pPr>
+        <w:rPr>
+          <w:b/>
+          <w:bCs/>
+        </w:rPr>
+      </w:pPr>
+      <w:proofErr w:type="gramStart"/>
+      <w:r>
+        <w:rPr>
+          <w:b/>
+          <w:bCs/>
+        </w:rPr>
+        <w:t>VMs  creation</w:t>
+      </w:r>
+      <w:proofErr w:type="gramEnd"/>
+      <w:r>
+        <w:rPr>
+          <w:b/>
+          <w:bCs/>
+        </w:rPr>
+        <w:t xml:space="preserve"> </w:t>
+      </w:r>
+      <w:proofErr w:type="gramStart"/>
+      <w:r>
+        <w:rPr>
+          <w:b/>
+          <w:bCs/>
+        </w:rPr>
+        <w:t>continue</w:t>
+      </w:r>
+      <w:proofErr w:type="gramEnd"/>
+      <w:r>
+        <w:rPr>
+          <w:b/>
+          <w:bCs/>
+        </w:rPr>
+        <w:t xml:space="preserve"> </w:t>
+      </w:r>
+    </w:p>
+    <w:p>
+      <w:pPr>
+        <w:rPr>
+          <w:b/>
+          <w:bCs/>
+        </w:rPr>
+      </w:pPr>
+    </w:p>
+    <w:p>
+      <w:pPr>
+        <w:rPr>
+          <w:b/>
+          <w:bCs/>
+        </w:rPr>
+      </w:pPr>
+      <w:r>
+        <w:rPr>
+          <w:b/>
+          <w:bCs/>
+        </w:rPr>
+        <w:t>Terraform module:</w:t>
+      </w:r>
+    </w:p>
+    <w:p>
+      <w:r>
+        <w:t xml:space="preserve">A Terraform modules is a reusable collection of the terraform configuration </w:t>
+      </w:r>
+    </w:p>
+    <w:p/>
+    <w:p>
+      <w:r>
+        <w:t>Vm-1</w:t>
+      </w:r>
+      <w:r>
+        <w:sym w:font="Wingdings" w:char="F0E0"/>
+      </w:r>
+      <w:r>
+        <w:t xml:space="preserve"> 50 lines</w:t>
+      </w:r>
+    </w:p>
+    <w:p>
+      <w:r>
+        <w:t xml:space="preserve">Vm2- </w:t>
+      </w:r>
+      <w:r>
+        <w:sym w:font="Wingdings" w:char="F0E0"/>
+      </w:r>
+      <w:r>
+        <w:t>50 lines</w:t>
+      </w:r>
+    </w:p>
+    <w:p/>
+    <w:p>
+      <w:r>
+        <w:t>VM modules</w:t>
+      </w:r>
+    </w:p>
+    <w:p>
+      <w:r>
+        <w:t xml:space="preserve">    ---VM</w:t>
+      </w:r>
+    </w:p>
+    <w:p>
+      <w:pPr>
+        <w:pStyle w:val="ListParagraph"/>
+        <w:numPr>
+          <w:ilvl w:val="0"/>
+          <w:numId w:val="34"/>
+        </w:numPr>
+      </w:pPr>
+      <w:r>
+        <w:t>Storage</w:t>
+      </w:r>
+    </w:p>
+    <w:p>
+      <w:pPr>
+        <w:pStyle w:val="ListParagraph"/>
+        <w:numPr>
+          <w:ilvl w:val="0"/>
+          <w:numId w:val="34"/>
+        </w:numPr>
+      </w:pPr>
+      <w:proofErr w:type="spellStart"/>
+      <w:r>
+        <w:t>Vnet</w:t>
+      </w:r>
+      <w:proofErr w:type="spellEnd"/>
+    </w:p>
+    <w:p>
+      <w:pPr>
+        <w:pStyle w:val="ListParagraph"/>
+        <w:numPr>
+          <w:ilvl w:val="0"/>
+          <w:numId w:val="34"/>
+        </w:numPr>
+      </w:pPr>
+      <w:r>
+        <w:t>Subnet</w:t>
+      </w:r>
+    </w:p>
+    <w:p>
+      <w:pPr>
+        <w:pStyle w:val="ListParagraph"/>
+        <w:numPr>
+          <w:ilvl w:val="0"/>
+          <w:numId w:val="34"/>
+        </w:numPr>
+      </w:pPr>
+      <w:r>
+        <w:t>NSG</w:t>
+      </w:r>
+    </w:p>
+    <w:p>
+      <w:pPr>
+        <w:pStyle w:val="ListParagraph"/>
+        <w:numPr>
+          <w:ilvl w:val="0"/>
+          <w:numId w:val="34"/>
+        </w:numPr>
+      </w:pPr>
+      <w:r>
+        <w:lastRenderedPageBreak/>
+        <w:t>Disk</w:t>
+      </w:r>
+    </w:p>
+    <w:p>
+      <w:pPr>
+        <w:pStyle w:val="ListParagraph"/>
+        <w:ind w:left="580"/>
+      </w:pPr>
+    </w:p>
+    <w:p/>
+    <w:p>
+      <w:r>
+        <w:rPr>
+          <w:noProof/>
+        </w:rPr>
+        <w:drawing>
+          <wp:inline distT="0" distB="0" distL="0" distR="0" wp14:anchorId="5CFA5F08" wp14:editId="0AC9630F">
+            <wp:extent cx="5943600" cy="3483610"/>
+            <wp:effectExtent l="0" t="0" r="0" b="2540"/>
+            <wp:docPr id="2101614328" name="Picture 1"/>
+            <wp:cNvGraphicFramePr>
+              <a:graphicFrameLocks xmlns:a="http://schemas.openxmlformats.org/drawingml/2006/main" noChangeAspect="1"/>
+            </wp:cNvGraphicFramePr>
+            <a:graphic xmlns:a="http://schemas.openxmlformats.org/drawingml/2006/main">
+              <a:graphicData uri="http://schemas.openxmlformats.org/drawingml/2006/picture">
+                <pic:pic xmlns:pic="http://schemas.openxmlformats.org/drawingml/2006/picture">
+                  <pic:nvPicPr>
+                    <pic:cNvPr id="2101614328" name=""/>
+                    <pic:cNvPicPr/>
+                  </pic:nvPicPr>
+                  <pic:blipFill>
+                    <a:blip r:embed="rId8"/>
+                    <a:stretch>
+                      <a:fillRect/>
+                    </a:stretch>
+                  </pic:blipFill>
+                  <pic:spPr>
+                    <a:xfrm>
+                      <a:off x="0" y="0"/>
+                      <a:ext cx="5943600" cy="3483610"/>
+                    </a:xfrm>
+                    <a:prstGeom prst="rect">
+                      <a:avLst/>
+                    </a:prstGeom>
+                  </pic:spPr>
+                </pic:pic>
+              </a:graphicData>
+            </a:graphic>
+          </wp:inline>
+        </w:drawing>
+      </w:r>
+    </w:p>
+    <w:p>
+      <w:pPr>
+        <w:rPr>
+          <w:b/>
+          <w:bCs/>
+        </w:rPr>
+      </w:pPr>
+    </w:p>
+    <w:p>
+      <w:pPr>
+        <w:rPr>
+          <w:b/>
+          <w:bCs/>
+        </w:rPr>
+      </w:pPr>
+    </w:p>
+    <w:p>
+      <w:pPr>
+        <w:rPr>
+          <w:b/>
+          <w:bCs/>
+        </w:rPr>
+      </w:pPr>
+    </w:p>
+    <w:p>
+      <w:pPr>
+        <w:rPr>
+          <w:b/>
+          <w:bCs/>
+        </w:rPr>
+      </w:pPr>
+      <w:r>
+        <w:rPr>
+          <w:b/>
+          <w:bCs/>
+        </w:rPr>
+        <w:t>Root module</w:t>
+      </w:r>
+    </w:p>
+    <w:p>
+      <w:pPr>
+        <w:rPr>
+          <w:b/>
+          <w:bCs/>
+        </w:rPr>
+      </w:pPr>
+      <w:r>
+        <w:rPr>
+          <w:b/>
+          <w:bCs/>
+        </w:rPr>
+        <w:t>Child Module</w:t>
+      </w:r>
+    </w:p>
+    <w:p>
+      <w:pPr>
+        <w:rPr>
+          <w:b/>
+          <w:bCs/>
+        </w:rPr>
+      </w:pPr>
+    </w:p>
+    <w:p>
+      <w:pPr>
+        <w:rPr>
+          <w:b/>
+          <w:bCs/>
+        </w:rPr>
+      </w:pPr>
+    </w:p>
+    <w:p>
+      <w:pPr>
+        <w:rPr>
+          <w:b/>
+          <w:bCs/>
+        </w:rPr>
+      </w:pPr>
+      <w:r>
+        <w:rPr>
+          <w:b/>
+          <w:bCs/>
+        </w:rPr>
+        <w:t>Dev</w:t>
+      </w:r>
+    </w:p>
+    <w:p>
+      <w:pPr>
+        <w:rPr>
+          <w:b/>
+          <w:bCs/>
+        </w:rPr>
+      </w:pPr>
+      <w:r>
+        <w:rPr>
+          <w:b/>
+          <w:bCs/>
+        </w:rPr>
+        <w:t>QA</w:t>
+      </w:r>
+    </w:p>
+    <w:p>
+      <w:pPr>
+        <w:rPr>
+          <w:b/>
+          <w:bCs/>
+        </w:rPr>
+      </w:pPr>
+      <w:r>
+        <w:rPr>
+          <w:b/>
+          <w:bCs/>
+        </w:rPr>
+        <w:t>Prod</w:t>
+      </w:r>
+    </w:p>
     <w:p>
       <w:pPr>
         <w:rPr>
@@ -3719,6 +6237,92 @@
 <file path=word/numbering.xml><?xml version="1.0" encoding="utf-8"?>
 <w:numbering xmlns:wpc="http://schemas.microsoft.com/office/word/2010/wordprocessingCanvas" xmlns:cx="http://schemas.microsoft.com/office/drawing/2014/chartex" xmlns:cx1="http://schemas.microsoft.com/office/drawing/2015/9/8/chartex" xmlns:cx2="http://schemas.microsoft.com/office/drawing/2015/10/21/chartex" xmlns:cx3="http://schemas.microsoft.com/office/drawing/2016/5/9/chartex" xmlns:cx4="http://schemas.microsoft.com/office/drawing/2016/5/10/chartex" xmlns:cx5="http://schemas.microsoft.com/office/drawing/2016/5/11/chartex" xmlns:cx6="http://schemas.microsoft.com/office/drawing/2016/5/12/chartex" xmlns:cx7="http://schemas.microsoft.com/office/drawing/2016/5/13/chartex" xmlns:cx8="http://schemas.microsoft.com/office/drawing/2016/5/14/chartex" xmlns:mc="http://schemas.openxmlformats.org/markup-compatibility/2006" xmlns:aink="http://schemas.microsoft.com/office/drawing/2016/ink" xmlns:am3d="http://schemas.microsoft.com/office/drawing/2017/model3d" xmlns:o="urn:schemas-microsoft-com:office:office" xmlns:oel="http://schemas.microsoft.com/office/2019/extlst" xmlns:r="http://schemas.openxmlformats.org/officeDocument/2006/relationships" xmlns:m="http://schemas.openxmlformats.org/officeDocument/2006/math" xmlns:v="urn:schemas-microsoft-com:vml" xmlns:wp14="http://schemas.microsoft.com/office/word/2010/wordprocessingDrawing" xmlns:wp="http://schemas.openxmlformats.org/drawingml/2006/wordprocessingDrawing" xmlns:w10="urn:schemas-microsoft-com:office:word" xmlns:w="http://schemas.openxmlformats.org/wordprocessingml/2006/main" xmlns:w14="http://schemas.microsoft.com/office/word/2010/wordml" xmlns:w15="http://schemas.microsoft.com/office/word/2012/wordml" xmlns:w16cex="http://schemas.microsoft.com/office/word/2018/wordml/cex" xmlns:w16cid="http://schemas.microsoft.com/office/word/2016/wordml/cid" xmlns:w16="http://schemas.microsoft.com/office/word/2018/wordml" xmlns:w16du="http://schemas.microsoft.com/office/word/2023/wordml/word16du" xmlns:w16sdtdh="http://schemas.microsoft.com/office/word/2020/wordml/sdtdatahash" xmlns:w16sdtfl="http://schemas.microsoft.com/office/word/2024/wordml/sdtformatlock" xmlns:w16se="http://schemas.microsoft.com/office/word/2015/wordml/symex" xmlns:wpg="http://schemas.microsoft.com/office/word/2010/wordprocessingGroup" xmlns:wpi="http://schemas.microsoft.com/office/word/2010/wordprocessingInk" xmlns:wne="http://schemas.microsoft.com/office/word/2006/wordml" xmlns:wps="http://schemas.microsoft.com/office/word/2010/wordprocessingShape" mc:Ignorable="w14 w15 w16se w16cid w16 w16cex w16sdtdh w16sdtfl w16du wp14">
   <w:abstractNum w:abstractNumId="0" w15:restartNumberingAfterBreak="0">
+    <w:nsid w:val="024378DE"/>
+    <w:multiLevelType w:val="hybridMultilevel"/>
+    <w:tmpl w:val="D08C32CC"/>
+    <w:lvl w:ilvl="0" w:tplc="FFFFFFFF">
+      <w:start w:val="1"/>
+      <w:numFmt w:val="decimal"/>
+      <w:lvlText w:val="%1."/>
+      <w:lvlJc w:val="left"/>
+      <w:pPr>
+        <w:ind w:left="720" w:hanging="360"/>
+      </w:pPr>
+    </w:lvl>
+    <w:lvl w:ilvl="1" w:tplc="FFFFFFFF" w:tentative="1">
+      <w:start w:val="1"/>
+      <w:numFmt w:val="lowerLetter"/>
+      <w:lvlText w:val="%2."/>
+      <w:lvlJc w:val="left"/>
+      <w:pPr>
+        <w:ind w:left="1440" w:hanging="360"/>
+      </w:pPr>
+    </w:lvl>
+    <w:lvl w:ilvl="2" w:tplc="FFFFFFFF" w:tentative="1">
+      <w:start w:val="1"/>
+      <w:numFmt w:val="lowerRoman"/>
+      <w:lvlText w:val="%3."/>
+      <w:lvlJc w:val="right"/>
+      <w:pPr>
+        <w:ind w:left="2160" w:hanging="180"/>
+      </w:pPr>
+    </w:lvl>
+    <w:lvl w:ilvl="3" w:tplc="FFFFFFFF" w:tentative="1">
+      <w:start w:val="1"/>
+      <w:numFmt w:val="decimal"/>
+      <w:lvlText w:val="%4."/>
+      <w:lvlJc w:val="left"/>
+      <w:pPr>
+        <w:ind w:left="2880" w:hanging="360"/>
+      </w:pPr>
+    </w:lvl>
+    <w:lvl w:ilvl="4" w:tplc="FFFFFFFF" w:tentative="1">
+      <w:start w:val="1"/>
+      <w:numFmt w:val="lowerLetter"/>
+      <w:lvlText w:val="%5."/>
+      <w:lvlJc w:val="left"/>
+      <w:pPr>
+        <w:ind w:left="3600" w:hanging="360"/>
+      </w:pPr>
+    </w:lvl>
+    <w:lvl w:ilvl="5" w:tplc="FFFFFFFF" w:tentative="1">
+      <w:start w:val="1"/>
+      <w:numFmt w:val="lowerRoman"/>
+      <w:lvlText w:val="%6."/>
+      <w:lvlJc w:val="right"/>
+      <w:pPr>
+        <w:ind w:left="4320" w:hanging="180"/>
+      </w:pPr>
+    </w:lvl>
+    <w:lvl w:ilvl="6" w:tplc="FFFFFFFF" w:tentative="1">
+      <w:start w:val="1"/>
+      <w:numFmt w:val="decimal"/>
+      <w:lvlText w:val="%7."/>
+      <w:lvlJc w:val="left"/>
+      <w:pPr>
+        <w:ind w:left="5040" w:hanging="360"/>
+      </w:pPr>
+    </w:lvl>
+    <w:lvl w:ilvl="7" w:tplc="FFFFFFFF" w:tentative="1">
+      <w:start w:val="1"/>
+      <w:numFmt w:val="lowerLetter"/>
+      <w:lvlText w:val="%8."/>
+      <w:lvlJc w:val="left"/>
+      <w:pPr>
+        <w:ind w:left="5760" w:hanging="360"/>
+      </w:pPr>
+    </w:lvl>
+    <w:lvl w:ilvl="8" w:tplc="FFFFFFFF" w:tentative="1">
+      <w:start w:val="1"/>
+      <w:numFmt w:val="lowerRoman"/>
+      <w:lvlText w:val="%9."/>
+      <w:lvlJc w:val="right"/>
+      <w:pPr>
+        <w:ind w:left="6480" w:hanging="180"/>
+      </w:pPr>
+    </w:lvl>
+  </w:abstractNum>
+  <w:abstractNum w:abstractNumId="1" w15:restartNumberingAfterBreak="0">
     <w:nsid w:val="117F5713"/>
     <w:multiLevelType w:val="multilevel"/>
     <w:tmpl w:val="64101E52"/>
@@ -3867,7 +6471,7 @@
       </w:rPr>
     </w:lvl>
   </w:abstractNum>
-  <w:abstractNum w:abstractNumId="1" w15:restartNumberingAfterBreak="0">
+  <w:abstractNum w:abstractNumId="2" w15:restartNumberingAfterBreak="0">
     <w:nsid w:val="162537C6"/>
     <w:multiLevelType w:val="multilevel"/>
     <w:tmpl w:val="E6E2F87A"/>
@@ -3980,7 +6584,7 @@
       </w:pPr>
     </w:lvl>
   </w:abstractNum>
-  <w:abstractNum w:abstractNumId="2" w15:restartNumberingAfterBreak="0">
+  <w:abstractNum w:abstractNumId="3" w15:restartNumberingAfterBreak="0">
     <w:nsid w:val="1A3E018E"/>
     <w:multiLevelType w:val="multilevel"/>
     <w:tmpl w:val="CAAA99A8"/>
@@ -4129,7 +6733,7 @@
       </w:rPr>
     </w:lvl>
   </w:abstractNum>
-  <w:abstractNum w:abstractNumId="3" w15:restartNumberingAfterBreak="0">
+  <w:abstractNum w:abstractNumId="4" w15:restartNumberingAfterBreak="0">
     <w:nsid w:val="20645D20"/>
     <w:multiLevelType w:val="hybridMultilevel"/>
     <w:tmpl w:val="AAF4EFB0"/>
@@ -4215,7 +6819,205 @@
       </w:pPr>
     </w:lvl>
   </w:abstractNum>
-  <w:abstractNum w:abstractNumId="4" w15:restartNumberingAfterBreak="0">
+  <w:abstractNum w:abstractNumId="5" w15:restartNumberingAfterBreak="0">
+    <w:nsid w:val="25904B51"/>
+    <w:multiLevelType w:val="hybridMultilevel"/>
+    <w:tmpl w:val="49D85674"/>
+    <w:lvl w:ilvl="0" w:tplc="0409000F">
+      <w:start w:val="1"/>
+      <w:numFmt w:val="decimal"/>
+      <w:lvlText w:val="%1."/>
+      <w:lvlJc w:val="left"/>
+      <w:pPr>
+        <w:ind w:left="720" w:hanging="360"/>
+      </w:pPr>
+    </w:lvl>
+    <w:lvl w:ilvl="1" w:tplc="04090019" w:tentative="1">
+      <w:start w:val="1"/>
+      <w:numFmt w:val="lowerLetter"/>
+      <w:lvlText w:val="%2."/>
+      <w:lvlJc w:val="left"/>
+      <w:pPr>
+        <w:ind w:left="1440" w:hanging="360"/>
+      </w:pPr>
+    </w:lvl>
+    <w:lvl w:ilvl="2" w:tplc="0409001B" w:tentative="1">
+      <w:start w:val="1"/>
+      <w:numFmt w:val="lowerRoman"/>
+      <w:lvlText w:val="%3."/>
+      <w:lvlJc w:val="right"/>
+      <w:pPr>
+        <w:ind w:left="2160" w:hanging="180"/>
+      </w:pPr>
+    </w:lvl>
+    <w:lvl w:ilvl="3" w:tplc="0409000F" w:tentative="1">
+      <w:start w:val="1"/>
+      <w:numFmt w:val="decimal"/>
+      <w:lvlText w:val="%4."/>
+      <w:lvlJc w:val="left"/>
+      <w:pPr>
+        <w:ind w:left="2880" w:hanging="360"/>
+      </w:pPr>
+    </w:lvl>
+    <w:lvl w:ilvl="4" w:tplc="04090019" w:tentative="1">
+      <w:start w:val="1"/>
+      <w:numFmt w:val="lowerLetter"/>
+      <w:lvlText w:val="%5."/>
+      <w:lvlJc w:val="left"/>
+      <w:pPr>
+        <w:ind w:left="3600" w:hanging="360"/>
+      </w:pPr>
+    </w:lvl>
+    <w:lvl w:ilvl="5" w:tplc="0409001B" w:tentative="1">
+      <w:start w:val="1"/>
+      <w:numFmt w:val="lowerRoman"/>
+      <w:lvlText w:val="%6."/>
+      <w:lvlJc w:val="right"/>
+      <w:pPr>
+        <w:ind w:left="4320" w:hanging="180"/>
+      </w:pPr>
+    </w:lvl>
+    <w:lvl w:ilvl="6" w:tplc="0409000F" w:tentative="1">
+      <w:start w:val="1"/>
+      <w:numFmt w:val="decimal"/>
+      <w:lvlText w:val="%7."/>
+      <w:lvlJc w:val="left"/>
+      <w:pPr>
+        <w:ind w:left="5040" w:hanging="360"/>
+      </w:pPr>
+    </w:lvl>
+    <w:lvl w:ilvl="7" w:tplc="04090019" w:tentative="1">
+      <w:start w:val="1"/>
+      <w:numFmt w:val="lowerLetter"/>
+      <w:lvlText w:val="%8."/>
+      <w:lvlJc w:val="left"/>
+      <w:pPr>
+        <w:ind w:left="5760" w:hanging="360"/>
+      </w:pPr>
+    </w:lvl>
+    <w:lvl w:ilvl="8" w:tplc="0409001B" w:tentative="1">
+      <w:start w:val="1"/>
+      <w:numFmt w:val="lowerRoman"/>
+      <w:lvlText w:val="%9."/>
+      <w:lvlJc w:val="right"/>
+      <w:pPr>
+        <w:ind w:left="6480" w:hanging="180"/>
+      </w:pPr>
+    </w:lvl>
+  </w:abstractNum>
+  <w:abstractNum w:abstractNumId="6" w15:restartNumberingAfterBreak="0">
+    <w:nsid w:val="2840495F"/>
+    <w:multiLevelType w:val="hybridMultilevel"/>
+    <w:tmpl w:val="45C2B4E2"/>
+    <w:lvl w:ilvl="0" w:tplc="2A50B056">
+      <w:numFmt w:val="bullet"/>
+      <w:lvlText w:val=""/>
+      <w:lvlJc w:val="left"/>
+      <w:pPr>
+        <w:ind w:left="580" w:hanging="360"/>
+      </w:pPr>
+      <w:rPr>
+        <w:rFonts w:ascii="Wingdings" w:eastAsiaTheme="minorHAnsi" w:hAnsi="Wingdings" w:cstheme="minorBidi" w:hint="default"/>
+      </w:rPr>
+    </w:lvl>
+    <w:lvl w:ilvl="1" w:tplc="04090003" w:tentative="1">
+      <w:start w:val="1"/>
+      <w:numFmt w:val="bullet"/>
+      <w:lvlText w:val="o"/>
+      <w:lvlJc w:val="left"/>
+      <w:pPr>
+        <w:ind w:left="1300" w:hanging="360"/>
+      </w:pPr>
+      <w:rPr>
+        <w:rFonts w:ascii="Courier New" w:hAnsi="Courier New" w:cs="Courier New" w:hint="default"/>
+      </w:rPr>
+    </w:lvl>
+    <w:lvl w:ilvl="2" w:tplc="04090005" w:tentative="1">
+      <w:start w:val="1"/>
+      <w:numFmt w:val="bullet"/>
+      <w:lvlText w:val=""/>
+      <w:lvlJc w:val="left"/>
+      <w:pPr>
+        <w:ind w:left="2020" w:hanging="360"/>
+      </w:pPr>
+      <w:rPr>
+        <w:rFonts w:ascii="Wingdings" w:hAnsi="Wingdings" w:hint="default"/>
+      </w:rPr>
+    </w:lvl>
+    <w:lvl w:ilvl="3" w:tplc="04090001" w:tentative="1">
+      <w:start w:val="1"/>
+      <w:numFmt w:val="bullet"/>
+      <w:lvlText w:val=""/>
+      <w:lvlJc w:val="left"/>
+      <w:pPr>
+        <w:ind w:left="2740" w:hanging="360"/>
+      </w:pPr>
+      <w:rPr>
+        <w:rFonts w:ascii="Symbol" w:hAnsi="Symbol" w:hint="default"/>
+      </w:rPr>
+    </w:lvl>
+    <w:lvl w:ilvl="4" w:tplc="04090003" w:tentative="1">
+      <w:start w:val="1"/>
+      <w:numFmt w:val="bullet"/>
+      <w:lvlText w:val="o"/>
+      <w:lvlJc w:val="left"/>
+      <w:pPr>
+        <w:ind w:left="3460" w:hanging="360"/>
+      </w:pPr>
+      <w:rPr>
+        <w:rFonts w:ascii="Courier New" w:hAnsi="Courier New" w:cs="Courier New" w:hint="default"/>
+      </w:rPr>
+    </w:lvl>
+    <w:lvl w:ilvl="5" w:tplc="04090005" w:tentative="1">
+      <w:start w:val="1"/>
+      <w:numFmt w:val="bullet"/>
+      <w:lvlText w:val=""/>
+      <w:lvlJc w:val="left"/>
+      <w:pPr>
+        <w:ind w:left="4180" w:hanging="360"/>
+      </w:pPr>
+      <w:rPr>
+        <w:rFonts w:ascii="Wingdings" w:hAnsi="Wingdings" w:hint="default"/>
+      </w:rPr>
+    </w:lvl>
+    <w:lvl w:ilvl="6" w:tplc="04090001" w:tentative="1">
+      <w:start w:val="1"/>
+      <w:numFmt w:val="bullet"/>
+      <w:lvlText w:val=""/>
+      <w:lvlJc w:val="left"/>
+      <w:pPr>
+        <w:ind w:left="4900" w:hanging="360"/>
+      </w:pPr>
+      <w:rPr>
+        <w:rFonts w:ascii="Symbol" w:hAnsi="Symbol" w:hint="default"/>
+      </w:rPr>
+    </w:lvl>
+    <w:lvl w:ilvl="7" w:tplc="04090003" w:tentative="1">
+      <w:start w:val="1"/>
+      <w:numFmt w:val="bullet"/>
+      <w:lvlText w:val="o"/>
+      <w:lvlJc w:val="left"/>
+      <w:pPr>
+        <w:ind w:left="5620" w:hanging="360"/>
+      </w:pPr>
+      <w:rPr>
+        <w:rFonts w:ascii="Courier New" w:hAnsi="Courier New" w:cs="Courier New" w:hint="default"/>
+      </w:rPr>
+    </w:lvl>
+    <w:lvl w:ilvl="8" w:tplc="04090005" w:tentative="1">
+      <w:start w:val="1"/>
+      <w:numFmt w:val="bullet"/>
+      <w:lvlText w:val=""/>
+      <w:lvlJc w:val="left"/>
+      <w:pPr>
+        <w:ind w:left="6340" w:hanging="360"/>
+      </w:pPr>
+      <w:rPr>
+        <w:rFonts w:ascii="Wingdings" w:hAnsi="Wingdings" w:hint="default"/>
+      </w:rPr>
+    </w:lvl>
+  </w:abstractNum>
+  <w:abstractNum w:abstractNumId="7" w15:restartNumberingAfterBreak="0">
     <w:nsid w:val="2E16467F"/>
     <w:multiLevelType w:val="hybridMultilevel"/>
     <w:tmpl w:val="67442582"/>
@@ -4301,7 +7103,7 @@
       </w:pPr>
     </w:lvl>
   </w:abstractNum>
-  <w:abstractNum w:abstractNumId="5" w15:restartNumberingAfterBreak="0">
+  <w:abstractNum w:abstractNumId="8" w15:restartNumberingAfterBreak="0">
     <w:nsid w:val="316C2EDD"/>
     <w:multiLevelType w:val="hybridMultilevel"/>
     <w:tmpl w:val="CA00F5F8"/>
@@ -4390,7 +7192,7 @@
       </w:pPr>
     </w:lvl>
   </w:abstractNum>
-  <w:abstractNum w:abstractNumId="6" w15:restartNumberingAfterBreak="0">
+  <w:abstractNum w:abstractNumId="9" w15:restartNumberingAfterBreak="0">
     <w:nsid w:val="325D58B8"/>
     <w:multiLevelType w:val="multilevel"/>
     <w:tmpl w:val="B87E4064"/>
@@ -4539,7 +7341,93 @@
       </w:rPr>
     </w:lvl>
   </w:abstractNum>
-  <w:abstractNum w:abstractNumId="7" w15:restartNumberingAfterBreak="0">
+  <w:abstractNum w:abstractNumId="10" w15:restartNumberingAfterBreak="0">
+    <w:nsid w:val="3B71310E"/>
+    <w:multiLevelType w:val="hybridMultilevel"/>
+    <w:tmpl w:val="6310D83A"/>
+    <w:lvl w:ilvl="0" w:tplc="0409000F">
+      <w:start w:val="1"/>
+      <w:numFmt w:val="decimal"/>
+      <w:lvlText w:val="%1."/>
+      <w:lvlJc w:val="left"/>
+      <w:pPr>
+        <w:ind w:left="720" w:hanging="360"/>
+      </w:pPr>
+    </w:lvl>
+    <w:lvl w:ilvl="1" w:tplc="04090019" w:tentative="1">
+      <w:start w:val="1"/>
+      <w:numFmt w:val="lowerLetter"/>
+      <w:lvlText w:val="%2."/>
+      <w:lvlJc w:val="left"/>
+      <w:pPr>
+        <w:ind w:left="1440" w:hanging="360"/>
+      </w:pPr>
+    </w:lvl>
+    <w:lvl w:ilvl="2" w:tplc="0409001B" w:tentative="1">
+      <w:start w:val="1"/>
+      <w:numFmt w:val="lowerRoman"/>
+      <w:lvlText w:val="%3."/>
+      <w:lvlJc w:val="right"/>
+      <w:pPr>
+        <w:ind w:left="2160" w:hanging="180"/>
+      </w:pPr>
+    </w:lvl>
+    <w:lvl w:ilvl="3" w:tplc="0409000F" w:tentative="1">
+      <w:start w:val="1"/>
+      <w:numFmt w:val="decimal"/>
+      <w:lvlText w:val="%4."/>
+      <w:lvlJc w:val="left"/>
+      <w:pPr>
+        <w:ind w:left="2880" w:hanging="360"/>
+      </w:pPr>
+    </w:lvl>
+    <w:lvl w:ilvl="4" w:tplc="04090019" w:tentative="1">
+      <w:start w:val="1"/>
+      <w:numFmt w:val="lowerLetter"/>
+      <w:lvlText w:val="%5."/>
+      <w:lvlJc w:val="left"/>
+      <w:pPr>
+        <w:ind w:left="3600" w:hanging="360"/>
+      </w:pPr>
+    </w:lvl>
+    <w:lvl w:ilvl="5" w:tplc="0409001B" w:tentative="1">
+      <w:start w:val="1"/>
+      <w:numFmt w:val="lowerRoman"/>
+      <w:lvlText w:val="%6."/>
+      <w:lvlJc w:val="right"/>
+      <w:pPr>
+        <w:ind w:left="4320" w:hanging="180"/>
+      </w:pPr>
+    </w:lvl>
+    <w:lvl w:ilvl="6" w:tplc="0409000F" w:tentative="1">
+      <w:start w:val="1"/>
+      <w:numFmt w:val="decimal"/>
+      <w:lvlText w:val="%7."/>
+      <w:lvlJc w:val="left"/>
+      <w:pPr>
+        <w:ind w:left="5040" w:hanging="360"/>
+      </w:pPr>
+    </w:lvl>
+    <w:lvl w:ilvl="7" w:tplc="04090019" w:tentative="1">
+      <w:start w:val="1"/>
+      <w:numFmt w:val="lowerLetter"/>
+      <w:lvlText w:val="%8."/>
+      <w:lvlJc w:val="left"/>
+      <w:pPr>
+        <w:ind w:left="5760" w:hanging="360"/>
+      </w:pPr>
+    </w:lvl>
+    <w:lvl w:ilvl="8" w:tplc="0409001B" w:tentative="1">
+      <w:start w:val="1"/>
+      <w:numFmt w:val="lowerRoman"/>
+      <w:lvlText w:val="%9."/>
+      <w:lvlJc w:val="right"/>
+      <w:pPr>
+        <w:ind w:left="6480" w:hanging="180"/>
+      </w:pPr>
+    </w:lvl>
+  </w:abstractNum>
+  <w:abstractNum w:abstractNumId="11" w15:restartNumberingAfterBreak="0">
     <w:nsid w:val="3DC56695"/>
     <w:multiLevelType w:val="hybridMultilevel"/>
     <w:tmpl w:val="3D262E02"/>
@@ -4652,7 +7540,7 @@
       </w:rPr>
     </w:lvl>
   </w:abstractNum>
-  <w:abstractNum w:abstractNumId="8" w15:restartNumberingAfterBreak="0">
+  <w:abstractNum w:abstractNumId="12" w15:restartNumberingAfterBreak="0">
     <w:nsid w:val="494A5AD3"/>
     <w:multiLevelType w:val="multilevel"/>
     <w:tmpl w:val="17882090"/>
@@ -4801,7 +7689,7 @@
       </w:rPr>
     </w:lvl>
   </w:abstractNum>
-  <w:abstractNum w:abstractNumId="9" w15:restartNumberingAfterBreak="0">
+  <w:abstractNum w:abstractNumId="13" w15:restartNumberingAfterBreak="0">
     <w:nsid w:val="521D70A6"/>
     <w:multiLevelType w:val="hybridMultilevel"/>
     <w:tmpl w:val="D252445E"/>
@@ -4890,7 +7778,182 @@
       </w:pPr>
     </w:lvl>
   </w:abstractNum>
-  <w:abstractNum w:abstractNumId="10" w15:restartNumberingAfterBreak="0">
+  <w:abstractNum w:abstractNumId="14" w15:restartNumberingAfterBreak="0">
+    <w:nsid w:val="55F676BE"/>
+    <w:multiLevelType w:val="hybridMultilevel"/>
+    <w:tmpl w:val="6C5C9B8E"/>
+    <w:lvl w:ilvl="0" w:tplc="0409000F">
+      <w:start w:val="1"/>
+      <w:numFmt w:val="decimal"/>
+      <w:lvlText w:val="%1."/>
+      <w:lvlJc w:val="left"/>
+      <w:pPr>
+        <w:ind w:left="720" w:hanging="360"/>
+      </w:pPr>
+    </w:lvl>
+    <w:lvl w:ilvl="1" w:tplc="04090019" w:tentative="1">
+      <w:start w:val="1"/>
+      <w:numFmt w:val="lowerLetter"/>
+      <w:lvlText w:val="%2."/>
+      <w:lvlJc w:val="left"/>
+      <w:pPr>
+        <w:ind w:left="1440" w:hanging="360"/>
+      </w:pPr>
+    </w:lvl>
+    <w:lvl w:ilvl="2" w:tplc="0409001B" w:tentative="1">
+      <w:start w:val="1"/>
+      <w:numFmt w:val="lowerRoman"/>
+      <w:lvlText w:val="%3."/>
+      <w:lvlJc w:val="right"/>
+      <w:pPr>
+        <w:ind w:left="2160" w:hanging="180"/>
+      </w:pPr>
+    </w:lvl>
+    <w:lvl w:ilvl="3" w:tplc="0409000F" w:tentative="1">
+      <w:start w:val="1"/>
+      <w:numFmt w:val="decimal"/>
+      <w:lvlText w:val="%4."/>
+      <w:lvlJc w:val="left"/>
+      <w:pPr>
+        <w:ind w:left="2880" w:hanging="360"/>
+      </w:pPr>
+    </w:lvl>
+    <w:lvl w:ilvl="4" w:tplc="04090019" w:tentative="1">
+      <w:start w:val="1"/>
+      <w:numFmt w:val="lowerLetter"/>
+      <w:lvlText w:val="%5."/>
+      <w:lvlJc w:val="left"/>
+      <w:pPr>
+        <w:ind w:left="3600" w:hanging="360"/>
+      </w:pPr>
+    </w:lvl>
+    <w:lvl w:ilvl="5" w:tplc="0409001B" w:tentative="1">
+      <w:start w:val="1"/>
+      <w:numFmt w:val="lowerRoman"/>
+      <w:lvlText w:val="%6."/>
+      <w:lvlJc w:val="right"/>
+      <w:pPr>
+        <w:ind w:left="4320" w:hanging="180"/>
+      </w:pPr>
+    </w:lvl>
+    <w:lvl w:ilvl="6" w:tplc="0409000F" w:tentative="1">
+      <w:start w:val="1"/>
+      <w:numFmt w:val="decimal"/>
+      <w:lvlText w:val="%7."/>
+      <w:lvlJc w:val="left"/>
+      <w:pPr>
+        <w:ind w:left="5040" w:hanging="360"/>
+      </w:pPr>
+    </w:lvl>
+    <w:lvl w:ilvl="7" w:tplc="04090019" w:tentative="1">
+      <w:start w:val="1"/>
+      <w:numFmt w:val="lowerLetter"/>
+      <w:lvlText w:val="%8."/>
+      <w:lvlJc w:val="left"/>
+      <w:pPr>
+        <w:ind w:left="5760" w:hanging="360"/>
+      </w:pPr>
+    </w:lvl>
+    <w:lvl w:ilvl="8" w:tplc="0409001B" w:tentative="1">
+      <w:start w:val="1"/>
+      <w:numFmt w:val="lowerRoman"/>
+      <w:lvlText w:val="%9."/>
+      <w:lvlJc w:val="right"/>
+      <w:pPr>
+        <w:ind w:left="6480" w:hanging="180"/>
+      </w:pPr>
+    </w:lvl>
+  </w:abstractNum>
+  <w:abstractNum w:abstractNumId="15" w15:restartNumberingAfterBreak="0">
+    <w:nsid w:val="5A345096"/>
+    <w:multiLevelType w:val="hybridMultilevel"/>
+    <w:tmpl w:val="86866C76"/>
+    <w:lvl w:ilvl="0" w:tplc="0409000F">
+      <w:start w:val="1"/>
+      <w:numFmt w:val="decimal"/>
+      <w:lvlText w:val="%1."/>
+      <w:lvlJc w:val="left"/>
+      <w:pPr>
+        <w:ind w:left="720" w:hanging="360"/>
+      </w:pPr>
+      <w:rPr>
+        <w:rFonts w:hint="default"/>
+      </w:rPr>
+    </w:lvl>
+    <w:lvl w:ilvl="1" w:tplc="04090019" w:tentative="1">
+      <w:start w:val="1"/>
+      <w:numFmt w:val="lowerLetter"/>
+      <w:lvlText w:val="%2."/>
+      <w:lvlJc w:val="left"/>
+      <w:pPr>
+        <w:ind w:left="1440" w:hanging="360"/>
+      </w:pPr>
+    </w:lvl>
+    <w:lvl w:ilvl="2" w:tplc="0409001B" w:tentative="1">
+      <w:start w:val="1"/>
+      <w:numFmt w:val="lowerRoman"/>
+      <w:lvlText w:val="%3."/>
+      <w:lvlJc w:val="right"/>
+      <w:pPr>
+        <w:ind w:left="2160" w:hanging="180"/>
+      </w:pPr>
+    </w:lvl>
+    <w:lvl w:ilvl="3" w:tplc="0409000F" w:tentative="1">
+      <w:start w:val="1"/>
+      <w:numFmt w:val="decimal"/>
+      <w:lvlText w:val="%4."/>
+      <w:lvlJc w:val="left"/>
+      <w:pPr>
+        <w:ind w:left="2880" w:hanging="360"/>
+      </w:pPr>
+    </w:lvl>
+    <w:lvl w:ilvl="4" w:tplc="04090019" w:tentative="1">
+      <w:start w:val="1"/>
+      <w:numFmt w:val="lowerLetter"/>
+      <w:lvlText w:val="%5."/>
+      <w:lvlJc w:val="left"/>
+      <w:pPr>
+        <w:ind w:left="3600" w:hanging="360"/>
+      </w:pPr>
+    </w:lvl>
+    <w:lvl w:ilvl="5" w:tplc="0409001B" w:tentative="1">
+      <w:start w:val="1"/>
+      <w:numFmt w:val="lowerRoman"/>
+      <w:lvlText w:val="%6."/>
+      <w:lvlJc w:val="right"/>
+      <w:pPr>
+        <w:ind w:left="4320" w:hanging="180"/>
+      </w:pPr>
+    </w:lvl>
+    <w:lvl w:ilvl="6" w:tplc="0409000F" w:tentative="1">
+      <w:start w:val="1"/>
+      <w:numFmt w:val="decimal"/>
+      <w:lvlText w:val="%7."/>
+      <w:lvlJc w:val="left"/>
+      <w:pPr>
+        <w:ind w:left="5040" w:hanging="360"/>
+      </w:pPr>
+    </w:lvl>
+    <w:lvl w:ilvl="7" w:tplc="04090019" w:tentative="1">
+      <w:start w:val="1"/>
+      <w:numFmt w:val="lowerLetter"/>
+      <w:lvlText w:val="%8."/>
+      <w:lvlJc w:val="left"/>
+      <w:pPr>
+        <w:ind w:left="5760" w:hanging="360"/>
+      </w:pPr>
+    </w:lvl>
+    <w:lvl w:ilvl="8" w:tplc="0409001B" w:tentative="1">
+      <w:start w:val="1"/>
+      <w:numFmt w:val="lowerRoman"/>
+      <w:lvlText w:val="%9."/>
+      <w:lvlJc w:val="right"/>
+      <w:pPr>
+        <w:ind w:left="6480" w:hanging="180"/>
+      </w:pPr>
+    </w:lvl>
+  </w:abstractNum>
+  <w:abstractNum w:abstractNumId="16" w15:restartNumberingAfterBreak="0">
     <w:nsid w:val="5BA35700"/>
     <w:multiLevelType w:val="multilevel"/>
     <w:tmpl w:val="D4E86AFA"/>
@@ -5003,7 +8066,7 @@
       </w:pPr>
     </w:lvl>
   </w:abstractNum>
-  <w:abstractNum w:abstractNumId="11" w15:restartNumberingAfterBreak="0">
+  <w:abstractNum w:abstractNumId="17" w15:restartNumberingAfterBreak="0">
     <w:nsid w:val="5BAD3C0E"/>
     <w:multiLevelType w:val="multilevel"/>
     <w:tmpl w:val="459E386E"/>
@@ -5152,7 +8215,7 @@
       </w:rPr>
     </w:lvl>
   </w:abstractNum>
-  <w:abstractNum w:abstractNumId="12" w15:restartNumberingAfterBreak="0">
+  <w:abstractNum w:abstractNumId="18" w15:restartNumberingAfterBreak="0">
     <w:nsid w:val="5C8E7119"/>
     <w:multiLevelType w:val="multilevel"/>
     <w:tmpl w:val="3C2026C6"/>
@@ -5301,7 +8364,7 @@
       </w:rPr>
     </w:lvl>
   </w:abstractNum>
-  <w:abstractNum w:abstractNumId="13" w15:restartNumberingAfterBreak="0">
+  <w:abstractNum w:abstractNumId="19" w15:restartNumberingAfterBreak="0">
     <w:nsid w:val="5CAA1D42"/>
     <w:multiLevelType w:val="multilevel"/>
     <w:tmpl w:val="6666F65E"/>
@@ -5414,7 +8477,7 @@
       </w:pPr>
     </w:lvl>
   </w:abstractNum>
-  <w:abstractNum w:abstractNumId="14" w15:restartNumberingAfterBreak="0">
+  <w:abstractNum w:abstractNumId="20" w15:restartNumberingAfterBreak="0">
     <w:nsid w:val="5DA53B2B"/>
     <w:multiLevelType w:val="hybridMultilevel"/>
     <w:tmpl w:val="32D203CC"/>
@@ -5500,7 +8563,93 @@
       </w:pPr>
     </w:lvl>
   </w:abstractNum>
-  <w:abstractNum w:abstractNumId="15" w15:restartNumberingAfterBreak="0">
+  <w:abstractNum w:abstractNumId="21" w15:restartNumberingAfterBreak="0">
+    <w:nsid w:val="5EF945E1"/>
+    <w:multiLevelType w:val="hybridMultilevel"/>
+    <w:tmpl w:val="D08C32CC"/>
+    <w:lvl w:ilvl="0" w:tplc="0409000F">
+      <w:start w:val="1"/>
+      <w:numFmt w:val="decimal"/>
+      <w:lvlText w:val="%1."/>
+      <w:lvlJc w:val="left"/>
+      <w:pPr>
+        <w:ind w:left="720" w:hanging="360"/>
+      </w:pPr>
+    </w:lvl>
+    <w:lvl w:ilvl="1" w:tplc="04090019" w:tentative="1">
+      <w:start w:val="1"/>
+      <w:numFmt w:val="lowerLetter"/>
+      <w:lvlText w:val="%2."/>
+      <w:lvlJc w:val="left"/>
+      <w:pPr>
+        <w:ind w:left="1440" w:hanging="360"/>
+      </w:pPr>
+    </w:lvl>
+    <w:lvl w:ilvl="2" w:tplc="0409001B" w:tentative="1">
+      <w:start w:val="1"/>
+      <w:numFmt w:val="lowerRoman"/>
+      <w:lvlText w:val="%3."/>
+      <w:lvlJc w:val="right"/>
+      <w:pPr>
+        <w:ind w:left="2160" w:hanging="180"/>
+      </w:pPr>
+    </w:lvl>
+    <w:lvl w:ilvl="3" w:tplc="0409000F" w:tentative="1">
+      <w:start w:val="1"/>
+      <w:numFmt w:val="decimal"/>
+      <w:lvlText w:val="%4."/>
+      <w:lvlJc w:val="left"/>
+      <w:pPr>
+        <w:ind w:left="2880" w:hanging="360"/>
+      </w:pPr>
+    </w:lvl>
+    <w:lvl w:ilvl="4" w:tplc="04090019" w:tentative="1">
+      <w:start w:val="1"/>
+      <w:numFmt w:val="lowerLetter"/>
+      <w:lvlText w:val="%5."/>
+      <w:lvlJc w:val="left"/>
+      <w:pPr>
+        <w:ind w:left="3600" w:hanging="360"/>
+      </w:pPr>
+    </w:lvl>
+    <w:lvl w:ilvl="5" w:tplc="0409001B" w:tentative="1">
+      <w:start w:val="1"/>
+      <w:numFmt w:val="lowerRoman"/>
+      <w:lvlText w:val="%6."/>
+      <w:lvlJc w:val="right"/>
+      <w:pPr>
+        <w:ind w:left="4320" w:hanging="180"/>
+      </w:pPr>
+    </w:lvl>
+    <w:lvl w:ilvl="6" w:tplc="0409000F" w:tentative="1">
+      <w:start w:val="1"/>
+      <w:numFmt w:val="decimal"/>
+      <w:lvlText w:val="%7."/>
+      <w:lvlJc w:val="left"/>
+      <w:pPr>
+        <w:ind w:left="5040" w:hanging="360"/>
+      </w:pPr>
+    </w:lvl>
+    <w:lvl w:ilvl="7" w:tplc="04090019" w:tentative="1">
+      <w:start w:val="1"/>
+      <w:numFmt w:val="lowerLetter"/>
+      <w:lvlText w:val="%8."/>
+      <w:lvlJc w:val="left"/>
+      <w:pPr>
+        <w:ind w:left="5760" w:hanging="360"/>
+      </w:pPr>
+    </w:lvl>
+    <w:lvl w:ilvl="8" w:tplc="0409001B" w:tentative="1">
+      <w:start w:val="1"/>
+      <w:numFmt w:val="lowerRoman"/>
+      <w:lvlText w:val="%9."/>
+      <w:lvlJc w:val="right"/>
+      <w:pPr>
+        <w:ind w:left="6480" w:hanging="180"/>
+      </w:pPr>
+    </w:lvl>
+  </w:abstractNum>
+  <w:abstractNum w:abstractNumId="22" w15:restartNumberingAfterBreak="0">
     <w:nsid w:val="63353C88"/>
     <w:multiLevelType w:val="multilevel"/>
     <w:tmpl w:val="006C8D74"/>
@@ -5613,7 +8762,7 @@
       </w:pPr>
     </w:lvl>
   </w:abstractNum>
-  <w:abstractNum w:abstractNumId="16" w15:restartNumberingAfterBreak="0">
+  <w:abstractNum w:abstractNumId="23" w15:restartNumberingAfterBreak="0">
     <w:nsid w:val="64431EF3"/>
     <w:multiLevelType w:val="hybridMultilevel"/>
     <w:tmpl w:val="02282D1A"/>
@@ -5699,7 +8848,7 @@
       </w:pPr>
     </w:lvl>
   </w:abstractNum>
-  <w:abstractNum w:abstractNumId="17" w15:restartNumberingAfterBreak="0">
+  <w:abstractNum w:abstractNumId="24" w15:restartNumberingAfterBreak="0">
     <w:nsid w:val="68752342"/>
     <w:multiLevelType w:val="hybridMultilevel"/>
     <w:tmpl w:val="4CBC1DAE"/>
@@ -5788,7 +8937,7 @@
       </w:pPr>
     </w:lvl>
   </w:abstractNum>
-  <w:abstractNum w:abstractNumId="18" w15:restartNumberingAfterBreak="0">
+  <w:abstractNum w:abstractNumId="25" w15:restartNumberingAfterBreak="0">
     <w:nsid w:val="6AD65B7E"/>
     <w:multiLevelType w:val="hybridMultilevel"/>
     <w:tmpl w:val="F40872B0"/>
@@ -5877,7 +9026,7 @@
       </w:pPr>
     </w:lvl>
   </w:abstractNum>
-  <w:abstractNum w:abstractNumId="19" w15:restartNumberingAfterBreak="0">
+  <w:abstractNum w:abstractNumId="26" w15:restartNumberingAfterBreak="0">
     <w:nsid w:val="715A4868"/>
     <w:multiLevelType w:val="hybridMultilevel"/>
     <w:tmpl w:val="78B89026"/>
@@ -5966,7 +9115,7 @@
       </w:pPr>
     </w:lvl>
   </w:abstractNum>
-  <w:abstractNum w:abstractNumId="20" w15:restartNumberingAfterBreak="0">
+  <w:abstractNum w:abstractNumId="27" w15:restartNumberingAfterBreak="0">
     <w:nsid w:val="715A48BA"/>
     <w:multiLevelType w:val="hybridMultilevel"/>
     <w:tmpl w:val="C50280AE"/>
@@ -6055,7 +9204,7 @@
       </w:pPr>
     </w:lvl>
   </w:abstractNum>
-  <w:abstractNum w:abstractNumId="21" w15:restartNumberingAfterBreak="0">
+  <w:abstractNum w:abstractNumId="28" w15:restartNumberingAfterBreak="0">
     <w:nsid w:val="75B56420"/>
     <w:multiLevelType w:val="hybridMultilevel"/>
     <w:tmpl w:val="A1A81650"/>
@@ -6144,7 +9293,93 @@
       </w:pPr>
     </w:lvl>
   </w:abstractNum>
-  <w:abstractNum w:abstractNumId="22" w15:restartNumberingAfterBreak="0">
+  <w:abstractNum w:abstractNumId="29" w15:restartNumberingAfterBreak="0">
+    <w:nsid w:val="764634C2"/>
+    <w:multiLevelType w:val="hybridMultilevel"/>
+    <w:tmpl w:val="74EE6C60"/>
+    <w:lvl w:ilvl="0" w:tplc="0409000F">
+      <w:start w:val="1"/>
+      <w:numFmt w:val="decimal"/>
+      <w:lvlText w:val="%1."/>
+      <w:lvlJc w:val="left"/>
+      <w:pPr>
+        <w:ind w:left="720" w:hanging="360"/>
+      </w:pPr>
+    </w:lvl>
+    <w:lvl w:ilvl="1" w:tplc="04090019" w:tentative="1">
+      <w:start w:val="1"/>
+      <w:numFmt w:val="lowerLetter"/>
+      <w:lvlText w:val="%2."/>
+      <w:lvlJc w:val="left"/>
+      <w:pPr>
+        <w:ind w:left="1440" w:hanging="360"/>
+      </w:pPr>
+    </w:lvl>
+    <w:lvl w:ilvl="2" w:tplc="0409001B" w:tentative="1">
+      <w:start w:val="1"/>
+      <w:numFmt w:val="lowerRoman"/>
+      <w:lvlText w:val="%3."/>
+      <w:lvlJc w:val="right"/>
+      <w:pPr>
+        <w:ind w:left="2160" w:hanging="180"/>
+      </w:pPr>
+    </w:lvl>
+    <w:lvl w:ilvl="3" w:tplc="0409000F" w:tentative="1">
+      <w:start w:val="1"/>
+      <w:numFmt w:val="decimal"/>
+      <w:lvlText w:val="%4."/>
+      <w:lvlJc w:val="left"/>
+      <w:pPr>
+        <w:ind w:left="2880" w:hanging="360"/>
+      </w:pPr>
+    </w:lvl>
+    <w:lvl w:ilvl="4" w:tplc="04090019" w:tentative="1">
+      <w:start w:val="1"/>
+      <w:numFmt w:val="lowerLetter"/>
+      <w:lvlText w:val="%5."/>
+      <w:lvlJc w:val="left"/>
+      <w:pPr>
+        <w:ind w:left="3600" w:hanging="360"/>
+      </w:pPr>
+    </w:lvl>
+    <w:lvl w:ilvl="5" w:tplc="0409001B" w:tentative="1">
+      <w:start w:val="1"/>
+      <w:numFmt w:val="lowerRoman"/>
+      <w:lvlText w:val="%6."/>
+      <w:lvlJc w:val="right"/>
+      <w:pPr>
+        <w:ind w:left="4320" w:hanging="180"/>
+      </w:pPr>
+    </w:lvl>
+    <w:lvl w:ilvl="6" w:tplc="0409000F" w:tentative="1">
+      <w:start w:val="1"/>
+      <w:numFmt w:val="decimal"/>
+      <w:lvlText w:val="%7."/>
+      <w:lvlJc w:val="left"/>
+      <w:pPr>
+        <w:ind w:left="5040" w:hanging="360"/>
+      </w:pPr>
+    </w:lvl>
+    <w:lvl w:ilvl="7" w:tplc="04090019" w:tentative="1">
+      <w:start w:val="1"/>
+      <w:numFmt w:val="lowerLetter"/>
+      <w:lvlText w:val="%8."/>
+      <w:lvlJc w:val="left"/>
+      <w:pPr>
+        <w:ind w:left="5760" w:hanging="360"/>
+      </w:pPr>
+    </w:lvl>
+    <w:lvl w:ilvl="8" w:tplc="0409001B" w:tentative="1">
+      <w:start w:val="1"/>
+      <w:numFmt w:val="lowerRoman"/>
+      <w:lvlText w:val="%9."/>
+      <w:lvlJc w:val="right"/>
+      <w:pPr>
+        <w:ind w:left="6480" w:hanging="180"/>
+      </w:pPr>
+    </w:lvl>
+  </w:abstractNum>
+  <w:abstractNum w:abstractNumId="30" w15:restartNumberingAfterBreak="0">
     <w:nsid w:val="767B16C3"/>
     <w:multiLevelType w:val="multilevel"/>
     <w:tmpl w:val="DA46628C"/>
@@ -6293,7 +9528,7 @@
       </w:rPr>
     </w:lvl>
   </w:abstractNum>
-  <w:abstractNum w:abstractNumId="23" w15:restartNumberingAfterBreak="0">
+  <w:abstractNum w:abstractNumId="31" w15:restartNumberingAfterBreak="0">
     <w:nsid w:val="77F65EF6"/>
     <w:multiLevelType w:val="multilevel"/>
     <w:tmpl w:val="8280082E"/>
@@ -6442,7 +9677,7 @@
       </w:rPr>
     </w:lvl>
   </w:abstractNum>
-  <w:abstractNum w:abstractNumId="24" w15:restartNumberingAfterBreak="0">
+  <w:abstractNum w:abstractNumId="32" w15:restartNumberingAfterBreak="0">
     <w:nsid w:val="78604A55"/>
     <w:multiLevelType w:val="multilevel"/>
     <w:tmpl w:val="CF42B4F0"/>
@@ -6591,7 +9826,7 @@
       </w:rPr>
     </w:lvl>
   </w:abstractNum>
-  <w:abstractNum w:abstractNumId="25" w15:restartNumberingAfterBreak="0">
+  <w:abstractNum w:abstractNumId="33" w15:restartNumberingAfterBreak="0">
     <w:nsid w:val="7F220D04"/>
     <w:multiLevelType w:val="multilevel"/>
     <w:tmpl w:val="230627DE"/>
@@ -6741,82 +9976,106 @@
     </w:lvl>
   </w:abstractNum>
   <w:num w:numId="1" w16cid:durableId="13697417">
+    <w:abstractNumId w:val="4"/>
+  </w:num>
+  <w:num w:numId="2" w16cid:durableId="1724985639">
+    <w:abstractNumId w:val="28"/>
+  </w:num>
+  <w:num w:numId="3" w16cid:durableId="369886118">
+    <w:abstractNumId w:val="24"/>
+  </w:num>
+  <w:num w:numId="4" w16cid:durableId="1238831062">
+    <w:abstractNumId w:val="26"/>
+  </w:num>
+  <w:num w:numId="5" w16cid:durableId="39136332">
+    <w:abstractNumId w:val="7"/>
+  </w:num>
+  <w:num w:numId="6" w16cid:durableId="416488365">
+    <w:abstractNumId w:val="13"/>
+  </w:num>
+  <w:num w:numId="7" w16cid:durableId="441725040">
+    <w:abstractNumId w:val="27"/>
+  </w:num>
+  <w:num w:numId="8" w16cid:durableId="1702245485">
+    <w:abstractNumId w:val="11"/>
+  </w:num>
+  <w:num w:numId="9" w16cid:durableId="1777627521">
+    <w:abstractNumId w:val="25"/>
+  </w:num>
+  <w:num w:numId="10" w16cid:durableId="1119648591">
+    <w:abstractNumId w:val="8"/>
+  </w:num>
+  <w:num w:numId="11" w16cid:durableId="2079934681">
+    <w:abstractNumId w:val="23"/>
+  </w:num>
+  <w:num w:numId="12" w16cid:durableId="1019430551">
+    <w:abstractNumId w:val="1"/>
+  </w:num>
+  <w:num w:numId="13" w16cid:durableId="2144958869">
+    <w:abstractNumId w:val="18"/>
+  </w:num>
+  <w:num w:numId="14" w16cid:durableId="1901674695">
+    <w:abstractNumId w:val="2"/>
+  </w:num>
+  <w:num w:numId="15" w16cid:durableId="436365694">
+    <w:abstractNumId w:val="19"/>
+  </w:num>
+  <w:num w:numId="16" w16cid:durableId="543567607">
+    <w:abstractNumId w:val="22"/>
+  </w:num>
+  <w:num w:numId="17" w16cid:durableId="187833991">
+    <w:abstractNumId w:val="30"/>
+  </w:num>
+  <w:num w:numId="18" w16cid:durableId="1283421878">
+    <w:abstractNumId w:val="12"/>
+  </w:num>
+  <w:num w:numId="19" w16cid:durableId="47804373">
+    <w:abstractNumId w:val="31"/>
+  </w:num>
+  <w:num w:numId="20" w16cid:durableId="1541745267">
+    <w:abstractNumId w:val="33"/>
+  </w:num>
+  <w:num w:numId="21" w16cid:durableId="1154755423">
+    <w:abstractNumId w:val="9"/>
+  </w:num>
+  <w:num w:numId="22" w16cid:durableId="547451897">
     <w:abstractNumId w:val="3"/>
   </w:num>
-  <w:num w:numId="2" w16cid:durableId="1724985639">
+  <w:num w:numId="23" w16cid:durableId="1080786484">
+    <w:abstractNumId w:val="16"/>
+  </w:num>
+  <w:num w:numId="24" w16cid:durableId="261574614">
+    <w:abstractNumId w:val="17"/>
+  </w:num>
+  <w:num w:numId="25" w16cid:durableId="1931307119">
+    <w:abstractNumId w:val="32"/>
+  </w:num>
+  <w:num w:numId="26" w16cid:durableId="1015301770">
+    <w:abstractNumId w:val="20"/>
+  </w:num>
+  <w:num w:numId="27" w16cid:durableId="1735812067">
+    <w:abstractNumId w:val="10"/>
+  </w:num>
+  <w:num w:numId="28" w16cid:durableId="436097333">
+    <w:abstractNumId w:val="5"/>
+  </w:num>
+  <w:num w:numId="29" w16cid:durableId="1339774019">
+    <w:abstractNumId w:val="15"/>
+  </w:num>
+  <w:num w:numId="30" w16cid:durableId="1229805072">
+    <w:abstractNumId w:val="29"/>
+  </w:num>
+  <w:num w:numId="31" w16cid:durableId="1636640512">
     <w:abstractNumId w:val="21"/>
   </w:num>
-  <w:num w:numId="3" w16cid:durableId="369886118">
-    <w:abstractNumId w:val="17"/>
+  <w:num w:numId="32" w16cid:durableId="394820674">
+    <w:abstractNumId w:val="14"/>
   </w:num>
-  <w:num w:numId="4" w16cid:durableId="1238831062">
-    <w:abstractNumId w:val="19"/>
-  </w:num>
-  <w:num w:numId="5" w16cid:durableId="39136332">
-    <w:abstractNumId w:val="4"/>
-  </w:num>
-  <w:num w:numId="6" w16cid:durableId="416488365">
-    <w:abstractNumId w:val="9"/>
-  </w:num>
-  <w:num w:numId="7" w16cid:durableId="441725040">
-    <w:abstractNumId w:val="20"/>
-  </w:num>
-  <w:num w:numId="8" w16cid:durableId="1702245485">
-    <w:abstractNumId w:val="7"/>
-  </w:num>
-  <w:num w:numId="9" w16cid:durableId="1777627521">
-    <w:abstractNumId w:val="18"/>
-  </w:num>
-  <w:num w:numId="10" w16cid:durableId="1119648591">
-    <w:abstractNumId w:val="5"/>
-  </w:num>
-  <w:num w:numId="11" w16cid:durableId="2079934681">
-    <w:abstractNumId w:val="16"/>
-  </w:num>
-  <w:num w:numId="12" w16cid:durableId="1019430551">
+  <w:num w:numId="33" w16cid:durableId="819005243">
     <w:abstractNumId w:val="0"/>
   </w:num>
-  <w:num w:numId="13" w16cid:durableId="2144958869">
-    <w:abstractNumId w:val="12"/>
-  </w:num>
-  <w:num w:numId="14" w16cid:durableId="1901674695">
-    <w:abstractNumId w:val="1"/>
-  </w:num>
-  <w:num w:numId="15" w16cid:durableId="436365694">
-    <w:abstractNumId w:val="13"/>
-  </w:num>
-  <w:num w:numId="16" w16cid:durableId="543567607">
-    <w:abstractNumId w:val="15"/>
-  </w:num>
-  <w:num w:numId="17" w16cid:durableId="187833991">
-    <w:abstractNumId w:val="22"/>
-  </w:num>
-  <w:num w:numId="18" w16cid:durableId="1283421878">
-    <w:abstractNumId w:val="8"/>
-  </w:num>
-  <w:num w:numId="19" w16cid:durableId="47804373">
-    <w:abstractNumId w:val="23"/>
-  </w:num>
-  <w:num w:numId="20" w16cid:durableId="1541745267">
-    <w:abstractNumId w:val="25"/>
-  </w:num>
-  <w:num w:numId="21" w16cid:durableId="1154755423">
+  <w:num w:numId="34" w16cid:durableId="1489321367">
     <w:abstractNumId w:val="6"/>
-  </w:num>
-  <w:num w:numId="22" w16cid:durableId="547451897">
-    <w:abstractNumId w:val="2"/>
-  </w:num>
-  <w:num w:numId="23" w16cid:durableId="1080786484">
-    <w:abstractNumId w:val="10"/>
-  </w:num>
-  <w:num w:numId="24" w16cid:durableId="261574614">
-    <w:abstractNumId w:val="11"/>
-  </w:num>
-  <w:num w:numId="25" w16cid:durableId="1931307119">
-    <w:abstractNumId w:val="24"/>
-  </w:num>
-  <w:num w:numId="26" w16cid:durableId="1015301770">
-    <w:abstractNumId w:val="14"/>
   </w:num>
 </w:numbering>
 </file>
@@ -7424,6 +10683,7 @@
   <w:style w:type="character" w:default="1" w:styleId="DefaultParagraphFont">
     <w:name w:val="Default Paragraph Font"/>
     <w:uiPriority w:val="1"/>
+    <w:semiHidden/>
     <w:unhideWhenUsed/>
   </w:style>
   <w:style w:type="table" w:default="1" w:styleId="TableNormal">

--- a/Batch13_dailynotes.docx
+++ b/Batch13_dailynotes.docx
@@ -46,48 +46,16 @@
           <w:b/>
           <w:bCs/>
         </w:rPr>
-        <w:t>1. What is Infrastructure as Code (</w:t>
-      </w:r>
-      <w:proofErr w:type="spellStart"/>
-      <w:r>
-        <w:rPr>
-          <w:b/>
-          <w:bCs/>
-        </w:rPr>
-        <w:t>IaC</w:t>
-      </w:r>
-      <w:proofErr w:type="spellEnd"/>
-      <w:r>
-        <w:rPr>
-          <w:b/>
-          <w:bCs/>
-        </w:rPr>
-        <w:t>)?</w:t>
-      </w:r>
-    </w:p>
-    <w:p>
-      <w:r>
-        <w:rPr>
-          <w:b/>
-          <w:bCs/>
-        </w:rPr>
-        <w:t>Infrastructure as Code (</w:t>
-      </w:r>
-      <w:proofErr w:type="spellStart"/>
-      <w:r>
-        <w:rPr>
-          <w:b/>
-          <w:bCs/>
-        </w:rPr>
-        <w:t>IaC</w:t>
-      </w:r>
-      <w:proofErr w:type="spellEnd"/>
-      <w:r>
-        <w:rPr>
-          <w:b/>
-          <w:bCs/>
-        </w:rPr>
-        <w:t>)</w:t>
+        <w:t>1. What is Infrastructure as Code (IaC)?</w:t>
+      </w:r>
+    </w:p>
+    <w:p>
+      <w:r>
+        <w:rPr>
+          <w:b/>
+          <w:bCs/>
+        </w:rPr>
+        <w:t>Infrastructure as Code (IaC)</w:t>
       </w:r>
       <w:r>
         <w:t xml:space="preserve"> is the practice of creating, configuring, and managing infrastructure using </w:t>
@@ -105,15 +73,7 @@
     </w:p>
     <w:p>
       <w:r>
-        <w:t xml:space="preserve">With </w:t>
-      </w:r>
-      <w:proofErr w:type="spellStart"/>
-      <w:r>
-        <w:t>IaC</w:t>
-      </w:r>
-      <w:proofErr w:type="spellEnd"/>
-      <w:r>
-        <w:t>, infrastructure can be:</w:t>
+        <w:t>With IaC, infrastructure can be:</w:t>
       </w:r>
     </w:p>
     <w:p>
@@ -215,36 +175,18 @@
     </w:p>
     <w:p>
       <w:r>
-        <w:t>resource "</w:t>
-      </w:r>
-      <w:proofErr w:type="spellStart"/>
-      <w:r>
-        <w:t>azurerm_linux_virtual_machine</w:t>
-      </w:r>
-      <w:proofErr w:type="spellEnd"/>
-      <w:r>
-        <w:t>" "</w:t>
-      </w:r>
-      <w:proofErr w:type="spellStart"/>
+        <w:t>resource "azurerm_linux_virtual_machine" "</w:t>
+      </w:r>
       <w:r>
         <w:t>rg</w:t>
       </w:r>
-      <w:proofErr w:type="spellEnd"/>
       <w:r>
         <w:t>" {</w:t>
       </w:r>
     </w:p>
     <w:p>
       <w:r>
-        <w:t xml:space="preserve">  name = "my-</w:t>
-      </w:r>
-      <w:proofErr w:type="spellStart"/>
-      <w:r>
-        <w:t>vm</w:t>
-      </w:r>
-      <w:proofErr w:type="spellEnd"/>
-      <w:r>
-        <w:t>"</w:t>
+        <w:t xml:space="preserve">  name = "my-vm"</w:t>
       </w:r>
     </w:p>
     <w:p>
@@ -285,39 +227,7 @@
           <w:b/>
           <w:bCs/>
         </w:rPr>
-        <w:t>Terraform is an Infrastructure as Code (</w:t>
-      </w:r>
-      <w:proofErr w:type="spellStart"/>
-      <w:r>
-        <w:rPr>
-          <w:b/>
-          <w:bCs/>
-        </w:rPr>
-        <w:t>IaC</w:t>
-      </w:r>
-      <w:proofErr w:type="spellEnd"/>
-      <w:r>
-        <w:rPr>
-          <w:b/>
-          <w:bCs/>
-        </w:rPr>
-        <w:t xml:space="preserve">) tool developed by </w:t>
-      </w:r>
-      <w:proofErr w:type="spellStart"/>
-      <w:r>
-        <w:rPr>
-          <w:b/>
-          <w:bCs/>
-        </w:rPr>
-        <w:t>HashiCorp</w:t>
-      </w:r>
-      <w:proofErr w:type="spellEnd"/>
-      <w:r>
-        <w:rPr>
-          <w:b/>
-          <w:bCs/>
-        </w:rPr>
-        <w:t>.</w:t>
+        <w:t>Terraform is an Infrastructure as Code (IaC) tool developed by HashiCorp.</w:t>
       </w:r>
     </w:p>
     <w:p>
@@ -442,15 +352,7 @@
         </w:numPr>
       </w:pPr>
       <w:r>
-        <w:t>Virtual Networks (</w:t>
-      </w:r>
-      <w:proofErr w:type="spellStart"/>
-      <w:r>
-        <w:t>VNets</w:t>
-      </w:r>
-      <w:proofErr w:type="spellEnd"/>
-      <w:r>
-        <w:t xml:space="preserve">) </w:t>
+        <w:t xml:space="preserve">Virtual Networks (VNets) </w:t>
       </w:r>
     </w:p>
     <w:p>
@@ -1028,13 +930,8 @@
           <w:numId w:val="19"/>
         </w:numPr>
       </w:pPr>
-      <w:proofErr w:type="spellStart"/>
-      <w:r>
-        <w:t>VNet</w:t>
-      </w:r>
-      <w:proofErr w:type="spellEnd"/>
-      <w:r>
-        <w:t xml:space="preserve"> </w:t>
+      <w:r>
+        <w:t xml:space="preserve">VNet </w:t>
       </w:r>
     </w:p>
     <w:p>
@@ -1234,15 +1131,7 @@
     </w:p>
     <w:p>
       <w:r>
-        <w:t xml:space="preserve">   </w:t>
-      </w:r>
-      <w:proofErr w:type="spellStart"/>
-      <w:r>
-        <w:t>VNet</w:t>
-      </w:r>
-      <w:proofErr w:type="spellEnd"/>
-      <w:r>
-        <w:t xml:space="preserve">        S3         VPC</w:t>
+        <w:t xml:space="preserve">   VNet        S3         VPC</w:t>
       </w:r>
     </w:p>
     <w:p>
@@ -1336,13 +1225,8 @@
     <w:p/>
     <w:p/>
     <w:p>
-      <w:proofErr w:type="spellStart"/>
-      <w:r>
-        <w:t>Wrire</w:t>
-      </w:r>
-      <w:proofErr w:type="spellEnd"/>
-      <w:r>
-        <w:t>, plan and apply flow</w:t>
+      <w:r>
+        <w:t>Wrire, plan and apply flow</w:t>
       </w:r>
     </w:p>
     <w:p>
@@ -1429,13 +1313,8 @@
     </w:p>
     <w:p>
       <w:r>
-        <w:t xml:space="preserve">terraform </w:t>
-      </w:r>
-      <w:proofErr w:type="spellStart"/>
-      <w:r>
-        <w:t>init</w:t>
-      </w:r>
-      <w:proofErr w:type="spellEnd"/>
+        <w:t>terraform init</w:t>
+      </w:r>
     </w:p>
     <w:p>
       <w:r>
@@ -1691,13 +1570,8 @@
     </w:p>
     <w:p>
       <w:r>
-        <w:t xml:space="preserve">Create </w:t>
-      </w:r>
-      <w:proofErr w:type="spellStart"/>
-      <w:r>
-        <w:t>VNet</w:t>
-      </w:r>
-      <w:proofErr w:type="spellEnd"/>
+        <w:t>Create VNet</w:t>
+      </w:r>
     </w:p>
     <w:p>
       <w:r>
@@ -2131,15 +2005,7 @@
     </w:p>
     <w:p>
       <w:r>
-        <w:t xml:space="preserve">For Azure, we commonly use the </w:t>
-      </w:r>
-      <w:proofErr w:type="spellStart"/>
-      <w:r>
-        <w:t>azurerm</w:t>
-      </w:r>
-      <w:proofErr w:type="spellEnd"/>
-      <w:r>
-        <w:t xml:space="preserve"> provider.</w:t>
+        <w:t>For Azure, we commonly use the azurerm provider.</w:t>
       </w:r>
     </w:p>
     <w:p>
@@ -2154,57 +2020,17 @@
     </w:p>
     <w:p>
       <w:r>
-        <w:t xml:space="preserve">  </w:t>
-      </w:r>
-      <w:proofErr w:type="spellStart"/>
-      <w:r>
-        <w:t>required_providers</w:t>
-      </w:r>
-      <w:proofErr w:type="spellEnd"/>
-      <w:r>
-        <w:t xml:space="preserve"> {</w:t>
-      </w:r>
-    </w:p>
-    <w:p>
-      <w:r>
-        <w:t xml:space="preserve">    </w:t>
-      </w:r>
-      <w:proofErr w:type="spellStart"/>
-      <w:r>
-        <w:t>azurerm</w:t>
-      </w:r>
-      <w:proofErr w:type="spellEnd"/>
-      <w:r>
-        <w:t xml:space="preserve"> = {</w:t>
-      </w:r>
-    </w:p>
-    <w:p>
-      <w:r>
-        <w:t xml:space="preserve">      </w:t>
-      </w:r>
-      <w:proofErr w:type="gramStart"/>
-      <w:r>
-        <w:t>source  =</w:t>
-      </w:r>
-      <w:proofErr w:type="gramEnd"/>
-      <w:r>
-        <w:t xml:space="preserve"> "</w:t>
-      </w:r>
-      <w:proofErr w:type="spellStart"/>
-      <w:r>
-        <w:t>hashicorp</w:t>
-      </w:r>
-      <w:proofErr w:type="spellEnd"/>
-      <w:r>
-        <w:t>/</w:t>
-      </w:r>
-      <w:proofErr w:type="spellStart"/>
-      <w:r>
-        <w:t>azurerm</w:t>
-      </w:r>
-      <w:proofErr w:type="spellEnd"/>
-      <w:r>
-        <w:t>"</w:t>
+        <w:t xml:space="preserve">  required_providers {</w:t>
+      </w:r>
+    </w:p>
+    <w:p>
+      <w:r>
+        <w:t xml:space="preserve">    azurerm = {</w:t>
+      </w:r>
+    </w:p>
+    <w:p>
+      <w:r>
+        <w:t xml:space="preserve">      source  = "hashicorp/azurerm"</w:t>
       </w:r>
     </w:p>
     <w:p>
@@ -2230,15 +2056,7 @@
     <w:p/>
     <w:p>
       <w:r>
-        <w:t>provider "</w:t>
-      </w:r>
-      <w:proofErr w:type="spellStart"/>
-      <w:r>
-        <w:t>azurerm</w:t>
-      </w:r>
-      <w:proofErr w:type="spellEnd"/>
-      <w:r>
-        <w:t>" {</w:t>
+        <w:t>provider "azurerm" {</w:t>
       </w:r>
     </w:p>
     <w:p>
@@ -2295,15 +2113,7 @@
     </w:p>
     <w:p>
       <w:r>
-        <w:t>resource "</w:t>
-      </w:r>
-      <w:proofErr w:type="spellStart"/>
-      <w:r>
-        <w:t>azurerm_resource_group</w:t>
-      </w:r>
-      <w:proofErr w:type="spellEnd"/>
-      <w:r>
-        <w:t>" "example" {</w:t>
+        <w:t>resource "azurerm_resource_group" "example" {</w:t>
       </w:r>
     </w:p>
     <w:p>
@@ -2345,13 +2155,8 @@
           <w:numId w:val="24"/>
         </w:numPr>
       </w:pPr>
-      <w:proofErr w:type="spellStart"/>
-      <w:r>
-        <w:t>azurerm_resource_group</w:t>
-      </w:r>
-      <w:proofErr w:type="spellEnd"/>
-      <w:r>
-        <w:t xml:space="preserve"> → Resource type </w:t>
+      <w:r>
+        <w:t xml:space="preserve">azurerm_resource_group → Resource type </w:t>
       </w:r>
     </w:p>
     <w:p>
@@ -2471,15 +2276,8 @@
     </w:p>
     <w:p>
       <w:r>
-        <w:t xml:space="preserve">location = </w:t>
-      </w:r>
-      <w:proofErr w:type="spellStart"/>
-      <w:proofErr w:type="gramStart"/>
-      <w:r>
-        <w:t>var.location</w:t>
-      </w:r>
-      <w:proofErr w:type="spellEnd"/>
-      <w:proofErr w:type="gramEnd"/>
+        <w:t>location = var.location</w:t>
+      </w:r>
     </w:p>
     <w:p>
       <w:r>
@@ -2679,15 +2477,7 @@
     <w:p/>
     <w:p>
       <w:r>
-        <w:t>variable "</w:t>
-      </w:r>
-      <w:proofErr w:type="spellStart"/>
-      <w:r>
-        <w:t>resource_group_name</w:t>
-      </w:r>
-      <w:proofErr w:type="spellEnd"/>
-      <w:r>
-        <w:t>" {</w:t>
+        <w:t>variable "resource_group_name" {</w:t>
       </w:r>
     </w:p>
     <w:p>
@@ -2739,33 +2529,12 @@
           <w:b/>
           <w:bCs/>
         </w:rPr>
-        <w:t xml:space="preserve">17. </w:t>
-      </w:r>
-      <w:proofErr w:type="spellStart"/>
-      <w:proofErr w:type="gramStart"/>
-      <w:r>
-        <w:rPr>
-          <w:b/>
-          <w:bCs/>
-        </w:rPr>
-        <w:t>terraform.tfvars</w:t>
-      </w:r>
-      <w:proofErr w:type="spellEnd"/>
-      <w:proofErr w:type="gramEnd"/>
-    </w:p>
-    <w:p>
-      <w:r>
-        <w:t xml:space="preserve">The </w:t>
-      </w:r>
-      <w:proofErr w:type="spellStart"/>
-      <w:proofErr w:type="gramStart"/>
-      <w:r>
-        <w:t>terraform.tfvars</w:t>
-      </w:r>
-      <w:proofErr w:type="spellEnd"/>
-      <w:proofErr w:type="gramEnd"/>
-      <w:r>
-        <w:t xml:space="preserve"> file is commonly used to provide the </w:t>
+        <w:t>17. terraform.tfvars</w:t>
+      </w:r>
+    </w:p>
+    <w:p>
+      <w:r>
+        <w:t xml:space="preserve">The terraform.tfvars file is commonly used to provide the </w:t>
       </w:r>
       <w:r>
         <w:rPr>
@@ -2789,21 +2558,8 @@
       </w:r>
     </w:p>
     <w:p>
-      <w:proofErr w:type="spellStart"/>
-      <w:r>
-        <w:t>resource_group_name</w:t>
-      </w:r>
-      <w:proofErr w:type="spellEnd"/>
-      <w:r>
-        <w:t xml:space="preserve"> = "dev-</w:t>
-      </w:r>
-      <w:proofErr w:type="spellStart"/>
-      <w:r>
-        <w:t>rg</w:t>
-      </w:r>
-      <w:proofErr w:type="spellEnd"/>
-      <w:r>
-        <w:t>"</w:t>
+      <w:r>
+        <w:t>resource_group_name = "dev-rg"</w:t>
       </w:r>
     </w:p>
     <w:p/>
@@ -2844,13 +2600,9 @@
       </w:r>
     </w:p>
     <w:p>
-      <w:proofErr w:type="spellStart"/>
-      <w:proofErr w:type="gramStart"/>
       <w:r>
         <w:t>terraform.tfvars</w:t>
       </w:r>
-      <w:proofErr w:type="spellEnd"/>
-      <w:proofErr w:type="gramEnd"/>
     </w:p>
     <w:p>
       <w:r>
@@ -2929,8 +2681,6 @@
           <w:bCs/>
         </w:rPr>
       </w:pPr>
-      <w:proofErr w:type="spellStart"/>
-      <w:proofErr w:type="gramStart"/>
       <w:r>
         <w:rPr>
           <w:b/>
@@ -2938,8 +2688,6 @@
         </w:rPr>
         <w:t>terraform.tfvars</w:t>
       </w:r>
-      <w:proofErr w:type="spellEnd"/>
-      <w:proofErr w:type="gramEnd"/>
     </w:p>
     <w:p>
       <w:r>
@@ -2963,49 +2711,24 @@
     </w:p>
     <w:p>
       <w:r>
-        <w:t>resource "</w:t>
-      </w:r>
-      <w:proofErr w:type="spellStart"/>
-      <w:r>
-        <w:t>azurerm_resource_group</w:t>
-      </w:r>
-      <w:proofErr w:type="spellEnd"/>
-      <w:r>
-        <w:t>" "</w:t>
-      </w:r>
-      <w:proofErr w:type="spellStart"/>
+        <w:t>resource "azurerm_resource_group" "</w:t>
+      </w:r>
       <w:r>
         <w:t>rg</w:t>
       </w:r>
-      <w:proofErr w:type="spellEnd"/>
       <w:r>
         <w:t>" {</w:t>
       </w:r>
     </w:p>
     <w:p>
       <w:r>
-        <w:t xml:space="preserve">  name     = "my-</w:t>
-      </w:r>
-      <w:proofErr w:type="spellStart"/>
-      <w:r>
-        <w:t>rg</w:t>
-      </w:r>
-      <w:proofErr w:type="spellEnd"/>
-      <w:r>
-        <w:t>"</w:t>
-      </w:r>
-    </w:p>
-    <w:p>
-      <w:r>
-        <w:t xml:space="preserve">  location = </w:t>
-      </w:r>
-      <w:proofErr w:type="spellStart"/>
-      <w:proofErr w:type="gramStart"/>
-      <w:r>
-        <w:t>var.location</w:t>
-      </w:r>
-      <w:proofErr w:type="spellEnd"/>
-      <w:proofErr w:type="gramEnd"/>
+        <w:t xml:space="preserve">  name     = "my-rg"</w:t>
+      </w:r>
+    </w:p>
+    <w:p>
+      <w:r>
+        <w:t xml:space="preserve">  location = var.location</w:t>
+      </w:r>
     </w:p>
     <w:p>
       <w:r>
@@ -3142,15 +2865,7 @@
     </w:p>
     <w:p>
       <w:r>
-        <w:t>output "</w:t>
-      </w:r>
-      <w:proofErr w:type="spellStart"/>
-      <w:r>
-        <w:t>resource_group_name</w:t>
-      </w:r>
-      <w:proofErr w:type="spellEnd"/>
-      <w:r>
-        <w:t>" {</w:t>
+        <w:t>output "resource_group_name" {</w:t>
       </w:r>
     </w:p>
     <w:p>
@@ -3184,21 +2899,8 @@
       </w:r>
     </w:p>
     <w:p>
-      <w:proofErr w:type="spellStart"/>
-      <w:r>
-        <w:t>resource_group_name</w:t>
-      </w:r>
-      <w:proofErr w:type="spellEnd"/>
-      <w:r>
-        <w:t xml:space="preserve"> = "my-</w:t>
-      </w:r>
-      <w:proofErr w:type="spellStart"/>
-      <w:r>
-        <w:t>rg</w:t>
-      </w:r>
-      <w:proofErr w:type="spellEnd"/>
-      <w:r>
-        <w:t>"</w:t>
+      <w:r>
+        <w:t>resource_group_name = "my-rg"</w:t>
       </w:r>
     </w:p>
     <w:p>
@@ -3304,15 +3006,8 @@
         <w:t>──</w:t>
       </w:r>
       <w:r>
-        <w:t xml:space="preserve"> </w:t>
-      </w:r>
-      <w:proofErr w:type="spellStart"/>
-      <w:proofErr w:type="gramStart"/>
-      <w:r>
-        <w:t>terraform.tfvars</w:t>
-      </w:r>
-      <w:proofErr w:type="spellEnd"/>
-      <w:proofErr w:type="gramEnd"/>
+        <w:t xml:space="preserve"> terraform.tfvars</w:t>
+      </w:r>
     </w:p>
     <w:p>
       <w:r>
@@ -3506,13 +3201,9 @@
             <w:hideMark/>
           </w:tcPr>
           <w:p>
-            <w:proofErr w:type="spellStart"/>
-            <w:proofErr w:type="gramStart"/>
             <w:r>
               <w:t>terraform.tfvars</w:t>
             </w:r>
-            <w:proofErr w:type="spellEnd"/>
-            <w:proofErr w:type="gramEnd"/>
           </w:p>
         </w:tc>
         <w:tc>
@@ -3641,13 +3332,8 @@
       </w:r>
     </w:p>
     <w:p>
-      <w:proofErr w:type="spellStart"/>
-      <w:r>
-        <w:t>az</w:t>
-      </w:r>
-      <w:proofErr w:type="spellEnd"/>
-      <w:r>
-        <w:t xml:space="preserve"> version</w:t>
+      <w:r>
+        <w:t>az version</w:t>
       </w:r>
     </w:p>
     <w:p>
@@ -3666,13 +3352,8 @@
       </w:r>
     </w:p>
     <w:p>
-      <w:proofErr w:type="spellStart"/>
-      <w:r>
-        <w:t>az</w:t>
-      </w:r>
-      <w:proofErr w:type="spellEnd"/>
-      <w:r>
-        <w:t xml:space="preserve"> login</w:t>
+      <w:r>
+        <w:t>az login</w:t>
       </w:r>
     </w:p>
     <w:p>
@@ -3686,14 +3367,9 @@
       </w:r>
     </w:p>
     <w:p>
-      <w:proofErr w:type="spellStart"/>
       <w:r>
         <w:lastRenderedPageBreak/>
-        <w:t>az</w:t>
-      </w:r>
-      <w:proofErr w:type="spellEnd"/>
-      <w:r>
-        <w:t xml:space="preserve"> account list --output table</w:t>
+        <w:t>az account list --output table</w:t>
       </w:r>
     </w:p>
     <w:p>
@@ -3702,13 +3378,8 @@
       </w:r>
     </w:p>
     <w:p>
-      <w:proofErr w:type="spellStart"/>
-      <w:r>
-        <w:t>az</w:t>
-      </w:r>
-      <w:proofErr w:type="spellEnd"/>
-      <w:r>
-        <w:t xml:space="preserve"> account set --subscription "&lt;subscription-id&gt;"</w:t>
+      <w:r>
+        <w:t>az account set --subscription "&lt;subscription-id&gt;"</w:t>
       </w:r>
     </w:p>
     <w:p>
@@ -3717,13 +3388,8 @@
       </w:r>
     </w:p>
     <w:p>
-      <w:proofErr w:type="spellStart"/>
-      <w:r>
-        <w:t>az</w:t>
-      </w:r>
-      <w:proofErr w:type="spellEnd"/>
-      <w:r>
-        <w:t xml:space="preserve"> account show --output table</w:t>
+      <w:r>
+        <w:t>az account show --output table</w:t>
       </w:r>
     </w:p>
     <w:p>
@@ -3802,13 +3468,9 @@
           <w:numId w:val="26"/>
         </w:numPr>
       </w:pPr>
-      <w:proofErr w:type="spellStart"/>
-      <w:proofErr w:type="gramStart"/>
       <w:r>
         <w:t>terraform.tfvars</w:t>
       </w:r>
-      <w:proofErr w:type="spellEnd"/>
-      <w:proofErr w:type="gramEnd"/>
     </w:p>
     <w:p>
       <w:pPr>
@@ -3839,13 +3501,8 @@
     </w:p>
     <w:p>
       <w:r>
-        <w:t xml:space="preserve">terraform </w:t>
-      </w:r>
-      <w:proofErr w:type="spellStart"/>
-      <w:r>
-        <w:t>init</w:t>
-      </w:r>
-      <w:proofErr w:type="spellEnd"/>
+        <w:t>terraform init</w:t>
+      </w:r>
     </w:p>
     <w:p>
       <w:pPr>
@@ -3884,13 +3541,8 @@
     </w:p>
     <w:p>
       <w:r>
-        <w:t xml:space="preserve">terraform </w:t>
-      </w:r>
-      <w:proofErr w:type="spellStart"/>
-      <w:r>
-        <w:t>fmt</w:t>
-      </w:r>
-      <w:proofErr w:type="spellEnd"/>
+        <w:t>terraform fmt</w:t>
+      </w:r>
     </w:p>
     <w:p>
       <w:pPr>
@@ -4177,54 +3829,22 @@
           <w:b/>
           <w:bCs/>
         </w:rPr>
-        <w:t xml:space="preserve">Terraform state is </w:t>
-      </w:r>
-      <w:proofErr w:type="gramStart"/>
-      <w:r>
-        <w:rPr>
-          <w:b/>
-          <w:bCs/>
-        </w:rPr>
-        <w:t>an</w:t>
-      </w:r>
-      <w:proofErr w:type="gramEnd"/>
-      <w:r>
-        <w:rPr>
-          <w:b/>
-          <w:bCs/>
-        </w:rPr>
-        <w:t xml:space="preserve"> file terraform uses keep track of the infra it manages </w:t>
-      </w:r>
-    </w:p>
-    <w:p>
-      <w:pPr>
-        <w:rPr>
-          <w:b/>
-          <w:bCs/>
-        </w:rPr>
-      </w:pPr>
-      <w:r>
-        <w:rPr>
-          <w:b/>
-          <w:bCs/>
-        </w:rPr>
-        <w:t xml:space="preserve">By </w:t>
-      </w:r>
-      <w:proofErr w:type="gramStart"/>
-      <w:r>
-        <w:rPr>
-          <w:b/>
-          <w:bCs/>
-        </w:rPr>
-        <w:t>default</w:t>
-      </w:r>
-      <w:proofErr w:type="gramEnd"/>
-      <w:r>
-        <w:rPr>
-          <w:b/>
-          <w:bCs/>
-        </w:rPr>
-        <w:t xml:space="preserve"> terraform create </w:t>
+        <w:t xml:space="preserve">Terraform state is an file terraform uses keep track of the infra it manages </w:t>
+      </w:r>
+    </w:p>
+    <w:p>
+      <w:pPr>
+        <w:rPr>
+          <w:b/>
+          <w:bCs/>
+        </w:rPr>
+      </w:pPr>
+      <w:r>
+        <w:rPr>
+          <w:b/>
+          <w:bCs/>
+        </w:rPr>
+        <w:t xml:space="preserve">By default terraform create </w:t>
       </w:r>
     </w:p>
     <w:p>
@@ -4497,79 +4117,22 @@
           <w:b/>
           <w:bCs/>
         </w:rPr>
-        <w:t xml:space="preserve">Azure backend </w:t>
-      </w:r>
-      <w:proofErr w:type="spellStart"/>
-      <w:r>
-        <w:rPr>
-          <w:b/>
-          <w:bCs/>
-        </w:rPr>
-        <w:t>terrfaom</w:t>
-      </w:r>
-      <w:proofErr w:type="spellEnd"/>
-    </w:p>
-    <w:p>
-      <w:pPr>
-        <w:rPr>
-          <w:b/>
-          <w:bCs/>
-        </w:rPr>
-      </w:pPr>
-      <w:r>
-        <w:rPr>
-          <w:b/>
-          <w:bCs/>
-        </w:rPr>
-        <w:t xml:space="preserve">Az azure </w:t>
-      </w:r>
-      <w:proofErr w:type="spellStart"/>
-      <w:r>
-        <w:rPr>
-          <w:b/>
-          <w:bCs/>
-        </w:rPr>
-        <w:t>staorage</w:t>
-      </w:r>
-      <w:proofErr w:type="spellEnd"/>
-      <w:r>
-        <w:rPr>
-          <w:b/>
-          <w:bCs/>
-        </w:rPr>
-        <w:t xml:space="preserve"> backend is used to store terraform state files (</w:t>
-      </w:r>
-      <w:proofErr w:type="spellStart"/>
-      <w:r>
-        <w:rPr>
-          <w:b/>
-          <w:bCs/>
-        </w:rPr>
-        <w:t>Terrform.tfstate</w:t>
-      </w:r>
-      <w:proofErr w:type="spellEnd"/>
-      <w:r>
-        <w:rPr>
-          <w:b/>
-          <w:bCs/>
-        </w:rPr>
-        <w:t xml:space="preserve">) remotely in </w:t>
-      </w:r>
-      <w:proofErr w:type="spellStart"/>
-      <w:r>
-        <w:rPr>
-          <w:b/>
-          <w:bCs/>
-        </w:rPr>
-        <w:t>az</w:t>
-      </w:r>
-      <w:proofErr w:type="spellEnd"/>
-      <w:r>
-        <w:rPr>
-          <w:b/>
-          <w:bCs/>
-        </w:rPr>
-        <w:t xml:space="preserve"> azure storage account instead of keeping its on your local machine </w:t>
+        <w:t>Azure backend terrfaom</w:t>
+      </w:r>
+    </w:p>
+    <w:p>
+      <w:pPr>
+        <w:rPr>
+          <w:b/>
+          <w:bCs/>
+        </w:rPr>
+      </w:pPr>
+      <w:r>
+        <w:rPr>
+          <w:b/>
+          <w:bCs/>
+        </w:rPr>
+        <w:t xml:space="preserve">Az azure staorage backend is used to store terraform state files (Terrform.tfstate) remotely in az azure storage account instead of keeping its on your local machine </w:t>
       </w:r>
     </w:p>
     <w:p>
@@ -4638,26 +4201,8 @@
           <w:bCs/>
         </w:rPr>
         <w:lastRenderedPageBreak/>
-        <w:t>-------</w:t>
-      </w:r>
-      <w:proofErr w:type="gramStart"/>
-      <w:r>
-        <w:rPr>
-          <w:b/>
-          <w:bCs/>
-        </w:rPr>
-        <w:t>Terraform .</w:t>
-      </w:r>
-      <w:proofErr w:type="spellStart"/>
-      <w:r>
-        <w:rPr>
-          <w:b/>
-          <w:bCs/>
-        </w:rPr>
-        <w:t>tfstate</w:t>
-      </w:r>
-      <w:proofErr w:type="spellEnd"/>
-      <w:proofErr w:type="gramEnd"/>
+        <w:t>-------Terraform .tfstate</w:t>
+      </w:r>
     </w:p>
     <w:p>
       <w:pPr>
@@ -4802,11 +4347,9 @@
           <w:numId w:val="30"/>
         </w:numPr>
       </w:pPr>
-      <w:proofErr w:type="spellStart"/>
       <w:r>
         <w:t>Terraform.tfstate</w:t>
       </w:r>
-      <w:proofErr w:type="spellEnd"/>
     </w:p>
     <w:p>
       <w:pPr>
@@ -4816,13 +4359,9 @@
           <w:numId w:val="30"/>
         </w:numPr>
       </w:pPr>
-      <w:proofErr w:type="spellStart"/>
-      <w:proofErr w:type="gramStart"/>
       <w:r>
         <w:t>Terraform.tfsate.backup</w:t>
       </w:r>
-      <w:proofErr w:type="spellEnd"/>
-      <w:proofErr w:type="gramEnd"/>
     </w:p>
     <w:p>
       <w:pPr>
@@ -4832,18 +4371,8 @@
           <w:numId w:val="30"/>
         </w:numPr>
       </w:pPr>
-      <w:proofErr w:type="gramStart"/>
-      <w:r>
-        <w:t>.</w:t>
-      </w:r>
-      <w:proofErr w:type="spellStart"/>
-      <w:r>
-        <w:t>gitognore</w:t>
-      </w:r>
-      <w:proofErr w:type="spellEnd"/>
-      <w:proofErr w:type="gramEnd"/>
-      <w:r>
-        <w:t xml:space="preserve"> </w:t>
+      <w:r>
+        <w:t xml:space="preserve">.gitognore </w:t>
       </w:r>
     </w:p>
     <w:p/>
@@ -4910,49 +4439,32 @@
           <w:b/>
           <w:bCs/>
         </w:rPr>
-        <w:t xml:space="preserve">In terraform, locals are used to defined values once and reuse them in multiple places in </w:t>
-      </w:r>
-      <w:proofErr w:type="gramStart"/>
-      <w:r>
-        <w:rPr>
-          <w:b/>
-          <w:bCs/>
-        </w:rPr>
-        <w:t>your</w:t>
-      </w:r>
-      <w:proofErr w:type="gramEnd"/>
-      <w:r>
-        <w:rPr>
-          <w:b/>
-          <w:bCs/>
-        </w:rPr>
-        <w:t xml:space="preserve"> terraform configuration </w:t>
-      </w:r>
-    </w:p>
-    <w:p>
-      <w:pPr>
-        <w:rPr>
-          <w:b/>
-          <w:bCs/>
-        </w:rPr>
-      </w:pPr>
-    </w:p>
-    <w:p>
-      <w:pPr>
-        <w:rPr>
-          <w:b/>
-          <w:bCs/>
-        </w:rPr>
-      </w:pPr>
-    </w:p>
-    <w:p>
-      <w:pPr>
-        <w:rPr>
-          <w:b/>
-          <w:bCs/>
-        </w:rPr>
-      </w:pPr>
-      <w:proofErr w:type="gramStart"/>
+        <w:t xml:space="preserve">In terraform, locals are used to defined values once and reuse them in multiple places in your terraform configuration </w:t>
+      </w:r>
+    </w:p>
+    <w:p>
+      <w:pPr>
+        <w:rPr>
+          <w:b/>
+          <w:bCs/>
+        </w:rPr>
+      </w:pPr>
+    </w:p>
+    <w:p>
+      <w:pPr>
+        <w:rPr>
+          <w:b/>
+          <w:bCs/>
+        </w:rPr>
+      </w:pPr>
+    </w:p>
+    <w:p>
+      <w:pPr>
+        <w:rPr>
+          <w:b/>
+          <w:bCs/>
+        </w:rPr>
+      </w:pPr>
       <w:r>
         <w:rPr>
           <w:b/>
@@ -4960,7 +4472,6 @@
         </w:rPr>
         <w:t>locals{</w:t>
       </w:r>
-      <w:proofErr w:type="gramEnd"/>
     </w:p>
     <w:p>
       <w:pPr>
@@ -4990,54 +4501,22 @@
           <w:bCs/>
         </w:rPr>
         <w:lastRenderedPageBreak/>
-        <w:t>Environment</w:t>
-      </w:r>
-      <w:proofErr w:type="gramStart"/>
-      <w:r>
-        <w:rPr>
-          <w:b/>
-          <w:bCs/>
-        </w:rPr>
-        <w:t>=”dev</w:t>
-      </w:r>
-      <w:proofErr w:type="gramEnd"/>
-      <w:r>
-        <w:rPr>
-          <w:b/>
-          <w:bCs/>
-        </w:rPr>
-        <w:t>”</w:t>
-      </w:r>
-    </w:p>
-    <w:p>
-      <w:pPr>
-        <w:rPr>
-          <w:b/>
-          <w:bCs/>
-        </w:rPr>
-      </w:pPr>
-      <w:r>
-        <w:rPr>
-          <w:b/>
-          <w:bCs/>
-        </w:rPr>
-        <w:t xml:space="preserve">Location </w:t>
-      </w:r>
-      <w:proofErr w:type="gramStart"/>
-      <w:r>
-        <w:rPr>
-          <w:b/>
-          <w:bCs/>
-        </w:rPr>
-        <w:t>=”east</w:t>
-      </w:r>
-      <w:proofErr w:type="gramEnd"/>
-      <w:r>
-        <w:rPr>
-          <w:b/>
-          <w:bCs/>
-        </w:rPr>
-        <w:t xml:space="preserve"> us”</w:t>
+        <w:t>Environment=”dev”</w:t>
+      </w:r>
+    </w:p>
+    <w:p>
+      <w:pPr>
+        <w:rPr>
+          <w:b/>
+          <w:bCs/>
+        </w:rPr>
+      </w:pPr>
+      <w:r>
+        <w:rPr>
+          <w:b/>
+          <w:bCs/>
+        </w:rPr>
+        <w:t>Location =”east us”</w:t>
       </w:r>
     </w:p>
     <w:p>
@@ -5070,7 +4549,6 @@
           <w:bCs/>
         </w:rPr>
       </w:pPr>
-      <w:proofErr w:type="spellStart"/>
       <w:r>
         <w:rPr>
           <w:b/>
@@ -5078,16 +4556,14 @@
         </w:rPr>
         <w:t>Local.project</w:t>
       </w:r>
-      <w:proofErr w:type="spellEnd"/>
-    </w:p>
-    <w:p>
-      <w:pPr>
-        <w:rPr>
-          <w:b/>
-          <w:bCs/>
-        </w:rPr>
-      </w:pPr>
-      <w:proofErr w:type="spellStart"/>
+    </w:p>
+    <w:p>
+      <w:pPr>
+        <w:rPr>
+          <w:b/>
+          <w:bCs/>
+        </w:rPr>
+      </w:pPr>
       <w:r>
         <w:rPr>
           <w:b/>
@@ -5095,16 +4571,14 @@
         </w:rPr>
         <w:t>Local.envirnoment</w:t>
       </w:r>
-      <w:proofErr w:type="spellEnd"/>
-    </w:p>
-    <w:p>
-      <w:pPr>
-        <w:rPr>
-          <w:b/>
-          <w:bCs/>
-        </w:rPr>
-      </w:pPr>
-      <w:proofErr w:type="spellStart"/>
+    </w:p>
+    <w:p>
+      <w:pPr>
+        <w:rPr>
+          <w:b/>
+          <w:bCs/>
+        </w:rPr>
+      </w:pPr>
       <w:r>
         <w:rPr>
           <w:b/>
@@ -5112,7 +4586,6 @@
         </w:rPr>
         <w:t>Local.location</w:t>
       </w:r>
-      <w:proofErr w:type="spellEnd"/>
     </w:p>
     <w:p>
       <w:pPr>
@@ -5175,7 +4648,6 @@
         </w:rPr>
         <w:t>Locals-</w:t>
       </w:r>
-      <w:proofErr w:type="spellStart"/>
       <w:r>
         <w:rPr>
           <w:b/>
@@ -5183,7 +4655,6 @@
         </w:rPr>
         <w:t>Vm</w:t>
       </w:r>
-      <w:proofErr w:type="spellEnd"/>
     </w:p>
     <w:p>
       <w:pPr>
@@ -5204,7 +4675,6 @@
         </w:rPr>
         <w:t>Locals-</w:t>
       </w:r>
-      <w:proofErr w:type="spellStart"/>
       <w:r>
         <w:rPr>
           <w:b/>
@@ -5212,7 +4682,6 @@
         </w:rPr>
         <w:t>Vnet</w:t>
       </w:r>
-      <w:proofErr w:type="spellEnd"/>
     </w:p>
     <w:p>
       <w:pPr>
@@ -5299,33 +4768,8 @@
           <w:b/>
           <w:bCs/>
         </w:rPr>
-        <w:t xml:space="preserve">Provisioning </w:t>
-      </w:r>
-      <w:proofErr w:type="spellStart"/>
-      <w:r>
-        <w:rPr>
-          <w:b/>
-          <w:bCs/>
-        </w:rPr>
-        <w:t>Vms</w:t>
-      </w:r>
-      <w:proofErr w:type="spellEnd"/>
-      <w:r>
-        <w:rPr>
-          <w:b/>
-          <w:bCs/>
-        </w:rPr>
-        <w:t xml:space="preserve"> from </w:t>
-      </w:r>
-      <w:proofErr w:type="gramStart"/>
-      <w:r>
-        <w:rPr>
-          <w:b/>
-          <w:bCs/>
-        </w:rPr>
-        <w:t>terraform :</w:t>
-      </w:r>
-      <w:proofErr w:type="gramEnd"/>
+        <w:t>Provisioning Vms from terraform :</w:t>
+      </w:r>
     </w:p>
     <w:p>
       <w:pPr>
@@ -5409,17 +4853,8 @@
           <w:b/>
           <w:bCs/>
         </w:rPr>
-        <w:t>Demo-</w:t>
-      </w:r>
-      <w:proofErr w:type="spellStart"/>
-      <w:r>
-        <w:rPr>
-          <w:b/>
-          <w:bCs/>
-        </w:rPr>
-        <w:t>rg</w:t>
-      </w:r>
-      <w:proofErr w:type="spellEnd"/>
+        <w:t>Demo-rg</w:t>
+      </w:r>
     </w:p>
     <w:p>
       <w:pPr>
@@ -5438,582 +4873,478 @@
           <w:b/>
           <w:bCs/>
         </w:rPr>
-        <w:t>Demo-</w:t>
-      </w:r>
-      <w:proofErr w:type="spellStart"/>
-      <w:r>
-        <w:rPr>
-          <w:b/>
-          <w:bCs/>
-        </w:rPr>
+        <w:t>Demo-Vnet</w:t>
+      </w:r>
+    </w:p>
+    <w:p>
+      <w:pPr>
+        <w:pStyle w:val="ListParagraph"/>
+        <w:numPr>
+          <w:ilvl w:val="0"/>
+          <w:numId w:val="32"/>
+        </w:numPr>
+        <w:rPr>
+          <w:b/>
+          <w:bCs/>
+        </w:rPr>
+      </w:pPr>
+      <w:r>
+        <w:rPr>
+          <w:b/>
+          <w:bCs/>
+        </w:rPr>
+        <w:t>Demo-subnet</w:t>
+      </w:r>
+    </w:p>
+    <w:p>
+      <w:pPr>
+        <w:pStyle w:val="ListParagraph"/>
+        <w:numPr>
+          <w:ilvl w:val="0"/>
+          <w:numId w:val="32"/>
+        </w:numPr>
+        <w:rPr>
+          <w:b/>
+          <w:bCs/>
+        </w:rPr>
+      </w:pPr>
+      <w:r>
+        <w:rPr>
+          <w:b/>
+          <w:bCs/>
+        </w:rPr>
+        <w:t>Demo-nsg</w:t>
+      </w:r>
+    </w:p>
+    <w:p>
+      <w:pPr>
+        <w:pStyle w:val="ListParagraph"/>
+        <w:numPr>
+          <w:ilvl w:val="0"/>
+          <w:numId w:val="32"/>
+        </w:numPr>
+        <w:rPr>
+          <w:b/>
+          <w:bCs/>
+        </w:rPr>
+      </w:pPr>
+      <w:r>
+        <w:rPr>
+          <w:b/>
+          <w:bCs/>
+        </w:rPr>
+        <w:t>Demo-nsg-rules</w:t>
+      </w:r>
+    </w:p>
+    <w:p>
+      <w:pPr>
+        <w:pStyle w:val="ListParagraph"/>
+        <w:numPr>
+          <w:ilvl w:val="0"/>
+          <w:numId w:val="32"/>
+        </w:numPr>
+        <w:rPr>
+          <w:b/>
+          <w:bCs/>
+        </w:rPr>
+      </w:pPr>
+      <w:r>
+        <w:rPr>
+          <w:b/>
+          <w:bCs/>
+        </w:rPr>
+        <w:t>Demo-ip</w:t>
+      </w:r>
+    </w:p>
+    <w:p>
+      <w:pPr>
+        <w:pStyle w:val="ListParagraph"/>
+        <w:numPr>
+          <w:ilvl w:val="0"/>
+          <w:numId w:val="32"/>
+        </w:numPr>
+        <w:rPr>
+          <w:b/>
+          <w:bCs/>
+        </w:rPr>
+      </w:pPr>
+      <w:r>
+        <w:rPr>
+          <w:b/>
+          <w:bCs/>
+        </w:rPr>
+        <w:t>Demo-vm</w:t>
+      </w:r>
+    </w:p>
+    <w:p>
+      <w:pPr>
+        <w:rPr>
+          <w:b/>
+          <w:bCs/>
+        </w:rPr>
+      </w:pPr>
+    </w:p>
+    <w:p>
+      <w:pPr>
+        <w:rPr>
+          <w:b/>
+          <w:bCs/>
+        </w:rPr>
+      </w:pPr>
+      <w:r>
+        <w:rPr>
+          <w:b/>
+          <w:bCs/>
+        </w:rPr>
+        <w:t>Normal terraform deployment with github</w:t>
+      </w:r>
+    </w:p>
+    <w:p>
+      <w:pPr>
+        <w:rPr>
+          <w:b/>
+          <w:bCs/>
+        </w:rPr>
+      </w:pPr>
+      <w:r>
+        <w:rPr>
+          <w:b/>
+          <w:bCs/>
+        </w:rPr>
+        <w:t xml:space="preserve">Terraform with github—version history </w:t>
+      </w:r>
+    </w:p>
+    <w:p>
+      <w:pPr>
+        <w:rPr>
+          <w:b/>
+          <w:bCs/>
+        </w:rPr>
+      </w:pPr>
+      <w:r>
+        <w:rPr>
+          <w:b/>
+          <w:bCs/>
+        </w:rPr>
+        <w:t xml:space="preserve">Terraform with Azure DevOps pipeline –automation </w:t>
+      </w:r>
+    </w:p>
+    <w:p>
+      <w:pPr>
+        <w:rPr>
+          <w:b/>
+          <w:bCs/>
+        </w:rPr>
+      </w:pPr>
+    </w:p>
+    <w:p>
+      <w:pPr>
+        <w:rPr>
+          <w:b/>
+          <w:bCs/>
+        </w:rPr>
+      </w:pPr>
+    </w:p>
+    <w:p>
+      <w:pPr>
+        <w:rPr>
+          <w:b/>
+          <w:bCs/>
+        </w:rPr>
+      </w:pPr>
+    </w:p>
+    <w:p>
+      <w:pPr>
+        <w:rPr>
+          <w:b/>
+          <w:bCs/>
+        </w:rPr>
+      </w:pPr>
+    </w:p>
+    <w:p>
+      <w:pPr>
+        <w:rPr>
+          <w:b/>
+          <w:bCs/>
+        </w:rPr>
+      </w:pPr>
+    </w:p>
+    <w:p>
+      <w:pPr>
+        <w:rPr>
+          <w:b/>
+          <w:bCs/>
+        </w:rPr>
+      </w:pPr>
+    </w:p>
+    <w:p>
+      <w:pPr>
+        <w:pStyle w:val="ListParagraph"/>
+        <w:numPr>
+          <w:ilvl w:val="0"/>
+          <w:numId w:val="33"/>
+        </w:numPr>
+        <w:rPr>
+          <w:b/>
+          <w:bCs/>
+        </w:rPr>
+      </w:pPr>
+      <w:r>
+        <w:rPr>
+          <w:b/>
+          <w:bCs/>
+        </w:rPr>
+        <w:t>VM creation</w:t>
+      </w:r>
+    </w:p>
+    <w:p>
+      <w:pPr>
+        <w:pStyle w:val="ListParagraph"/>
+        <w:numPr>
+          <w:ilvl w:val="0"/>
+          <w:numId w:val="33"/>
+        </w:numPr>
+        <w:rPr>
+          <w:b/>
+          <w:bCs/>
+        </w:rPr>
+      </w:pPr>
+      <w:r>
+        <w:rPr>
+          <w:b/>
+          <w:bCs/>
+        </w:rPr>
+        <w:t>Data source</w:t>
+      </w:r>
+    </w:p>
+    <w:p>
+      <w:pPr>
+        <w:pStyle w:val="ListParagraph"/>
+        <w:numPr>
+          <w:ilvl w:val="0"/>
+          <w:numId w:val="33"/>
+        </w:numPr>
+        <w:rPr>
+          <w:b/>
+          <w:bCs/>
+        </w:rPr>
+      </w:pPr>
+      <w:r>
+        <w:rPr>
+          <w:b/>
+          <w:bCs/>
+        </w:rPr>
+        <w:t>Module</w:t>
+      </w:r>
+    </w:p>
+    <w:p>
+      <w:pPr>
+        <w:pStyle w:val="ListParagraph"/>
+        <w:numPr>
+          <w:ilvl w:val="0"/>
+          <w:numId w:val="33"/>
+        </w:numPr>
+        <w:rPr>
+          <w:b/>
+          <w:bCs/>
+        </w:rPr>
+      </w:pPr>
+      <w:r>
+        <w:rPr>
+          <w:b/>
+          <w:bCs/>
+        </w:rPr>
+        <w:t>Meta-argument</w:t>
+      </w:r>
+    </w:p>
+    <w:p>
+      <w:pPr>
+        <w:pStyle w:val="ListParagraph"/>
+        <w:numPr>
+          <w:ilvl w:val="0"/>
+          <w:numId w:val="33"/>
+        </w:numPr>
+        <w:rPr>
+          <w:b/>
+          <w:bCs/>
+        </w:rPr>
+      </w:pPr>
+      <w:r>
+        <w:rPr>
+          <w:b/>
+          <w:bCs/>
+        </w:rPr>
+        <w:t>Workspace</w:t>
+      </w:r>
+    </w:p>
+    <w:p>
+      <w:pPr>
+        <w:pStyle w:val="ListParagraph"/>
+        <w:numPr>
+          <w:ilvl w:val="0"/>
+          <w:numId w:val="33"/>
+        </w:numPr>
+        <w:rPr>
+          <w:b/>
+          <w:bCs/>
+        </w:rPr>
+      </w:pPr>
+      <w:r>
+        <w:rPr>
+          <w:b/>
+          <w:bCs/>
+        </w:rPr>
+        <w:t>Provisioners</w:t>
+      </w:r>
+    </w:p>
+    <w:p>
+      <w:pPr>
+        <w:pStyle w:val="ListParagraph"/>
+        <w:rPr>
+          <w:b/>
+          <w:bCs/>
+        </w:rPr>
+      </w:pPr>
+    </w:p>
+    <w:p>
+      <w:pPr>
+        <w:rPr>
+          <w:b/>
+          <w:bCs/>
+        </w:rPr>
+      </w:pPr>
+    </w:p>
+    <w:p>
+      <w:pPr>
+        <w:rPr>
+          <w:b/>
+          <w:bCs/>
+        </w:rPr>
+      </w:pPr>
+    </w:p>
+    <w:p>
+      <w:pPr>
+        <w:rPr>
+          <w:b/>
+          <w:bCs/>
+        </w:rPr>
+      </w:pPr>
+      <w:r>
+        <w:rPr>
+          <w:b/>
+          <w:bCs/>
+        </w:rPr>
+        <w:t>10/12/2026:</w:t>
+      </w:r>
+    </w:p>
+    <w:p>
+      <w:pPr>
+        <w:rPr>
+          <w:b/>
+          <w:bCs/>
+        </w:rPr>
+      </w:pPr>
+    </w:p>
+    <w:p>
+      <w:pPr>
+        <w:rPr>
+          <w:b/>
+          <w:bCs/>
+        </w:rPr>
+      </w:pPr>
+      <w:r>
+        <w:rPr>
+          <w:b/>
+          <w:bCs/>
+        </w:rPr>
+        <w:t xml:space="preserve">VMs  creation continue </w:t>
+      </w:r>
+    </w:p>
+    <w:p>
+      <w:pPr>
+        <w:rPr>
+          <w:b/>
+          <w:bCs/>
+        </w:rPr>
+      </w:pPr>
+    </w:p>
+    <w:p>
+      <w:pPr>
+        <w:rPr>
+          <w:b/>
+          <w:bCs/>
+        </w:rPr>
+      </w:pPr>
+      <w:r>
+        <w:rPr>
+          <w:b/>
+          <w:bCs/>
+        </w:rPr>
+        <w:t>Terraform module:</w:t>
+      </w:r>
+    </w:p>
+    <w:p>
+      <w:r>
+        <w:t xml:space="preserve">A Terraform modules is a reusable collection of the terraform configuration </w:t>
+      </w:r>
+    </w:p>
+    <w:p/>
+    <w:p>
+      <w:r>
+        <w:t>Vm-1</w:t>
+      </w:r>
+      <w:r>
+        <w:sym w:font="Wingdings" w:char="F0E0"/>
+      </w:r>
+      <w:r>
+        <w:t xml:space="preserve"> 50 lines</w:t>
+      </w:r>
+    </w:p>
+    <w:p>
+      <w:r>
+        <w:t xml:space="preserve">Vm2- </w:t>
+      </w:r>
+      <w:r>
+        <w:sym w:font="Wingdings" w:char="F0E0"/>
+      </w:r>
+      <w:r>
+        <w:t>50 lines</w:t>
+      </w:r>
+    </w:p>
+    <w:p/>
+    <w:p>
+      <w:r>
+        <w:t>VM modules</w:t>
+      </w:r>
+    </w:p>
+    <w:p>
+      <w:r>
+        <w:t xml:space="preserve">    ---VM</w:t>
+      </w:r>
+    </w:p>
+    <w:p>
+      <w:pPr>
+        <w:pStyle w:val="ListParagraph"/>
+        <w:numPr>
+          <w:ilvl w:val="0"/>
+          <w:numId w:val="34"/>
+        </w:numPr>
+      </w:pPr>
+      <w:r>
+        <w:t>Storage</w:t>
+      </w:r>
+    </w:p>
+    <w:p>
+      <w:pPr>
+        <w:pStyle w:val="ListParagraph"/>
+        <w:numPr>
+          <w:ilvl w:val="0"/>
+          <w:numId w:val="34"/>
+        </w:numPr>
+      </w:pPr>
+      <w:r>
         <w:t>Vnet</w:t>
       </w:r>
-      <w:proofErr w:type="spellEnd"/>
-    </w:p>
-    <w:p>
-      <w:pPr>
-        <w:pStyle w:val="ListParagraph"/>
-        <w:numPr>
-          <w:ilvl w:val="0"/>
-          <w:numId w:val="32"/>
-        </w:numPr>
-        <w:rPr>
-          <w:b/>
-          <w:bCs/>
-        </w:rPr>
-      </w:pPr>
-      <w:r>
-        <w:rPr>
-          <w:b/>
-          <w:bCs/>
-        </w:rPr>
-        <w:t>Demo-subnet</w:t>
-      </w:r>
-    </w:p>
-    <w:p>
-      <w:pPr>
-        <w:pStyle w:val="ListParagraph"/>
-        <w:numPr>
-          <w:ilvl w:val="0"/>
-          <w:numId w:val="32"/>
-        </w:numPr>
-        <w:rPr>
-          <w:b/>
-          <w:bCs/>
-        </w:rPr>
-      </w:pPr>
-      <w:r>
-        <w:rPr>
-          <w:b/>
-          <w:bCs/>
-        </w:rPr>
-        <w:t>Demo-</w:t>
-      </w:r>
-      <w:proofErr w:type="spellStart"/>
-      <w:r>
-        <w:rPr>
-          <w:b/>
-          <w:bCs/>
-        </w:rPr>
-        <w:t>nsg</w:t>
-      </w:r>
-      <w:proofErr w:type="spellEnd"/>
-    </w:p>
-    <w:p>
-      <w:pPr>
-        <w:pStyle w:val="ListParagraph"/>
-        <w:numPr>
-          <w:ilvl w:val="0"/>
-          <w:numId w:val="32"/>
-        </w:numPr>
-        <w:rPr>
-          <w:b/>
-          <w:bCs/>
-        </w:rPr>
-      </w:pPr>
-      <w:r>
-        <w:rPr>
-          <w:b/>
-          <w:bCs/>
-        </w:rPr>
-        <w:t>Demo-</w:t>
-      </w:r>
-      <w:proofErr w:type="spellStart"/>
-      <w:r>
-        <w:rPr>
-          <w:b/>
-          <w:bCs/>
-        </w:rPr>
-        <w:t>nsg</w:t>
-      </w:r>
-      <w:proofErr w:type="spellEnd"/>
-      <w:r>
-        <w:rPr>
-          <w:b/>
-          <w:bCs/>
-        </w:rPr>
-        <w:t>-rules</w:t>
-      </w:r>
-    </w:p>
-    <w:p>
-      <w:pPr>
-        <w:pStyle w:val="ListParagraph"/>
-        <w:numPr>
-          <w:ilvl w:val="0"/>
-          <w:numId w:val="32"/>
-        </w:numPr>
-        <w:rPr>
-          <w:b/>
-          <w:bCs/>
-        </w:rPr>
-      </w:pPr>
-      <w:r>
-        <w:rPr>
-          <w:b/>
-          <w:bCs/>
-        </w:rPr>
-        <w:t>Demo-</w:t>
-      </w:r>
-      <w:proofErr w:type="spellStart"/>
-      <w:r>
-        <w:rPr>
-          <w:b/>
-          <w:bCs/>
-        </w:rPr>
-        <w:t>ip</w:t>
-      </w:r>
-      <w:proofErr w:type="spellEnd"/>
-    </w:p>
-    <w:p>
-      <w:pPr>
-        <w:pStyle w:val="ListParagraph"/>
-        <w:numPr>
-          <w:ilvl w:val="0"/>
-          <w:numId w:val="32"/>
-        </w:numPr>
-        <w:rPr>
-          <w:b/>
-          <w:bCs/>
-        </w:rPr>
-      </w:pPr>
-      <w:r>
-        <w:rPr>
-          <w:b/>
-          <w:bCs/>
-        </w:rPr>
-        <w:t>Demo-</w:t>
-      </w:r>
-      <w:proofErr w:type="spellStart"/>
-      <w:r>
-        <w:rPr>
-          <w:b/>
-          <w:bCs/>
-        </w:rPr>
-        <w:t>vm</w:t>
-      </w:r>
-      <w:proofErr w:type="spellEnd"/>
-    </w:p>
-    <w:p>
-      <w:pPr>
-        <w:rPr>
-          <w:b/>
-          <w:bCs/>
-        </w:rPr>
-      </w:pPr>
-    </w:p>
-    <w:p>
-      <w:pPr>
-        <w:rPr>
-          <w:b/>
-          <w:bCs/>
-        </w:rPr>
-      </w:pPr>
-      <w:r>
-        <w:rPr>
-          <w:b/>
-          <w:bCs/>
-        </w:rPr>
-        <w:t xml:space="preserve">Normal terraform deployment with </w:t>
-      </w:r>
-      <w:proofErr w:type="spellStart"/>
-      <w:r>
-        <w:rPr>
-          <w:b/>
-          <w:bCs/>
-        </w:rPr>
-        <w:t>github</w:t>
-      </w:r>
-      <w:proofErr w:type="spellEnd"/>
-    </w:p>
-    <w:p>
-      <w:pPr>
-        <w:rPr>
-          <w:b/>
-          <w:bCs/>
-        </w:rPr>
-      </w:pPr>
-      <w:r>
-        <w:rPr>
-          <w:b/>
-          <w:bCs/>
-        </w:rPr>
-        <w:t xml:space="preserve">Terraform with </w:t>
-      </w:r>
-      <w:proofErr w:type="spellStart"/>
-      <w:r>
-        <w:rPr>
-          <w:b/>
-          <w:bCs/>
-        </w:rPr>
-        <w:t>github</w:t>
-      </w:r>
-      <w:proofErr w:type="spellEnd"/>
-      <w:r>
-        <w:rPr>
-          <w:b/>
-          <w:bCs/>
-        </w:rPr>
-        <w:t xml:space="preserve">—version history </w:t>
-      </w:r>
-    </w:p>
-    <w:p>
-      <w:pPr>
-        <w:rPr>
-          <w:b/>
-          <w:bCs/>
-        </w:rPr>
-      </w:pPr>
-      <w:r>
-        <w:rPr>
-          <w:b/>
-          <w:bCs/>
-        </w:rPr>
-        <w:t xml:space="preserve">Terraform with Azure DevOps pipeline –automation </w:t>
-      </w:r>
-    </w:p>
-    <w:p>
-      <w:pPr>
-        <w:rPr>
-          <w:b/>
-          <w:bCs/>
-        </w:rPr>
-      </w:pPr>
-    </w:p>
-    <w:p>
-      <w:pPr>
-        <w:rPr>
-          <w:b/>
-          <w:bCs/>
-        </w:rPr>
-      </w:pPr>
-    </w:p>
-    <w:p>
-      <w:pPr>
-        <w:rPr>
-          <w:b/>
-          <w:bCs/>
-        </w:rPr>
-      </w:pPr>
-    </w:p>
-    <w:p>
-      <w:pPr>
-        <w:rPr>
-          <w:b/>
-          <w:bCs/>
-        </w:rPr>
-      </w:pPr>
-    </w:p>
-    <w:p>
-      <w:pPr>
-        <w:rPr>
-          <w:b/>
-          <w:bCs/>
-        </w:rPr>
-      </w:pPr>
-    </w:p>
-    <w:p>
-      <w:pPr>
-        <w:rPr>
-          <w:b/>
-          <w:bCs/>
-        </w:rPr>
-      </w:pPr>
-    </w:p>
-    <w:p>
-      <w:pPr>
-        <w:pStyle w:val="ListParagraph"/>
-        <w:numPr>
-          <w:ilvl w:val="0"/>
-          <w:numId w:val="33"/>
-        </w:numPr>
-        <w:rPr>
-          <w:b/>
-          <w:bCs/>
-        </w:rPr>
-      </w:pPr>
-      <w:r>
-        <w:rPr>
-          <w:b/>
-          <w:bCs/>
-        </w:rPr>
-        <w:t>VM creation</w:t>
-      </w:r>
-    </w:p>
-    <w:p>
-      <w:pPr>
-        <w:pStyle w:val="ListParagraph"/>
-        <w:numPr>
-          <w:ilvl w:val="0"/>
-          <w:numId w:val="33"/>
-        </w:numPr>
-        <w:rPr>
-          <w:b/>
-          <w:bCs/>
-        </w:rPr>
-      </w:pPr>
-      <w:r>
-        <w:rPr>
-          <w:b/>
-          <w:bCs/>
-        </w:rPr>
-        <w:t>Data source</w:t>
-      </w:r>
-    </w:p>
-    <w:p>
-      <w:pPr>
-        <w:pStyle w:val="ListParagraph"/>
-        <w:numPr>
-          <w:ilvl w:val="0"/>
-          <w:numId w:val="33"/>
-        </w:numPr>
-        <w:rPr>
-          <w:b/>
-          <w:bCs/>
-        </w:rPr>
-      </w:pPr>
-      <w:r>
-        <w:rPr>
-          <w:b/>
-          <w:bCs/>
-        </w:rPr>
-        <w:t>Module</w:t>
-      </w:r>
-    </w:p>
-    <w:p>
-      <w:pPr>
-        <w:pStyle w:val="ListParagraph"/>
-        <w:numPr>
-          <w:ilvl w:val="0"/>
-          <w:numId w:val="33"/>
-        </w:numPr>
-        <w:rPr>
-          <w:b/>
-          <w:bCs/>
-        </w:rPr>
-      </w:pPr>
-      <w:r>
-        <w:rPr>
-          <w:b/>
-          <w:bCs/>
-        </w:rPr>
-        <w:t>Meta-argument</w:t>
-      </w:r>
-    </w:p>
-    <w:p>
-      <w:pPr>
-        <w:pStyle w:val="ListParagraph"/>
-        <w:numPr>
-          <w:ilvl w:val="0"/>
-          <w:numId w:val="33"/>
-        </w:numPr>
-        <w:rPr>
-          <w:b/>
-          <w:bCs/>
-        </w:rPr>
-      </w:pPr>
-      <w:r>
-        <w:rPr>
-          <w:b/>
-          <w:bCs/>
-        </w:rPr>
-        <w:t>Workspace</w:t>
-      </w:r>
-    </w:p>
-    <w:p>
-      <w:pPr>
-        <w:pStyle w:val="ListParagraph"/>
-        <w:numPr>
-          <w:ilvl w:val="0"/>
-          <w:numId w:val="33"/>
-        </w:numPr>
-        <w:rPr>
-          <w:b/>
-          <w:bCs/>
-        </w:rPr>
-      </w:pPr>
-      <w:r>
-        <w:rPr>
-          <w:b/>
-          <w:bCs/>
-        </w:rPr>
-        <w:t>Provisioners</w:t>
-      </w:r>
-    </w:p>
-    <w:p>
-      <w:pPr>
-        <w:pStyle w:val="ListParagraph"/>
-        <w:rPr>
-          <w:b/>
-          <w:bCs/>
-        </w:rPr>
-      </w:pPr>
-    </w:p>
-    <w:p>
-      <w:pPr>
-        <w:rPr>
-          <w:b/>
-          <w:bCs/>
-        </w:rPr>
-      </w:pPr>
-    </w:p>
-    <w:p>
-      <w:pPr>
-        <w:rPr>
-          <w:b/>
-          <w:bCs/>
-        </w:rPr>
-      </w:pPr>
-    </w:p>
-    <w:p>
-      <w:pPr>
-        <w:rPr>
-          <w:b/>
-          <w:bCs/>
-        </w:rPr>
-      </w:pPr>
-      <w:r>
-        <w:rPr>
-          <w:b/>
-          <w:bCs/>
-        </w:rPr>
-        <w:t>10/12/2026:</w:t>
-      </w:r>
-    </w:p>
-    <w:p>
-      <w:pPr>
-        <w:rPr>
-          <w:b/>
-          <w:bCs/>
-        </w:rPr>
-      </w:pPr>
-    </w:p>
-    <w:p>
-      <w:pPr>
-        <w:rPr>
-          <w:b/>
-          <w:bCs/>
-        </w:rPr>
-      </w:pPr>
-      <w:proofErr w:type="gramStart"/>
-      <w:r>
-        <w:rPr>
-          <w:b/>
-          <w:bCs/>
-        </w:rPr>
-        <w:t>VMs  creation</w:t>
-      </w:r>
-      <w:proofErr w:type="gramEnd"/>
-      <w:r>
-        <w:rPr>
-          <w:b/>
-          <w:bCs/>
-        </w:rPr>
-        <w:t xml:space="preserve"> </w:t>
-      </w:r>
-      <w:proofErr w:type="gramStart"/>
-      <w:r>
-        <w:rPr>
-          <w:b/>
-          <w:bCs/>
-        </w:rPr>
-        <w:t>continue</w:t>
-      </w:r>
-      <w:proofErr w:type="gramEnd"/>
-      <w:r>
-        <w:rPr>
-          <w:b/>
-          <w:bCs/>
-        </w:rPr>
-        <w:t xml:space="preserve"> </w:t>
-      </w:r>
-    </w:p>
-    <w:p>
-      <w:pPr>
-        <w:rPr>
-          <w:b/>
-          <w:bCs/>
-        </w:rPr>
-      </w:pPr>
-    </w:p>
-    <w:p>
-      <w:pPr>
-        <w:rPr>
-          <w:b/>
-          <w:bCs/>
-        </w:rPr>
-      </w:pPr>
-      <w:r>
-        <w:rPr>
-          <w:b/>
-          <w:bCs/>
-        </w:rPr>
-        <w:t>Terraform module:</w:t>
-      </w:r>
-    </w:p>
-    <w:p>
-      <w:r>
-        <w:t xml:space="preserve">A Terraform modules is a reusable collection of the terraform configuration </w:t>
-      </w:r>
-    </w:p>
-    <w:p/>
-    <w:p>
-      <w:r>
-        <w:t>Vm-1</w:t>
-      </w:r>
-      <w:r>
-        <w:sym w:font="Wingdings" w:char="F0E0"/>
-      </w:r>
-      <w:r>
-        <w:t xml:space="preserve"> 50 lines</w:t>
-      </w:r>
-    </w:p>
-    <w:p>
-      <w:r>
-        <w:t xml:space="preserve">Vm2- </w:t>
-      </w:r>
-      <w:r>
-        <w:sym w:font="Wingdings" w:char="F0E0"/>
-      </w:r>
-      <w:r>
-        <w:t>50 lines</w:t>
-      </w:r>
-    </w:p>
-    <w:p/>
-    <w:p>
-      <w:r>
-        <w:t>VM modules</w:t>
-      </w:r>
-    </w:p>
-    <w:p>
-      <w:r>
-        <w:t xml:space="preserve">    ---VM</w:t>
-      </w:r>
-    </w:p>
-    <w:p>
-      <w:pPr>
-        <w:pStyle w:val="ListParagraph"/>
-        <w:numPr>
-          <w:ilvl w:val="0"/>
-          <w:numId w:val="34"/>
-        </w:numPr>
-      </w:pPr>
-      <w:r>
-        <w:t>Storage</w:t>
-      </w:r>
-    </w:p>
-    <w:p>
-      <w:pPr>
-        <w:pStyle w:val="ListParagraph"/>
-        <w:numPr>
-          <w:ilvl w:val="0"/>
-          <w:numId w:val="34"/>
-        </w:numPr>
-      </w:pPr>
-      <w:proofErr w:type="spellStart"/>
-      <w:r>
-        <w:t>Vnet</w:t>
-      </w:r>
-      <w:proofErr w:type="spellEnd"/>
     </w:p>
     <w:p>
       <w:pPr>
@@ -6114,19 +5445,171 @@
         <w:rPr>
           <w:b/>
           <w:bCs/>
-        </w:rPr>
-      </w:pPr>
-    </w:p>
-    <w:p>
-      <w:pPr>
-        <w:rPr>
-          <w:b/>
-          <w:bCs/>
-        </w:rPr>
-      </w:pPr>
-    </w:p>
-    <w:p>
-      <w:pPr>
+          <w:u w:val="single"/>
+        </w:rPr>
+      </w:pPr>
+      <w:r>
+        <w:rPr>
+          <w:b/>
+          <w:bCs/>
+          <w:u w:val="single"/>
+        </w:rPr>
+        <w:t>10-13-2026:</w:t>
+      </w:r>
+    </w:p>
+    <w:p>
+      <w:pPr>
+        <w:rPr>
+          <w:b/>
+          <w:bCs/>
+        </w:rPr>
+      </w:pPr>
+    </w:p>
+    <w:p>
+      <w:pPr>
+        <w:rPr>
+          <w:b/>
+          <w:bCs/>
+        </w:rPr>
+      </w:pPr>
+      <w:r>
+        <w:rPr>
+          <w:b/>
+          <w:bCs/>
+        </w:rPr>
+        <w:t>Terraform module:</w:t>
+      </w:r>
+    </w:p>
+    <w:p>
+      <w:r>
+        <w:t>A Terraform Module is reusable collection of terraform configuration files user create and manage infrastructure in a consistent way</w:t>
+      </w:r>
+    </w:p>
+    <w:p>
+      <w:r>
+        <w:t>Why do we need terraform module?</w:t>
+      </w:r>
+    </w:p>
+    <w:p>
+      <w:r>
+        <w:t>Without module, you may repeatedly write the same code</w:t>
+      </w:r>
+    </w:p>
+    <w:p/>
+    <w:p>
+      <w:r>
+        <w:t>10 VMs ---10 time times we will write code for vm1.vm2.vm3-----------</w:t>
+      </w:r>
+    </w:p>
+    <w:p>
+      <w:r>
+        <w:t>Module you can create one VM module and reuse it.</w:t>
+      </w:r>
+    </w:p>
+    <w:p/>
+    <w:p>
+      <w:r>
+        <w:lastRenderedPageBreak/>
+        <w:t>Benfits:</w:t>
+      </w:r>
+    </w:p>
+    <w:p>
+      <w:pPr>
+        <w:pStyle w:val="ListParagraph"/>
+        <w:numPr>
+          <w:ilvl w:val="0"/>
+          <w:numId w:val="35"/>
+        </w:numPr>
+      </w:pPr>
+      <w:r>
+        <w:t>Reusable code</w:t>
+      </w:r>
+    </w:p>
+    <w:p>
+      <w:pPr>
+        <w:pStyle w:val="ListParagraph"/>
+        <w:numPr>
+          <w:ilvl w:val="0"/>
+          <w:numId w:val="35"/>
+        </w:numPr>
+      </w:pPr>
+      <w:r>
+        <w:t>Less duplication</w:t>
+      </w:r>
+    </w:p>
+    <w:p>
+      <w:pPr>
+        <w:pStyle w:val="ListParagraph"/>
+        <w:numPr>
+          <w:ilvl w:val="0"/>
+          <w:numId w:val="35"/>
+        </w:numPr>
+      </w:pPr>
+      <w:r>
+        <w:t xml:space="preserve">Easier maintenance </w:t>
+      </w:r>
+    </w:p>
+    <w:p>
+      <w:pPr>
+        <w:pStyle w:val="ListParagraph"/>
+        <w:numPr>
+          <w:ilvl w:val="0"/>
+          <w:numId w:val="35"/>
+        </w:numPr>
+      </w:pPr>
+      <w:r>
+        <w:t>Standardized infra</w:t>
+      </w:r>
+    </w:p>
+    <w:p>
+      <w:pPr>
+        <w:pStyle w:val="ListParagraph"/>
+        <w:numPr>
+          <w:ilvl w:val="0"/>
+          <w:numId w:val="35"/>
+        </w:numPr>
+      </w:pPr>
+      <w:r>
+        <w:t xml:space="preserve">Supports </w:t>
+      </w:r>
+      <w:r>
+        <w:rPr>
+          <w:b/>
+          <w:bCs/>
+        </w:rPr>
+        <w:t>Dev, QA and prod</w:t>
+      </w:r>
+      <w:r>
+        <w:t xml:space="preserve"> environments</w:t>
+      </w:r>
+    </w:p>
+    <w:p>
+      <w:pPr>
+        <w:pStyle w:val="ListParagraph"/>
+      </w:pPr>
+    </w:p>
+    <w:p>
+      <w:pPr>
+        <w:rPr>
+          <w:b/>
+          <w:bCs/>
+        </w:rPr>
+      </w:pPr>
+      <w:r>
+        <w:rPr>
+          <w:b/>
+          <w:bCs/>
+        </w:rPr>
+        <w:t>Tyes of modules:</w:t>
+      </w:r>
+    </w:p>
+    <w:p>
+      <w:pPr>
+        <w:pStyle w:val="ListParagraph"/>
+        <w:numPr>
+          <w:ilvl w:val="0"/>
+          <w:numId w:val="36"/>
+        </w:numPr>
         <w:rPr>
           <w:b/>
           <w:bCs/>
@@ -6142,88 +5625,1703 @@
     </w:p>
     <w:p>
       <w:pPr>
-        <w:rPr>
-          <w:b/>
-          <w:bCs/>
-        </w:rPr>
-      </w:pPr>
-      <w:r>
-        <w:rPr>
-          <w:b/>
-          <w:bCs/>
-        </w:rPr>
-        <w:t>Child Module</w:t>
-      </w:r>
-    </w:p>
-    <w:p>
-      <w:pPr>
-        <w:rPr>
-          <w:b/>
-          <w:bCs/>
-        </w:rPr>
-      </w:pPr>
-    </w:p>
-    <w:p>
-      <w:pPr>
-        <w:rPr>
-          <w:b/>
-          <w:bCs/>
-        </w:rPr>
-      </w:pPr>
-    </w:p>
-    <w:p>
-      <w:pPr>
-        <w:rPr>
-          <w:b/>
-          <w:bCs/>
-        </w:rPr>
-      </w:pPr>
-      <w:r>
-        <w:rPr>
-          <w:b/>
-          <w:bCs/>
-        </w:rPr>
-        <w:t>Dev</w:t>
-      </w:r>
-    </w:p>
-    <w:p>
-      <w:pPr>
-        <w:rPr>
-          <w:b/>
-          <w:bCs/>
-        </w:rPr>
-      </w:pPr>
-      <w:r>
-        <w:rPr>
-          <w:b/>
-          <w:bCs/>
-        </w:rPr>
-        <w:t>QA</w:t>
-      </w:r>
-    </w:p>
-    <w:p>
-      <w:pPr>
-        <w:rPr>
-          <w:b/>
-          <w:bCs/>
-        </w:rPr>
-      </w:pPr>
-      <w:r>
-        <w:rPr>
-          <w:b/>
-          <w:bCs/>
-        </w:rPr>
-        <w:t>Prod</w:t>
-      </w:r>
-    </w:p>
-    <w:p>
-      <w:pPr>
-        <w:rPr>
-          <w:b/>
-          <w:bCs/>
-        </w:rPr>
-      </w:pPr>
-    </w:p>
+        <w:pStyle w:val="ListParagraph"/>
+        <w:numPr>
+          <w:ilvl w:val="0"/>
+          <w:numId w:val="36"/>
+        </w:numPr>
+        <w:rPr>
+          <w:b/>
+          <w:bCs/>
+        </w:rPr>
+      </w:pPr>
+      <w:r>
+        <w:rPr>
+          <w:b/>
+          <w:bCs/>
+        </w:rPr>
+        <w:t>Child module</w:t>
+      </w:r>
+    </w:p>
+    <w:p>
+      <w:pPr>
+        <w:rPr>
+          <w:b/>
+          <w:bCs/>
+        </w:rPr>
+      </w:pPr>
+      <w:r>
+        <w:rPr>
+          <w:b/>
+          <w:bCs/>
+        </w:rPr>
+        <w:t>Root Module:</w:t>
+      </w:r>
+    </w:p>
+    <w:p>
+      <w:r>
+        <w:t>1.</w:t>
+      </w:r>
+      <w:r>
+        <w:t>The directory where you run terraform init, terraform plan and terraform apply</w:t>
+      </w:r>
+    </w:p>
+    <w:p>
+      <w:r>
+        <w:t>2.Usually contains main.tf. variable .tf and outputs.tf</w:t>
+      </w:r>
+    </w:p>
+    <w:p/>
+    <w:p>
+      <w:pPr>
+        <w:rPr>
+          <w:b/>
+          <w:bCs/>
+        </w:rPr>
+      </w:pPr>
+      <w:r>
+        <w:rPr>
+          <w:b/>
+          <w:bCs/>
+        </w:rPr>
+        <w:t>Child module:</w:t>
+      </w:r>
+    </w:p>
+    <w:p>
+      <w:r>
+        <w:t xml:space="preserve">A reusable module called by another terraform configuration </w:t>
+      </w:r>
+    </w:p>
+    <w:p>
+      <w:pPr>
+        <w:rPr>
+          <w:b/>
+          <w:bCs/>
+        </w:rPr>
+      </w:pPr>
+      <w:r>
+        <w:rPr>
+          <w:b/>
+          <w:bCs/>
+        </w:rPr>
+        <w:t>terraform-project/</w:t>
+      </w:r>
+    </w:p>
+    <w:p>
+      <w:r>
+        <w:t>│</w:t>
+      </w:r>
+    </w:p>
+    <w:p>
+      <w:r>
+        <w:rPr>
+          <w:rFonts w:ascii="MS Gothic" w:eastAsia="MS Gothic" w:hAnsi="MS Gothic" w:cs="MS Gothic" w:hint="eastAsia"/>
+        </w:rPr>
+        <w:t>├</w:t>
+      </w:r>
+      <w:r>
+        <w:rPr>
+          <w:rFonts w:ascii="Calibri" w:hAnsi="Calibri" w:cs="Calibri"/>
+        </w:rPr>
+        <w:t>──</w:t>
+      </w:r>
+      <w:r>
+        <w:t xml:space="preserve"> main.tf</w:t>
+      </w:r>
+    </w:p>
+    <w:p>
+      <w:r>
+        <w:rPr>
+          <w:rFonts w:ascii="MS Gothic" w:eastAsia="MS Gothic" w:hAnsi="MS Gothic" w:cs="MS Gothic" w:hint="eastAsia"/>
+        </w:rPr>
+        <w:t>├</w:t>
+      </w:r>
+      <w:r>
+        <w:rPr>
+          <w:rFonts w:ascii="Calibri" w:hAnsi="Calibri" w:cs="Calibri"/>
+        </w:rPr>
+        <w:t>──</w:t>
+      </w:r>
+      <w:r>
+        <w:t xml:space="preserve"> variables.tf</w:t>
+      </w:r>
+    </w:p>
+    <w:p>
+      <w:r>
+        <w:rPr>
+          <w:rFonts w:ascii="MS Gothic" w:eastAsia="MS Gothic" w:hAnsi="MS Gothic" w:cs="MS Gothic" w:hint="eastAsia"/>
+        </w:rPr>
+        <w:t>├</w:t>
+      </w:r>
+      <w:r>
+        <w:rPr>
+          <w:rFonts w:ascii="Calibri" w:hAnsi="Calibri" w:cs="Calibri"/>
+        </w:rPr>
+        <w:t>──</w:t>
+      </w:r>
+      <w:r>
+        <w:t xml:space="preserve"> outputs.tf</w:t>
+      </w:r>
+    </w:p>
+    <w:p>
+      <w:r>
+        <w:t>│</w:t>
+      </w:r>
+    </w:p>
+    <w:p>
+      <w:pPr>
+        <w:rPr>
+          <w:b/>
+          <w:bCs/>
+        </w:rPr>
+      </w:pPr>
+      <w:r>
+        <w:t xml:space="preserve">└── </w:t>
+      </w:r>
+      <w:r>
+        <w:rPr>
+          <w:b/>
+          <w:bCs/>
+        </w:rPr>
+        <w:t>modules/</w:t>
+      </w:r>
+    </w:p>
+    <w:p>
+      <w:r>
+        <w:t xml:space="preserve">    └── vm/</w:t>
+      </w:r>
+    </w:p>
+    <w:p>
+      <w:r>
+        <w:t xml:space="preserve">        </w:t>
+      </w:r>
+      <w:r>
+        <w:rPr>
+          <w:rFonts w:ascii="MS Gothic" w:eastAsia="MS Gothic" w:hAnsi="MS Gothic" w:cs="MS Gothic" w:hint="eastAsia"/>
+        </w:rPr>
+        <w:t>├</w:t>
+      </w:r>
+      <w:r>
+        <w:rPr>
+          <w:rFonts w:ascii="Calibri" w:hAnsi="Calibri" w:cs="Calibri"/>
+        </w:rPr>
+        <w:t>──</w:t>
+      </w:r>
+      <w:r>
+        <w:t xml:space="preserve"> main.tf</w:t>
+      </w:r>
+    </w:p>
+    <w:p>
+      <w:r>
+        <w:t xml:space="preserve">        </w:t>
+      </w:r>
+      <w:r>
+        <w:rPr>
+          <w:rFonts w:ascii="MS Gothic" w:eastAsia="MS Gothic" w:hAnsi="MS Gothic" w:cs="MS Gothic" w:hint="eastAsia"/>
+        </w:rPr>
+        <w:t>├</w:t>
+      </w:r>
+      <w:r>
+        <w:rPr>
+          <w:rFonts w:ascii="Calibri" w:hAnsi="Calibri" w:cs="Calibri"/>
+        </w:rPr>
+        <w:t>──</w:t>
+      </w:r>
+      <w:r>
+        <w:t xml:space="preserve"> variables.tf</w:t>
+      </w:r>
+    </w:p>
+    <w:p>
+      <w:r>
+        <w:t xml:space="preserve">        └── outputs.tf</w:t>
+      </w:r>
+    </w:p>
+    <w:p/>
+    <w:p>
+      <w:r>
+        <w:lastRenderedPageBreak/>
+        <w:t xml:space="preserve">Terraform- project </w:t>
+      </w:r>
+      <w:r>
+        <w:sym w:font="Wingdings" w:char="F0E0"/>
+      </w:r>
+      <w:r>
+        <w:t>root module</w:t>
+      </w:r>
+    </w:p>
+    <w:p>
+      <w:r>
+        <w:t xml:space="preserve">Modules/vm </w:t>
+      </w:r>
+      <w:r>
+        <w:sym w:font="Wingdings" w:char="F0E0"/>
+      </w:r>
+      <w:r>
+        <w:t xml:space="preserve"> child module</w:t>
+      </w:r>
+    </w:p>
+    <w:p/>
+    <w:p/>
+    <w:p/>
+    <w:p>
+      <w:pPr>
+        <w:rPr>
+          <w:b/>
+          <w:bCs/>
+        </w:rPr>
+      </w:pPr>
+      <w:r>
+        <w:rPr>
+          <w:b/>
+          <w:bCs/>
+        </w:rPr>
+        <w:t>Module :</w:t>
+      </w:r>
+    </w:p>
+    <w:p/>
+    <w:p>
+      <w:pPr>
+        <w:rPr>
+          <w:b/>
+          <w:bCs/>
+        </w:rPr>
+      </w:pPr>
+      <w:r>
+        <w:rPr>
+          <w:b/>
+          <w:bCs/>
+        </w:rPr>
+        <w:t xml:space="preserve">  Module/resource-group/main.tf</w:t>
+      </w:r>
+    </w:p>
+    <w:p>
+      <w:r>
+        <w:t xml:space="preserve">    </w:t>
+      </w:r>
+    </w:p>
+    <w:p>
+      <w:r>
+        <w:t xml:space="preserve">   Resource “azurerm_resource_group” “rg”{</w:t>
+      </w:r>
+    </w:p>
+    <w:p>
+      <w:r>
+        <w:t xml:space="preserve">   Name =”var.resource_group_name</w:t>
+      </w:r>
+    </w:p>
+    <w:p>
+      <w:r>
+        <w:t xml:space="preserve">  Location =var.location</w:t>
+      </w:r>
+    </w:p>
+    <w:p>
+      <w:r>
+        <w:t>}</w:t>
+      </w:r>
+    </w:p>
+    <w:p>
+      <w:r>
+        <w:t xml:space="preserve"> </w:t>
+      </w:r>
+    </w:p>
+    <w:p>
+      <w:pPr>
+        <w:rPr>
+          <w:b/>
+          <w:bCs/>
+        </w:rPr>
+      </w:pPr>
+      <w:r>
+        <w:rPr>
+          <w:b/>
+          <w:bCs/>
+        </w:rPr>
+        <w:t>Module/resource-group/variables.tf</w:t>
+      </w:r>
+    </w:p>
+    <w:p>
+      <w:r>
+        <w:t>Variable “resource_group-name”{</w:t>
+      </w:r>
+    </w:p>
+    <w:p>
+      <w:r>
+        <w:t>Description =”variable defined”</w:t>
+      </w:r>
+    </w:p>
+    <w:p>
+      <w:r>
+        <w:t>Type =string</w:t>
+      </w:r>
+    </w:p>
+    <w:p>
+      <w:r>
+        <w:t>}</w:t>
+      </w:r>
+    </w:p>
+    <w:p/>
+    <w:p>
+      <w:pPr>
+        <w:rPr>
+          <w:b/>
+          <w:bCs/>
+        </w:rPr>
+      </w:pPr>
+      <w:r>
+        <w:rPr>
+          <w:b/>
+          <w:bCs/>
+        </w:rPr>
+        <w:t>Module/res</w:t>
+      </w:r>
+      <w:r>
+        <w:rPr>
+          <w:b/>
+          <w:bCs/>
+        </w:rPr>
+        <w:t>ource</w:t>
+      </w:r>
+      <w:r>
+        <w:rPr>
+          <w:b/>
+          <w:bCs/>
+        </w:rPr>
+        <w:t>-group/outputs.tf</w:t>
+      </w:r>
+    </w:p>
+    <w:p/>
+    <w:p>
+      <w:r>
+        <w:t>Output “resource_group_name”{</w:t>
+      </w:r>
+    </w:p>
+    <w:p>
+      <w:r>
+        <w:t>Value =azurerm_resource_group_rg.name</w:t>
+      </w:r>
+    </w:p>
+    <w:p>
+      <w:r>
+        <w:t>}</w:t>
+      </w:r>
+    </w:p>
+    <w:p/>
+    <w:p>
+      <w:r>
+        <w:lastRenderedPageBreak/>
+        <w:t>Calling the module:</w:t>
+      </w:r>
+    </w:p>
+    <w:p/>
+    <w:p>
+      <w:r>
+        <w:t>In the root module:</w:t>
+      </w:r>
+    </w:p>
+    <w:p/>
+    <w:p>
+      <w:r>
+        <w:t>Module “</w:t>
+      </w:r>
+      <w:r>
+        <w:t>resource_group</w:t>
+      </w:r>
+      <w:r>
+        <w:t>”{</w:t>
+      </w:r>
+    </w:p>
+    <w:p>
+      <w:r>
+        <w:t>Source =”./modules/resource-group”</w:t>
+      </w:r>
+    </w:p>
+    <w:p>
+      <w:r>
+        <w:t>}</w:t>
+      </w:r>
+    </w:p>
+    <w:p/>
+    <w:p>
+      <w:r>
+        <w:t>Multiple environments create resource group :</w:t>
+      </w:r>
+    </w:p>
+    <w:p>
+      <w:pPr>
+        <w:rPr>
+          <w:b/>
+          <w:bCs/>
+        </w:rPr>
+      </w:pPr>
+      <w:r>
+        <w:rPr>
+          <w:b/>
+          <w:bCs/>
+        </w:rPr>
+        <w:t>Module “dev”{</w:t>
+      </w:r>
+    </w:p>
+    <w:p>
+      <w:pPr>
+        <w:rPr>
+          <w:b/>
+          <w:bCs/>
+        </w:rPr>
+      </w:pPr>
+      <w:r>
+        <w:rPr>
+          <w:b/>
+          <w:bCs/>
+        </w:rPr>
+        <w:t>Source =”./modules/resource-group”</w:t>
+      </w:r>
+    </w:p>
+    <w:p>
+      <w:pPr>
+        <w:rPr>
+          <w:b/>
+          <w:bCs/>
+        </w:rPr>
+      </w:pPr>
+      <w:r>
+        <w:rPr>
+          <w:b/>
+          <w:bCs/>
+        </w:rPr>
+        <w:t>}</w:t>
+      </w:r>
+    </w:p>
+    <w:p>
+      <w:pPr>
+        <w:rPr>
+          <w:b/>
+          <w:bCs/>
+        </w:rPr>
+      </w:pPr>
+      <w:r>
+        <w:rPr>
+          <w:b/>
+          <w:bCs/>
+        </w:rPr>
+        <w:t>Module “</w:t>
+      </w:r>
+      <w:r>
+        <w:rPr>
+          <w:b/>
+          <w:bCs/>
+        </w:rPr>
+        <w:t>qa</w:t>
+      </w:r>
+      <w:r>
+        <w:rPr>
+          <w:b/>
+          <w:bCs/>
+        </w:rPr>
+        <w:t>”{</w:t>
+      </w:r>
+    </w:p>
+    <w:p>
+      <w:pPr>
+        <w:rPr>
+          <w:b/>
+          <w:bCs/>
+        </w:rPr>
+      </w:pPr>
+      <w:r>
+        <w:rPr>
+          <w:b/>
+          <w:bCs/>
+        </w:rPr>
+        <w:t>Source =”./modules/resource-group”</w:t>
+      </w:r>
+    </w:p>
+    <w:p>
+      <w:pPr>
+        <w:rPr>
+          <w:b/>
+          <w:bCs/>
+        </w:rPr>
+      </w:pPr>
+      <w:r>
+        <w:rPr>
+          <w:b/>
+          <w:bCs/>
+        </w:rPr>
+        <w:t>}</w:t>
+      </w:r>
+    </w:p>
+    <w:p>
+      <w:pPr>
+        <w:rPr>
+          <w:b/>
+          <w:bCs/>
+        </w:rPr>
+      </w:pPr>
+      <w:r>
+        <w:rPr>
+          <w:b/>
+          <w:bCs/>
+        </w:rPr>
+        <w:t>Module “</w:t>
+      </w:r>
+      <w:r>
+        <w:rPr>
+          <w:b/>
+          <w:bCs/>
+        </w:rPr>
+        <w:t>prod</w:t>
+      </w:r>
+      <w:r>
+        <w:rPr>
+          <w:b/>
+          <w:bCs/>
+        </w:rPr>
+        <w:t>”{</w:t>
+      </w:r>
+    </w:p>
+    <w:p>
+      <w:pPr>
+        <w:rPr>
+          <w:b/>
+          <w:bCs/>
+        </w:rPr>
+      </w:pPr>
+      <w:r>
+        <w:rPr>
+          <w:b/>
+          <w:bCs/>
+        </w:rPr>
+        <w:t>Source =”./modules/resource-group”</w:t>
+      </w:r>
+    </w:p>
+    <w:p>
+      <w:pPr>
+        <w:rPr>
+          <w:b/>
+          <w:bCs/>
+        </w:rPr>
+      </w:pPr>
+      <w:r>
+        <w:rPr>
+          <w:b/>
+          <w:bCs/>
+        </w:rPr>
+        <w:t>}</w:t>
+      </w:r>
+    </w:p>
+    <w:p>
+      <w:pPr>
+        <w:rPr>
+          <w:b/>
+          <w:bCs/>
+        </w:rPr>
+      </w:pPr>
+    </w:p>
+    <w:p>
+      <w:pPr>
+        <w:rPr>
+          <w:b/>
+          <w:bCs/>
+        </w:rPr>
+      </w:pPr>
+    </w:p>
+    <w:p>
+      <w:r>
+        <w:lastRenderedPageBreak/>
+        <w:t>Module Flow :</w:t>
+      </w:r>
+      <w:r>
+        <w:rPr>
+          <w:noProof/>
+        </w:rPr>
+        <w:drawing>
+          <wp:inline distT="0" distB="0" distL="0" distR="0" wp14:anchorId="6C64E729" wp14:editId="760503F5">
+            <wp:extent cx="5105400" cy="5305425"/>
+            <wp:effectExtent l="0" t="0" r="0" b="9525"/>
+            <wp:docPr id="1627202108" name="Picture 1"/>
+            <wp:cNvGraphicFramePr>
+              <a:graphicFrameLocks xmlns:a="http://schemas.openxmlformats.org/drawingml/2006/main" noChangeAspect="1"/>
+            </wp:cNvGraphicFramePr>
+            <a:graphic xmlns:a="http://schemas.openxmlformats.org/drawingml/2006/main">
+              <a:graphicData uri="http://schemas.openxmlformats.org/drawingml/2006/picture">
+                <pic:pic xmlns:pic="http://schemas.openxmlformats.org/drawingml/2006/picture">
+                  <pic:nvPicPr>
+                    <pic:cNvPr id="1627202108" name=""/>
+                    <pic:cNvPicPr/>
+                  </pic:nvPicPr>
+                  <pic:blipFill>
+                    <a:blip r:embed="rId9"/>
+                    <a:stretch>
+                      <a:fillRect/>
+                    </a:stretch>
+                  </pic:blipFill>
+                  <pic:spPr>
+                    <a:xfrm>
+                      <a:off x="0" y="0"/>
+                      <a:ext cx="5105400" cy="5305425"/>
+                    </a:xfrm>
+                    <a:prstGeom prst="rect">
+                      <a:avLst/>
+                    </a:prstGeom>
+                  </pic:spPr>
+                </pic:pic>
+              </a:graphicData>
+            </a:graphic>
+          </wp:inline>
+        </w:drawing>
+      </w:r>
+    </w:p>
+    <w:p/>
+    <w:p>
+      <w:r>
+        <w:t>Input</w:t>
+      </w:r>
+      <w:r>
+        <w:sym w:font="Wingdings" w:char="F0E0"/>
+      </w:r>
+      <w:r>
+        <w:t>processing</w:t>
+      </w:r>
+      <w:r>
+        <w:sym w:font="Wingdings" w:char="F0E0"/>
+      </w:r>
+      <w:r>
+        <w:t xml:space="preserve"> outputs</w:t>
+      </w:r>
+    </w:p>
+    <w:p/>
+    <w:p/>
+    <w:p>
+      <w:r>
+        <w:t>Root module -</w:t>
+      </w:r>
+      <w:r>
+        <w:sym w:font="Wingdings" w:char="F0E0"/>
+      </w:r>
+      <w:r>
+        <w:t>inputs variables –-&gt;child modules</w:t>
+      </w:r>
+      <w:r>
+        <w:sym w:font="Wingdings" w:char="F0E0"/>
+      </w:r>
+      <w:r>
+        <w:t xml:space="preserve"> Azure infra </w:t>
+      </w:r>
+      <w:r>
+        <w:sym w:font="Wingdings" w:char="F0E0"/>
+      </w:r>
+      <w:r>
+        <w:t>outputs</w:t>
+      </w:r>
+    </w:p>
+    <w:p/>
+    <w:p/>
+    <w:p>
+      <w:r>
+        <w:t>Module Modules:</w:t>
+      </w:r>
+    </w:p>
+    <w:p/>
+    <w:p>
+      <w:r>
+        <w:t>Terraform-project</w:t>
+      </w:r>
+    </w:p>
+    <w:p>
+      <w:pPr>
+        <w:pStyle w:val="ListParagraph"/>
+        <w:numPr>
+          <w:ilvl w:val="0"/>
+          <w:numId w:val="37"/>
+        </w:numPr>
+      </w:pPr>
+      <w:r>
+        <w:t>Resource group module</w:t>
+      </w:r>
+    </w:p>
+    <w:p>
+      <w:pPr>
+        <w:pStyle w:val="ListParagraph"/>
+        <w:numPr>
+          <w:ilvl w:val="0"/>
+          <w:numId w:val="37"/>
+        </w:numPr>
+      </w:pPr>
+      <w:r>
+        <w:t>Vm Module</w:t>
+      </w:r>
+    </w:p>
+    <w:p>
+      <w:pPr>
+        <w:pStyle w:val="ListParagraph"/>
+        <w:numPr>
+          <w:ilvl w:val="0"/>
+          <w:numId w:val="37"/>
+        </w:numPr>
+      </w:pPr>
+      <w:r>
+        <w:t>Network module</w:t>
+      </w:r>
+    </w:p>
+    <w:p>
+      <w:pPr>
+        <w:pStyle w:val="ListParagraph"/>
+        <w:numPr>
+          <w:ilvl w:val="0"/>
+          <w:numId w:val="37"/>
+        </w:numPr>
+      </w:pPr>
+      <w:r>
+        <w:t>Storage module</w:t>
+      </w:r>
+    </w:p>
+    <w:p>
+      <w:pPr>
+        <w:pStyle w:val="ListParagraph"/>
+        <w:numPr>
+          <w:ilvl w:val="0"/>
+          <w:numId w:val="37"/>
+        </w:numPr>
+      </w:pPr>
+      <w:r>
+        <w:t>Aks Module</w:t>
+      </w:r>
+    </w:p>
+    <w:p/>
+    <w:p/>
+    <w:p>
+      <w:pPr>
+        <w:rPr>
+          <w:b/>
+          <w:bCs/>
+        </w:rPr>
+      </w:pPr>
+      <w:r>
+        <w:rPr>
+          <w:b/>
+          <w:bCs/>
+        </w:rPr>
+        <w:t>Module “resource_group”{</w:t>
+      </w:r>
+    </w:p>
+    <w:p>
+      <w:pPr>
+        <w:rPr>
+          <w:b/>
+          <w:bCs/>
+        </w:rPr>
+      </w:pPr>
+      <w:r>
+        <w:rPr>
+          <w:b/>
+          <w:bCs/>
+        </w:rPr>
+        <w:t>Source =”./module/resource group”</w:t>
+      </w:r>
+    </w:p>
+    <w:p>
+      <w:pPr>
+        <w:rPr>
+          <w:b/>
+          <w:bCs/>
+        </w:rPr>
+      </w:pPr>
+      <w:r>
+        <w:rPr>
+          <w:b/>
+          <w:bCs/>
+        </w:rPr>
+        <w:t>}</w:t>
+      </w:r>
+    </w:p>
+    <w:p>
+      <w:r>
+        <w:t>Module “vm”{</w:t>
+      </w:r>
+    </w:p>
+    <w:p>
+      <w:r>
+        <w:t>Source =”./module/vm”</w:t>
+      </w:r>
+    </w:p>
+    <w:p>
+      <w:r>
+        <w:t>}</w:t>
+      </w:r>
+    </w:p>
+    <w:p>
+      <w:pPr>
+        <w:rPr>
+          <w:b/>
+          <w:bCs/>
+        </w:rPr>
+      </w:pPr>
+      <w:r>
+        <w:rPr>
+          <w:b/>
+          <w:bCs/>
+        </w:rPr>
+        <w:t>Module “network” {</w:t>
+      </w:r>
+    </w:p>
+    <w:p>
+      <w:pPr>
+        <w:rPr>
+          <w:b/>
+          <w:bCs/>
+        </w:rPr>
+      </w:pPr>
+      <w:r>
+        <w:rPr>
+          <w:b/>
+          <w:bCs/>
+        </w:rPr>
+        <w:t>Source =”/module/network”</w:t>
+      </w:r>
+    </w:p>
+    <w:p>
+      <w:pPr>
+        <w:rPr>
+          <w:b/>
+          <w:bCs/>
+        </w:rPr>
+      </w:pPr>
+      <w:r>
+        <w:rPr>
+          <w:b/>
+          <w:bCs/>
+        </w:rPr>
+        <w:t>}</w:t>
+      </w:r>
+    </w:p>
+    <w:p/>
+    <w:p/>
+    <w:p>
+      <w:r>
+        <w:rPr>
+          <w:noProof/>
+        </w:rPr>
+        <w:lastRenderedPageBreak/>
+        <w:drawing>
+          <wp:inline distT="0" distB="0" distL="0" distR="0" wp14:anchorId="1298A650" wp14:editId="5F841063">
+            <wp:extent cx="5943600" cy="3859530"/>
+            <wp:effectExtent l="0" t="0" r="0" b="7620"/>
+            <wp:docPr id="1517027726" name="Picture 1"/>
+            <wp:cNvGraphicFramePr>
+              <a:graphicFrameLocks xmlns:a="http://schemas.openxmlformats.org/drawingml/2006/main" noChangeAspect="1"/>
+            </wp:cNvGraphicFramePr>
+            <a:graphic xmlns:a="http://schemas.openxmlformats.org/drawingml/2006/main">
+              <a:graphicData uri="http://schemas.openxmlformats.org/drawingml/2006/picture">
+                <pic:pic xmlns:pic="http://schemas.openxmlformats.org/drawingml/2006/picture">
+                  <pic:nvPicPr>
+                    <pic:cNvPr id="1517027726" name=""/>
+                    <pic:cNvPicPr/>
+                  </pic:nvPicPr>
+                  <pic:blipFill>
+                    <a:blip r:embed="rId10"/>
+                    <a:stretch>
+                      <a:fillRect/>
+                    </a:stretch>
+                  </pic:blipFill>
+                  <pic:spPr>
+                    <a:xfrm>
+                      <a:off x="0" y="0"/>
+                      <a:ext cx="5943600" cy="3859530"/>
+                    </a:xfrm>
+                    <a:prstGeom prst="rect">
+                      <a:avLst/>
+                    </a:prstGeom>
+                  </pic:spPr>
+                </pic:pic>
+              </a:graphicData>
+            </a:graphic>
+          </wp:inline>
+        </w:drawing>
+      </w:r>
+    </w:p>
+    <w:p>
+      <w:pPr>
+        <w:rPr>
+          <w:b/>
+          <w:bCs/>
+        </w:rPr>
+      </w:pPr>
+      <w:r>
+        <w:rPr>
+          <w:b/>
+          <w:bCs/>
+        </w:rPr>
+        <w:t>For example:</w:t>
+      </w:r>
+    </w:p>
+    <w:p>
+      <w:pPr>
+        <w:rPr>
+          <w:b/>
+          <w:bCs/>
+        </w:rPr>
+      </w:pPr>
+      <w:r>
+        <w:rPr>
+          <w:b/>
+          <w:bCs/>
+        </w:rPr>
+        <w:t>module "vm" {</w:t>
+      </w:r>
+    </w:p>
+    <w:p>
+      <w:pPr>
+        <w:rPr>
+          <w:b/>
+          <w:bCs/>
+        </w:rPr>
+      </w:pPr>
+      <w:r>
+        <w:rPr>
+          <w:b/>
+          <w:bCs/>
+        </w:rPr>
+        <w:t xml:space="preserve">  source = "./modules/vm"</w:t>
+      </w:r>
+    </w:p>
+    <w:p>
+      <w:pPr>
+        <w:rPr>
+          <w:b/>
+          <w:bCs/>
+        </w:rPr>
+      </w:pPr>
+      <w:r>
+        <w:rPr>
+          <w:b/>
+          <w:bCs/>
+        </w:rPr>
+        <w:t xml:space="preserve">  vm_name = "dev-vm"</w:t>
+      </w:r>
+    </w:p>
+    <w:p>
+      <w:pPr>
+        <w:rPr>
+          <w:b/>
+          <w:bCs/>
+        </w:rPr>
+      </w:pPr>
+      <w:r>
+        <w:rPr>
+          <w:b/>
+          <w:bCs/>
+        </w:rPr>
+        <w:t xml:space="preserve">  vm_size = "Standard_B2s"</w:t>
+      </w:r>
+    </w:p>
+    <w:p>
+      <w:pPr>
+        <w:rPr>
+          <w:b/>
+          <w:bCs/>
+        </w:rPr>
+      </w:pPr>
+      <w:r>
+        <w:rPr>
+          <w:b/>
+          <w:bCs/>
+        </w:rPr>
+        <w:t>}</w:t>
+      </w:r>
+    </w:p>
+    <w:p>
+      <w:pPr>
+        <w:rPr>
+          <w:b/>
+          <w:bCs/>
+        </w:rPr>
+      </w:pPr>
+      <w:r>
+        <w:rPr>
+          <w:b/>
+          <w:bCs/>
+        </w:rPr>
+        <w:t>Production can use:</w:t>
+      </w:r>
+    </w:p>
+    <w:p>
+      <w:pPr>
+        <w:rPr>
+          <w:b/>
+          <w:bCs/>
+        </w:rPr>
+      </w:pPr>
+      <w:r>
+        <w:rPr>
+          <w:b/>
+          <w:bCs/>
+        </w:rPr>
+        <w:t>module "vm" {</w:t>
+      </w:r>
+    </w:p>
+    <w:p>
+      <w:pPr>
+        <w:rPr>
+          <w:b/>
+          <w:bCs/>
+        </w:rPr>
+      </w:pPr>
+      <w:r>
+        <w:rPr>
+          <w:b/>
+          <w:bCs/>
+        </w:rPr>
+        <w:t xml:space="preserve">  source = "./modules/vm"</w:t>
+      </w:r>
+    </w:p>
+    <w:p>
+      <w:pPr>
+        <w:rPr>
+          <w:b/>
+          <w:bCs/>
+        </w:rPr>
+      </w:pPr>
+      <w:r>
+        <w:rPr>
+          <w:b/>
+          <w:bCs/>
+        </w:rPr>
+        <w:t xml:space="preserve">  vm_name = "prod-vm"</w:t>
+      </w:r>
+    </w:p>
+    <w:p>
+      <w:pPr>
+        <w:rPr>
+          <w:b/>
+          <w:bCs/>
+        </w:rPr>
+      </w:pPr>
+      <w:r>
+        <w:rPr>
+          <w:b/>
+          <w:bCs/>
+        </w:rPr>
+        <w:t xml:space="preserve">  vm_size = "Standard_D4s_v5"</w:t>
+      </w:r>
+    </w:p>
+    <w:p>
+      <w:pPr>
+        <w:rPr>
+          <w:b/>
+          <w:bCs/>
+        </w:rPr>
+      </w:pPr>
+      <w:r>
+        <w:rPr>
+          <w:b/>
+          <w:bCs/>
+        </w:rPr>
+        <w:t>}</w:t>
+      </w:r>
+    </w:p>
+    <w:p>
+      <w:r>
+        <w:rPr>
+          <w:b/>
+          <w:bCs/>
+        </w:rPr>
+        <w:pict w14:anchorId="4CDF46C3">
+          <v:rect id="_x0000_i1045" style="width:0;height:1.5pt" o:hralign="center" o:hrstd="t" o:hr="t" fillcolor="#a0a0a0" stroked="f"/>
+        </w:pict>
+      </w:r>
+    </w:p>
+    <w:p>
+      <w:pPr>
+        <w:rPr>
+          <w:b/>
+          <w:bCs/>
+        </w:rPr>
+      </w:pPr>
+      <w:r>
+        <w:rPr>
+          <w:b/>
+          <w:bCs/>
+        </w:rPr>
+        <w:lastRenderedPageBreak/>
+        <w:t>Local module vs remote module</w:t>
+      </w:r>
+    </w:p>
+    <w:p>
+      <w:pPr>
+        <w:rPr>
+          <w:b/>
+          <w:bCs/>
+          <w:u w:val="single"/>
+        </w:rPr>
+      </w:pPr>
+      <w:r>
+        <w:rPr>
+          <w:b/>
+          <w:bCs/>
+          <w:u w:val="single"/>
+        </w:rPr>
+        <w:t>Local Module:</w:t>
+      </w:r>
+    </w:p>
+    <w:p>
+      <w:pPr>
+        <w:rPr>
+          <w:b/>
+          <w:bCs/>
+        </w:rPr>
+      </w:pPr>
+      <w:r>
+        <w:rPr>
+          <w:b/>
+          <w:bCs/>
+        </w:rPr>
+        <w:t>Module stored inside your project</w:t>
+      </w:r>
+    </w:p>
+    <w:p>
+      <w:pPr>
+        <w:rPr>
+          <w:b/>
+          <w:bCs/>
+        </w:rPr>
+      </w:pPr>
+      <w:r>
+        <w:rPr>
+          <w:b/>
+          <w:bCs/>
+        </w:rPr>
+        <w:t xml:space="preserve"> Module “vm”{</w:t>
+      </w:r>
+    </w:p>
+    <w:p>
+      <w:pPr>
+        <w:rPr>
+          <w:b/>
+          <w:bCs/>
+        </w:rPr>
+      </w:pPr>
+      <w:r>
+        <w:rPr>
+          <w:b/>
+          <w:bCs/>
+        </w:rPr>
+        <w:t>Source =”./module/vm”</w:t>
+      </w:r>
+    </w:p>
+    <w:p>
+      <w:pPr>
+        <w:rPr>
+          <w:b/>
+          <w:bCs/>
+        </w:rPr>
+      </w:pPr>
+      <w:r>
+        <w:rPr>
+          <w:b/>
+          <w:bCs/>
+        </w:rPr>
+        <w:t>}</w:t>
+      </w:r>
+    </w:p>
+    <w:p>
+      <w:pPr>
+        <w:rPr>
+          <w:b/>
+          <w:bCs/>
+        </w:rPr>
+      </w:pPr>
+    </w:p>
+    <w:p>
+      <w:pPr>
+        <w:rPr>
+          <w:b/>
+          <w:bCs/>
+          <w:u w:val="single"/>
+        </w:rPr>
+      </w:pPr>
+      <w:r>
+        <w:rPr>
+          <w:b/>
+          <w:bCs/>
+          <w:u w:val="single"/>
+        </w:rPr>
+        <w:t>Remote module:</w:t>
+      </w:r>
+    </w:p>
+    <w:p>
+      <w:pPr>
+        <w:rPr>
+          <w:b/>
+          <w:bCs/>
+        </w:rPr>
+      </w:pPr>
+    </w:p>
+    <w:p>
+      <w:r>
+        <w:t>Module stored in git</w:t>
+      </w:r>
+    </w:p>
+    <w:p>
+      <w:r>
+        <w:t>Module “vm”{</w:t>
+      </w:r>
+    </w:p>
+    <w:p>
+      <w:r>
+        <w:t>Vm module-</w:t>
+      </w:r>
+      <w:r>
+        <w:sym w:font="Wingdings" w:char="F0E0"/>
+      </w:r>
+      <w:r>
+        <w:t>Source =”git::https//github.com/companyname/terraform-vm.git”</w:t>
+      </w:r>
+    </w:p>
+    <w:p>
+      <w:r>
+        <w:t>Network module</w:t>
+      </w:r>
+      <w:r>
+        <w:sym w:font="Wingdings" w:char="F0E0"/>
+      </w:r>
+      <w:r>
+        <w:t xml:space="preserve">Source = </w:t>
+      </w:r>
+      <w:hyperlink r:id="rId11" w:history="1">
+        <w:r>
+          <w:rPr>
+            <w:rStyle w:val="Hyperlink"/>
+          </w:rPr>
+          <w:t>https://github.com/CloudDevOpsBoss/terraform-project.git</w:t>
+        </w:r>
+      </w:hyperlink>
+    </w:p>
+    <w:p>
+      <w:r>
+        <w:t xml:space="preserve">Storage module &gt;-Source =” </w:t>
+      </w:r>
+      <w:hyperlink r:id="rId12" w:history="1">
+        <w:r>
+          <w:rPr>
+            <w:rStyle w:val="Hyperlink"/>
+          </w:rPr>
+          <w:t>https://github.com/CloudDevOpsBoss/terraform-project.git</w:t>
+        </w:r>
+      </w:hyperlink>
+      <w:r>
+        <w:t xml:space="preserve">” </w:t>
+      </w:r>
+    </w:p>
+    <w:p>
+      <w:r>
+        <w:t>}</w:t>
+      </w:r>
+    </w:p>
+    <w:p>
+      <w:pPr>
+        <w:rPr>
+          <w:b/>
+          <w:bCs/>
+        </w:rPr>
+      </w:pPr>
+    </w:p>
+    <w:p>
+      <w:pPr>
+        <w:rPr>
+          <w:b/>
+          <w:bCs/>
+        </w:rPr>
+      </w:pPr>
+    </w:p>
+    <w:p>
+      <w:pPr>
+        <w:rPr>
+          <w:b/>
+          <w:bCs/>
+        </w:rPr>
+      </w:pPr>
+      <w:r>
+        <w:rPr>
+          <w:b/>
+          <w:bCs/>
+        </w:rPr>
+        <w:t>Module benefits:</w:t>
+      </w:r>
+    </w:p>
+    <w:p>
+      <w:pPr>
+        <w:rPr>
+          <w:b/>
+          <w:bCs/>
+        </w:rPr>
+      </w:pPr>
+    </w:p>
+    <w:tbl>
+      <w:tblPr>
+        <w:tblW w:w="0" w:type="auto"/>
+        <w:tblCellSpacing w:w="15" w:type="dxa"/>
+        <w:tblBorders>
+          <w:top w:val="single" w:sz="4" w:space="0" w:color="auto"/>
+          <w:left w:val="single" w:sz="4" w:space="0" w:color="auto"/>
+          <w:bottom w:val="single" w:sz="4" w:space="0" w:color="auto"/>
+          <w:right w:val="single" w:sz="4" w:space="0" w:color="auto"/>
+          <w:insideH w:val="single" w:sz="4" w:space="0" w:color="auto"/>
+          <w:insideV w:val="single" w:sz="4" w:space="0" w:color="auto"/>
+        </w:tblBorders>
+        <w:tblCellMar>
+          <w:top w:w="15" w:type="dxa"/>
+          <w:left w:w="15" w:type="dxa"/>
+          <w:bottom w:w="15" w:type="dxa"/>
+          <w:right w:w="15" w:type="dxa"/>
+        </w:tblCellMar>
+        <w:tblLook w:val="04A0" w:firstRow="1" w:lastRow="0" w:firstColumn="1" w:lastColumn="0" w:noHBand="0" w:noVBand="1"/>
+      </w:tblPr>
+      <w:tblGrid>
+        <w:gridCol w:w="1953"/>
+        <w:gridCol w:w="1836"/>
+        <w:gridCol w:w="1698"/>
+      </w:tblGrid>
+      <w:tr>
+        <w:trPr>
+          <w:tblHeader/>
+          <w:tblCellSpacing w:w="15" w:type="dxa"/>
+        </w:trPr>
+        <w:tc>
+          <w:tcPr>
+            <w:tcW w:w="0" w:type="auto"/>
+            <w:vAlign w:val="center"/>
+            <w:hideMark/>
+          </w:tcPr>
+          <w:p>
+            <w:pPr>
+              <w:rPr>
+                <w:b/>
+                <w:bCs/>
+              </w:rPr>
+            </w:pPr>
+            <w:r>
+              <w:rPr>
+                <w:b/>
+                <w:bCs/>
+              </w:rPr>
+              <w:t>Feature</w:t>
+            </w:r>
+          </w:p>
+        </w:tc>
+        <w:tc>
+          <w:tcPr>
+            <w:tcW w:w="0" w:type="auto"/>
+            <w:vAlign w:val="center"/>
+            <w:hideMark/>
+          </w:tcPr>
+          <w:p>
+            <w:pPr>
+              <w:rPr>
+                <w:b/>
+                <w:bCs/>
+              </w:rPr>
+            </w:pPr>
+            <w:r>
+              <w:rPr>
+                <w:b/>
+                <w:bCs/>
+              </w:rPr>
+              <w:t>Without Modules</w:t>
+            </w:r>
+          </w:p>
+        </w:tc>
+        <w:tc>
+          <w:tcPr>
+            <w:tcW w:w="0" w:type="auto"/>
+            <w:vAlign w:val="center"/>
+            <w:hideMark/>
+          </w:tcPr>
+          <w:p>
+            <w:pPr>
+              <w:rPr>
+                <w:b/>
+                <w:bCs/>
+              </w:rPr>
+            </w:pPr>
+            <w:r>
+              <w:rPr>
+                <w:b/>
+                <w:bCs/>
+              </w:rPr>
+              <w:t>With Modules</w:t>
+            </w:r>
+          </w:p>
+        </w:tc>
+      </w:tr>
+      <w:tr>
+        <w:trPr>
+          <w:tblCellSpacing w:w="15" w:type="dxa"/>
+        </w:trPr>
+        <w:tc>
+          <w:tcPr>
+            <w:tcW w:w="0" w:type="auto"/>
+            <w:vAlign w:val="center"/>
+            <w:hideMark/>
+          </w:tcPr>
+          <w:p>
+            <w:r>
+              <w:t>Reusability</w:t>
+            </w:r>
+          </w:p>
+        </w:tc>
+        <w:tc>
+          <w:tcPr>
+            <w:tcW w:w="0" w:type="auto"/>
+            <w:vAlign w:val="center"/>
+            <w:hideMark/>
+          </w:tcPr>
+          <w:p>
+            <w:r>
+              <w:t>Low</w:t>
+            </w:r>
+          </w:p>
+        </w:tc>
+        <w:tc>
+          <w:tcPr>
+            <w:tcW w:w="0" w:type="auto"/>
+            <w:vAlign w:val="center"/>
+            <w:hideMark/>
+          </w:tcPr>
+          <w:p>
+            <w:r>
+              <w:t>High</w:t>
+            </w:r>
+          </w:p>
+        </w:tc>
+      </w:tr>
+      <w:tr>
+        <w:trPr>
+          <w:tblCellSpacing w:w="15" w:type="dxa"/>
+        </w:trPr>
+        <w:tc>
+          <w:tcPr>
+            <w:tcW w:w="0" w:type="auto"/>
+            <w:vAlign w:val="center"/>
+            <w:hideMark/>
+          </w:tcPr>
+          <w:p>
+            <w:r>
+              <w:t>Duplicate code</w:t>
+            </w:r>
+          </w:p>
+        </w:tc>
+        <w:tc>
+          <w:tcPr>
+            <w:tcW w:w="0" w:type="auto"/>
+            <w:vAlign w:val="center"/>
+            <w:hideMark/>
+          </w:tcPr>
+          <w:p>
+            <w:r>
+              <w:t>More</w:t>
+            </w:r>
+          </w:p>
+        </w:tc>
+        <w:tc>
+          <w:tcPr>
+            <w:tcW w:w="0" w:type="auto"/>
+            <w:vAlign w:val="center"/>
+            <w:hideMark/>
+          </w:tcPr>
+          <w:p>
+            <w:r>
+              <w:t>Less</w:t>
+            </w:r>
+          </w:p>
+        </w:tc>
+      </w:tr>
+      <w:tr>
+        <w:trPr>
+          <w:tblCellSpacing w:w="15" w:type="dxa"/>
+        </w:trPr>
+        <w:tc>
+          <w:tcPr>
+            <w:tcW w:w="0" w:type="auto"/>
+            <w:vAlign w:val="center"/>
+            <w:hideMark/>
+          </w:tcPr>
+          <w:p>
+            <w:r>
+              <w:t>Maintenance</w:t>
+            </w:r>
+          </w:p>
+        </w:tc>
+        <w:tc>
+          <w:tcPr>
+            <w:tcW w:w="0" w:type="auto"/>
+            <w:vAlign w:val="center"/>
+            <w:hideMark/>
+          </w:tcPr>
+          <w:p>
+            <w:r>
+              <w:t>Difficult</w:t>
+            </w:r>
+          </w:p>
+        </w:tc>
+        <w:tc>
+          <w:tcPr>
+            <w:tcW w:w="0" w:type="auto"/>
+            <w:vAlign w:val="center"/>
+            <w:hideMark/>
+          </w:tcPr>
+          <w:p>
+            <w:r>
+              <w:t>Easier</w:t>
+            </w:r>
+          </w:p>
+        </w:tc>
+      </w:tr>
+      <w:tr>
+        <w:trPr>
+          <w:tblCellSpacing w:w="15" w:type="dxa"/>
+        </w:trPr>
+        <w:tc>
+          <w:tcPr>
+            <w:tcW w:w="0" w:type="auto"/>
+            <w:vAlign w:val="center"/>
+            <w:hideMark/>
+          </w:tcPr>
+          <w:p>
+            <w:r>
+              <w:t>Standardization</w:t>
+            </w:r>
+          </w:p>
+        </w:tc>
+        <w:tc>
+          <w:tcPr>
+            <w:tcW w:w="0" w:type="auto"/>
+            <w:vAlign w:val="center"/>
+            <w:hideMark/>
+          </w:tcPr>
+          <w:p>
+            <w:r>
+              <w:t>Difficult</w:t>
+            </w:r>
+          </w:p>
+        </w:tc>
+        <w:tc>
+          <w:tcPr>
+            <w:tcW w:w="0" w:type="auto"/>
+            <w:vAlign w:val="center"/>
+            <w:hideMark/>
+          </w:tcPr>
+          <w:p>
+            <w:r>
+              <w:t>Easier</w:t>
+            </w:r>
+          </w:p>
+        </w:tc>
+      </w:tr>
+      <w:tr>
+        <w:trPr>
+          <w:tblCellSpacing w:w="15" w:type="dxa"/>
+        </w:trPr>
+        <w:tc>
+          <w:tcPr>
+            <w:tcW w:w="0" w:type="auto"/>
+            <w:vAlign w:val="center"/>
+            <w:hideMark/>
+          </w:tcPr>
+          <w:p>
+            <w:r>
+              <w:lastRenderedPageBreak/>
+              <w:t>Large projects</w:t>
+            </w:r>
+          </w:p>
+        </w:tc>
+        <w:tc>
+          <w:tcPr>
+            <w:tcW w:w="0" w:type="auto"/>
+            <w:vAlign w:val="center"/>
+            <w:hideMark/>
+          </w:tcPr>
+          <w:p>
+            <w:r>
+              <w:t>Harder</w:t>
+            </w:r>
+          </w:p>
+        </w:tc>
+        <w:tc>
+          <w:tcPr>
+            <w:tcW w:w="0" w:type="auto"/>
+            <w:vAlign w:val="center"/>
+            <w:hideMark/>
+          </w:tcPr>
+          <w:p>
+            <w:r>
+              <w:t>Better organized</w:t>
+            </w:r>
+          </w:p>
+        </w:tc>
+      </w:tr>
+      <w:tr>
+        <w:trPr>
+          <w:tblCellSpacing w:w="15" w:type="dxa"/>
+        </w:trPr>
+        <w:tc>
+          <w:tcPr>
+            <w:tcW w:w="0" w:type="auto"/>
+            <w:vAlign w:val="center"/>
+            <w:hideMark/>
+          </w:tcPr>
+          <w:p>
+            <w:r>
+              <w:t>Team collaboration</w:t>
+            </w:r>
+          </w:p>
+        </w:tc>
+        <w:tc>
+          <w:tcPr>
+            <w:tcW w:w="0" w:type="auto"/>
+            <w:vAlign w:val="center"/>
+            <w:hideMark/>
+          </w:tcPr>
+          <w:p>
+            <w:r>
+              <w:t>More difficult</w:t>
+            </w:r>
+          </w:p>
+        </w:tc>
+        <w:tc>
+          <w:tcPr>
+            <w:tcW w:w="0" w:type="auto"/>
+            <w:vAlign w:val="center"/>
+            <w:hideMark/>
+          </w:tcPr>
+          <w:p>
+            <w:r>
+              <w:t>Easier</w:t>
+            </w:r>
+          </w:p>
+        </w:tc>
+      </w:tr>
+    </w:tbl>
+    <w:p>
+      <w:pPr>
+        <w:rPr>
+          <w:b/>
+          <w:bCs/>
+        </w:rPr>
+      </w:pPr>
+    </w:p>
+    <w:p/>
+    <w:p/>
+    <w:p>
+      <w:r>
+        <w:t xml:space="preserve">   </w:t>
+      </w:r>
+    </w:p>
+    <w:p>
+      <w:r>
+        <w:t xml:space="preserve">   </w:t>
+      </w:r>
+    </w:p>
+    <w:p/>
     <w:sectPr>
       <w:pgSz w:w="12240" w:h="15840"/>
       <w:pgMar w:top="1440" w:right="1440" w:bottom="1440" w:left="1440" w:header="720" w:footer="720" w:gutter="0"/>
@@ -7342,6 +8440,95 @@
     </w:lvl>
   </w:abstractNum>
   <w:abstractNum w:abstractNumId="10" w15:restartNumberingAfterBreak="0">
+    <w:nsid w:val="33685D1C"/>
+    <w:multiLevelType w:val="hybridMultilevel"/>
+    <w:tmpl w:val="4E3223A0"/>
+    <w:lvl w:ilvl="0" w:tplc="0409000F">
+      <w:start w:val="1"/>
+      <w:numFmt w:val="decimal"/>
+      <w:lvlText w:val="%1."/>
+      <w:lvlJc w:val="left"/>
+      <w:pPr>
+        <w:ind w:left="720" w:hanging="360"/>
+      </w:pPr>
+      <w:rPr>
+        <w:rFonts w:hint="default"/>
+      </w:rPr>
+    </w:lvl>
+    <w:lvl w:ilvl="1" w:tplc="04090019" w:tentative="1">
+      <w:start w:val="1"/>
+      <w:numFmt w:val="lowerLetter"/>
+      <w:lvlText w:val="%2."/>
+      <w:lvlJc w:val="left"/>
+      <w:pPr>
+        <w:ind w:left="1440" w:hanging="360"/>
+      </w:pPr>
+    </w:lvl>
+    <w:lvl w:ilvl="2" w:tplc="0409001B" w:tentative="1">
+      <w:start w:val="1"/>
+      <w:numFmt w:val="lowerRoman"/>
+      <w:lvlText w:val="%3."/>
+      <w:lvlJc w:val="right"/>
+      <w:pPr>
+        <w:ind w:left="2160" w:hanging="180"/>
+      </w:pPr>
+    </w:lvl>
+    <w:lvl w:ilvl="3" w:tplc="0409000F" w:tentative="1">
+      <w:start w:val="1"/>
+      <w:numFmt w:val="decimal"/>
+      <w:lvlText w:val="%4."/>
+      <w:lvlJc w:val="left"/>
+      <w:pPr>
+        <w:ind w:left="2880" w:hanging="360"/>
+      </w:pPr>
+    </w:lvl>
+    <w:lvl w:ilvl="4" w:tplc="04090019" w:tentative="1">
+      <w:start w:val="1"/>
+      <w:numFmt w:val="lowerLetter"/>
+      <w:lvlText w:val="%5."/>
+      <w:lvlJc w:val="left"/>
+      <w:pPr>
+        <w:ind w:left="3600" w:hanging="360"/>
+      </w:pPr>
+    </w:lvl>
+    <w:lvl w:ilvl="5" w:tplc="0409001B" w:tentative="1">
+      <w:start w:val="1"/>
+      <w:numFmt w:val="lowerRoman"/>
+      <w:lvlText w:val="%6."/>
+      <w:lvlJc w:val="right"/>
+      <w:pPr>
+        <w:ind w:left="4320" w:hanging="180"/>
+      </w:pPr>
+    </w:lvl>
+    <w:lvl w:ilvl="6" w:tplc="0409000F" w:tentative="1">
+      <w:start w:val="1"/>
+      <w:numFmt w:val="decimal"/>
+      <w:lvlText w:val="%7."/>
+      <w:lvlJc w:val="left"/>
+      <w:pPr>
+        <w:ind w:left="5040" w:hanging="360"/>
+      </w:pPr>
+    </w:lvl>
+    <w:lvl w:ilvl="7" w:tplc="04090019" w:tentative="1">
+      <w:start w:val="1"/>
+      <w:numFmt w:val="lowerLetter"/>
+      <w:lvlText w:val="%8."/>
+      <w:lvlJc w:val="left"/>
+      <w:pPr>
+        <w:ind w:left="5760" w:hanging="360"/>
+      </w:pPr>
+    </w:lvl>
+    <w:lvl w:ilvl="8" w:tplc="0409001B" w:tentative="1">
+      <w:start w:val="1"/>
+      <w:numFmt w:val="lowerRoman"/>
+      <w:lvlText w:val="%9."/>
+      <w:lvlJc w:val="right"/>
+      <w:pPr>
+        <w:ind w:left="6480" w:hanging="180"/>
+      </w:pPr>
+    </w:lvl>
+  </w:abstractNum>
+  <w:abstractNum w:abstractNumId="11" w15:restartNumberingAfterBreak="0">
     <w:nsid w:val="3B71310E"/>
     <w:multiLevelType w:val="hybridMultilevel"/>
     <w:tmpl w:val="6310D83A"/>
@@ -7427,7 +8614,7 @@
       </w:pPr>
     </w:lvl>
   </w:abstractNum>
-  <w:abstractNum w:abstractNumId="11" w15:restartNumberingAfterBreak="0">
+  <w:abstractNum w:abstractNumId="12" w15:restartNumberingAfterBreak="0">
     <w:nsid w:val="3DC56695"/>
     <w:multiLevelType w:val="hybridMultilevel"/>
     <w:tmpl w:val="3D262E02"/>
@@ -7540,7 +8727,96 @@
       </w:rPr>
     </w:lvl>
   </w:abstractNum>
-  <w:abstractNum w:abstractNumId="12" w15:restartNumberingAfterBreak="0">
+  <w:abstractNum w:abstractNumId="13" w15:restartNumberingAfterBreak="0">
+    <w:nsid w:val="47CD3718"/>
+    <w:multiLevelType w:val="hybridMultilevel"/>
+    <w:tmpl w:val="F574E58A"/>
+    <w:lvl w:ilvl="0" w:tplc="0409000F">
+      <w:start w:val="1"/>
+      <w:numFmt w:val="decimal"/>
+      <w:lvlText w:val="%1."/>
+      <w:lvlJc w:val="left"/>
+      <w:pPr>
+        <w:ind w:left="720" w:hanging="360"/>
+      </w:pPr>
+      <w:rPr>
+        <w:rFonts w:hint="default"/>
+      </w:rPr>
+    </w:lvl>
+    <w:lvl w:ilvl="1" w:tplc="04090019" w:tentative="1">
+      <w:start w:val="1"/>
+      <w:numFmt w:val="lowerLetter"/>
+      <w:lvlText w:val="%2."/>
+      <w:lvlJc w:val="left"/>
+      <w:pPr>
+        <w:ind w:left="1440" w:hanging="360"/>
+      </w:pPr>
+    </w:lvl>
+    <w:lvl w:ilvl="2" w:tplc="0409001B" w:tentative="1">
+      <w:start w:val="1"/>
+      <w:numFmt w:val="lowerRoman"/>
+      <w:lvlText w:val="%3."/>
+      <w:lvlJc w:val="right"/>
+      <w:pPr>
+        <w:ind w:left="2160" w:hanging="180"/>
+      </w:pPr>
+    </w:lvl>
+    <w:lvl w:ilvl="3" w:tplc="0409000F" w:tentative="1">
+      <w:start w:val="1"/>
+      <w:numFmt w:val="decimal"/>
+      <w:lvlText w:val="%4."/>
+      <w:lvlJc w:val="left"/>
+      <w:pPr>
+        <w:ind w:left="2880" w:hanging="360"/>
+      </w:pPr>
+    </w:lvl>
+    <w:lvl w:ilvl="4" w:tplc="04090019" w:tentative="1">
+      <w:start w:val="1"/>
+      <w:numFmt w:val="lowerLetter"/>
+      <w:lvlText w:val="%5."/>
+      <w:lvlJc w:val="left"/>
+      <w:pPr>
+        <w:ind w:left="3600" w:hanging="360"/>
+      </w:pPr>
+    </w:lvl>
+    <w:lvl w:ilvl="5" w:tplc="0409001B" w:tentative="1">
+      <w:start w:val="1"/>
+      <w:numFmt w:val="lowerRoman"/>
+      <w:lvlText w:val="%6."/>
+      <w:lvlJc w:val="right"/>
+      <w:pPr>
+        <w:ind w:left="4320" w:hanging="180"/>
+      </w:pPr>
+    </w:lvl>
+    <w:lvl w:ilvl="6" w:tplc="0409000F" w:tentative="1">
+      <w:start w:val="1"/>
+      <w:numFmt w:val="decimal"/>
+      <w:lvlText w:val="%7."/>
+      <w:lvlJc w:val="left"/>
+      <w:pPr>
+        <w:ind w:left="5040" w:hanging="360"/>
+      </w:pPr>
+    </w:lvl>
+    <w:lvl w:ilvl="7" w:tplc="04090019" w:tentative="1">
+      <w:start w:val="1"/>
+      <w:numFmt w:val="lowerLetter"/>
+      <w:lvlText w:val="%8."/>
+      <w:lvlJc w:val="left"/>
+      <w:pPr>
+        <w:ind w:left="5760" w:hanging="360"/>
+      </w:pPr>
+    </w:lvl>
+    <w:lvl w:ilvl="8" w:tplc="0409001B" w:tentative="1">
+      <w:start w:val="1"/>
+      <w:numFmt w:val="lowerRoman"/>
+      <w:lvlText w:val="%9."/>
+      <w:lvlJc w:val="right"/>
+      <w:pPr>
+        <w:ind w:left="6480" w:hanging="180"/>
+      </w:pPr>
+    </w:lvl>
+  </w:abstractNum>
+  <w:abstractNum w:abstractNumId="14" w15:restartNumberingAfterBreak="0">
     <w:nsid w:val="494A5AD3"/>
     <w:multiLevelType w:val="multilevel"/>
     <w:tmpl w:val="17882090"/>
@@ -7689,7 +8965,7 @@
       </w:rPr>
     </w:lvl>
   </w:abstractNum>
-  <w:abstractNum w:abstractNumId="13" w15:restartNumberingAfterBreak="0">
+  <w:abstractNum w:abstractNumId="15" w15:restartNumberingAfterBreak="0">
     <w:nsid w:val="521D70A6"/>
     <w:multiLevelType w:val="hybridMultilevel"/>
     <w:tmpl w:val="D252445E"/>
@@ -7778,7 +9054,7 @@
       </w:pPr>
     </w:lvl>
   </w:abstractNum>
-  <w:abstractNum w:abstractNumId="14" w15:restartNumberingAfterBreak="0">
+  <w:abstractNum w:abstractNumId="16" w15:restartNumberingAfterBreak="0">
     <w:nsid w:val="55F676BE"/>
     <w:multiLevelType w:val="hybridMultilevel"/>
     <w:tmpl w:val="6C5C9B8E"/>
@@ -7864,7 +9140,7 @@
       </w:pPr>
     </w:lvl>
   </w:abstractNum>
-  <w:abstractNum w:abstractNumId="15" w15:restartNumberingAfterBreak="0">
+  <w:abstractNum w:abstractNumId="17" w15:restartNumberingAfterBreak="0">
     <w:nsid w:val="5A345096"/>
     <w:multiLevelType w:val="hybridMultilevel"/>
     <w:tmpl w:val="86866C76"/>
@@ -7953,7 +9229,7 @@
       </w:pPr>
     </w:lvl>
   </w:abstractNum>
-  <w:abstractNum w:abstractNumId="16" w15:restartNumberingAfterBreak="0">
+  <w:abstractNum w:abstractNumId="18" w15:restartNumberingAfterBreak="0">
     <w:nsid w:val="5BA35700"/>
     <w:multiLevelType w:val="multilevel"/>
     <w:tmpl w:val="D4E86AFA"/>
@@ -8066,7 +9342,7 @@
       </w:pPr>
     </w:lvl>
   </w:abstractNum>
-  <w:abstractNum w:abstractNumId="17" w15:restartNumberingAfterBreak="0">
+  <w:abstractNum w:abstractNumId="19" w15:restartNumberingAfterBreak="0">
     <w:nsid w:val="5BAD3C0E"/>
     <w:multiLevelType w:val="multilevel"/>
     <w:tmpl w:val="459E386E"/>
@@ -8215,7 +9491,7 @@
       </w:rPr>
     </w:lvl>
   </w:abstractNum>
-  <w:abstractNum w:abstractNumId="18" w15:restartNumberingAfterBreak="0">
+  <w:abstractNum w:abstractNumId="20" w15:restartNumberingAfterBreak="0">
     <w:nsid w:val="5C8E7119"/>
     <w:multiLevelType w:val="multilevel"/>
     <w:tmpl w:val="3C2026C6"/>
@@ -8364,7 +9640,7 @@
       </w:rPr>
     </w:lvl>
   </w:abstractNum>
-  <w:abstractNum w:abstractNumId="19" w15:restartNumberingAfterBreak="0">
+  <w:abstractNum w:abstractNumId="21" w15:restartNumberingAfterBreak="0">
     <w:nsid w:val="5CAA1D42"/>
     <w:multiLevelType w:val="multilevel"/>
     <w:tmpl w:val="6666F65E"/>
@@ -8477,7 +9753,7 @@
       </w:pPr>
     </w:lvl>
   </w:abstractNum>
-  <w:abstractNum w:abstractNumId="20" w15:restartNumberingAfterBreak="0">
+  <w:abstractNum w:abstractNumId="22" w15:restartNumberingAfterBreak="0">
     <w:nsid w:val="5DA53B2B"/>
     <w:multiLevelType w:val="hybridMultilevel"/>
     <w:tmpl w:val="32D203CC"/>
@@ -8563,7 +9839,96 @@
       </w:pPr>
     </w:lvl>
   </w:abstractNum>
-  <w:abstractNum w:abstractNumId="21" w15:restartNumberingAfterBreak="0">
+  <w:abstractNum w:abstractNumId="23" w15:restartNumberingAfterBreak="0">
+    <w:nsid w:val="5E1D4180"/>
+    <w:multiLevelType w:val="hybridMultilevel"/>
+    <w:tmpl w:val="ACB88502"/>
+    <w:lvl w:ilvl="0" w:tplc="0409000F">
+      <w:start w:val="1"/>
+      <w:numFmt w:val="decimal"/>
+      <w:lvlText w:val="%1."/>
+      <w:lvlJc w:val="left"/>
+      <w:pPr>
+        <w:ind w:left="720" w:hanging="360"/>
+      </w:pPr>
+      <w:rPr>
+        <w:rFonts w:hint="default"/>
+      </w:rPr>
+    </w:lvl>
+    <w:lvl w:ilvl="1" w:tplc="04090019" w:tentative="1">
+      <w:start w:val="1"/>
+      <w:numFmt w:val="lowerLetter"/>
+      <w:lvlText w:val="%2."/>
+      <w:lvlJc w:val="left"/>
+      <w:pPr>
+        <w:ind w:left="1440" w:hanging="360"/>
+      </w:pPr>
+    </w:lvl>
+    <w:lvl w:ilvl="2" w:tplc="0409001B" w:tentative="1">
+      <w:start w:val="1"/>
+      <w:numFmt w:val="lowerRoman"/>
+      <w:lvlText w:val="%3."/>
+      <w:lvlJc w:val="right"/>
+      <w:pPr>
+        <w:ind w:left="2160" w:hanging="180"/>
+      </w:pPr>
+    </w:lvl>
+    <w:lvl w:ilvl="3" w:tplc="0409000F" w:tentative="1">
+      <w:start w:val="1"/>
+      <w:numFmt w:val="decimal"/>
+      <w:lvlText w:val="%4."/>
+      <w:lvlJc w:val="left"/>
+      <w:pPr>
+        <w:ind w:left="2880" w:hanging="360"/>
+      </w:pPr>
+    </w:lvl>
+    <w:lvl w:ilvl="4" w:tplc="04090019" w:tentative="1">
+      <w:start w:val="1"/>
+      <w:numFmt w:val="lowerLetter"/>
+      <w:lvlText w:val="%5."/>
+      <w:lvlJc w:val="left"/>
+      <w:pPr>
+        <w:ind w:left="3600" w:hanging="360"/>
+      </w:pPr>
+    </w:lvl>
+    <w:lvl w:ilvl="5" w:tplc="0409001B" w:tentative="1">
+      <w:start w:val="1"/>
+      <w:numFmt w:val="lowerRoman"/>
+      <w:lvlText w:val="%6."/>
+      <w:lvlJc w:val="right"/>
+      <w:pPr>
+        <w:ind w:left="4320" w:hanging="180"/>
+      </w:pPr>
+    </w:lvl>
+    <w:lvl w:ilvl="6" w:tplc="0409000F" w:tentative="1">
+      <w:start w:val="1"/>
+      <w:numFmt w:val="decimal"/>
+      <w:lvlText w:val="%7."/>
+      <w:lvlJc w:val="left"/>
+      <w:pPr>
+        <w:ind w:left="5040" w:hanging="360"/>
+      </w:pPr>
+    </w:lvl>
+    <w:lvl w:ilvl="7" w:tplc="04090019" w:tentative="1">
+      <w:start w:val="1"/>
+      <w:numFmt w:val="lowerLetter"/>
+      <w:lvlText w:val="%8."/>
+      <w:lvlJc w:val="left"/>
+      <w:pPr>
+        <w:ind w:left="5760" w:hanging="360"/>
+      </w:pPr>
+    </w:lvl>
+    <w:lvl w:ilvl="8" w:tplc="0409001B" w:tentative="1">
+      <w:start w:val="1"/>
+      <w:numFmt w:val="lowerRoman"/>
+      <w:lvlText w:val="%9."/>
+      <w:lvlJc w:val="right"/>
+      <w:pPr>
+        <w:ind w:left="6480" w:hanging="180"/>
+      </w:pPr>
+    </w:lvl>
+  </w:abstractNum>
+  <w:abstractNum w:abstractNumId="24" w15:restartNumberingAfterBreak="0">
     <w:nsid w:val="5EF945E1"/>
     <w:multiLevelType w:val="hybridMultilevel"/>
     <w:tmpl w:val="D08C32CC"/>
@@ -8649,7 +10014,7 @@
       </w:pPr>
     </w:lvl>
   </w:abstractNum>
-  <w:abstractNum w:abstractNumId="22" w15:restartNumberingAfterBreak="0">
+  <w:abstractNum w:abstractNumId="25" w15:restartNumberingAfterBreak="0">
     <w:nsid w:val="63353C88"/>
     <w:multiLevelType w:val="multilevel"/>
     <w:tmpl w:val="006C8D74"/>
@@ -8762,7 +10127,7 @@
       </w:pPr>
     </w:lvl>
   </w:abstractNum>
-  <w:abstractNum w:abstractNumId="23" w15:restartNumberingAfterBreak="0">
+  <w:abstractNum w:abstractNumId="26" w15:restartNumberingAfterBreak="0">
     <w:nsid w:val="64431EF3"/>
     <w:multiLevelType w:val="hybridMultilevel"/>
     <w:tmpl w:val="02282D1A"/>
@@ -8848,7 +10213,7 @@
       </w:pPr>
     </w:lvl>
   </w:abstractNum>
-  <w:abstractNum w:abstractNumId="24" w15:restartNumberingAfterBreak="0">
+  <w:abstractNum w:abstractNumId="27" w15:restartNumberingAfterBreak="0">
     <w:nsid w:val="68752342"/>
     <w:multiLevelType w:val="hybridMultilevel"/>
     <w:tmpl w:val="4CBC1DAE"/>
@@ -8937,7 +10302,7 @@
       </w:pPr>
     </w:lvl>
   </w:abstractNum>
-  <w:abstractNum w:abstractNumId="25" w15:restartNumberingAfterBreak="0">
+  <w:abstractNum w:abstractNumId="28" w15:restartNumberingAfterBreak="0">
     <w:nsid w:val="6AD65B7E"/>
     <w:multiLevelType w:val="hybridMultilevel"/>
     <w:tmpl w:val="F40872B0"/>
@@ -9026,7 +10391,7 @@
       </w:pPr>
     </w:lvl>
   </w:abstractNum>
-  <w:abstractNum w:abstractNumId="26" w15:restartNumberingAfterBreak="0">
+  <w:abstractNum w:abstractNumId="29" w15:restartNumberingAfterBreak="0">
     <w:nsid w:val="715A4868"/>
     <w:multiLevelType w:val="hybridMultilevel"/>
     <w:tmpl w:val="78B89026"/>
@@ -9115,7 +10480,7 @@
       </w:pPr>
     </w:lvl>
   </w:abstractNum>
-  <w:abstractNum w:abstractNumId="27" w15:restartNumberingAfterBreak="0">
+  <w:abstractNum w:abstractNumId="30" w15:restartNumberingAfterBreak="0">
     <w:nsid w:val="715A48BA"/>
     <w:multiLevelType w:val="hybridMultilevel"/>
     <w:tmpl w:val="C50280AE"/>
@@ -9204,7 +10569,7 @@
       </w:pPr>
     </w:lvl>
   </w:abstractNum>
-  <w:abstractNum w:abstractNumId="28" w15:restartNumberingAfterBreak="0">
+  <w:abstractNum w:abstractNumId="31" w15:restartNumberingAfterBreak="0">
     <w:nsid w:val="75B56420"/>
     <w:multiLevelType w:val="hybridMultilevel"/>
     <w:tmpl w:val="A1A81650"/>
@@ -9293,7 +10658,7 @@
       </w:pPr>
     </w:lvl>
   </w:abstractNum>
-  <w:abstractNum w:abstractNumId="29" w15:restartNumberingAfterBreak="0">
+  <w:abstractNum w:abstractNumId="32" w15:restartNumberingAfterBreak="0">
     <w:nsid w:val="764634C2"/>
     <w:multiLevelType w:val="hybridMultilevel"/>
     <w:tmpl w:val="74EE6C60"/>
@@ -9379,7 +10744,7 @@
       </w:pPr>
     </w:lvl>
   </w:abstractNum>
-  <w:abstractNum w:abstractNumId="30" w15:restartNumberingAfterBreak="0">
+  <w:abstractNum w:abstractNumId="33" w15:restartNumberingAfterBreak="0">
     <w:nsid w:val="767B16C3"/>
     <w:multiLevelType w:val="multilevel"/>
     <w:tmpl w:val="DA46628C"/>
@@ -9528,7 +10893,7 @@
       </w:rPr>
     </w:lvl>
   </w:abstractNum>
-  <w:abstractNum w:abstractNumId="31" w15:restartNumberingAfterBreak="0">
+  <w:abstractNum w:abstractNumId="34" w15:restartNumberingAfterBreak="0">
     <w:nsid w:val="77F65EF6"/>
     <w:multiLevelType w:val="multilevel"/>
     <w:tmpl w:val="8280082E"/>
@@ -9677,7 +11042,7 @@
       </w:rPr>
     </w:lvl>
   </w:abstractNum>
-  <w:abstractNum w:abstractNumId="32" w15:restartNumberingAfterBreak="0">
+  <w:abstractNum w:abstractNumId="35" w15:restartNumberingAfterBreak="0">
     <w:nsid w:val="78604A55"/>
     <w:multiLevelType w:val="multilevel"/>
     <w:tmpl w:val="CF42B4F0"/>
@@ -9826,7 +11191,7 @@
       </w:rPr>
     </w:lvl>
   </w:abstractNum>
-  <w:abstractNum w:abstractNumId="33" w15:restartNumberingAfterBreak="0">
+  <w:abstractNum w:abstractNumId="36" w15:restartNumberingAfterBreak="0">
     <w:nsid w:val="7F220D04"/>
     <w:multiLevelType w:val="multilevel"/>
     <w:tmpl w:val="230627DE"/>
@@ -9979,61 +11344,61 @@
     <w:abstractNumId w:val="4"/>
   </w:num>
   <w:num w:numId="2" w16cid:durableId="1724985639">
-    <w:abstractNumId w:val="28"/>
+    <w:abstractNumId w:val="31"/>
   </w:num>
   <w:num w:numId="3" w16cid:durableId="369886118">
-    <w:abstractNumId w:val="24"/>
+    <w:abstractNumId w:val="27"/>
   </w:num>
   <w:num w:numId="4" w16cid:durableId="1238831062">
-    <w:abstractNumId w:val="26"/>
+    <w:abstractNumId w:val="29"/>
   </w:num>
   <w:num w:numId="5" w16cid:durableId="39136332">
     <w:abstractNumId w:val="7"/>
   </w:num>
   <w:num w:numId="6" w16cid:durableId="416488365">
-    <w:abstractNumId w:val="13"/>
+    <w:abstractNumId w:val="15"/>
   </w:num>
   <w:num w:numId="7" w16cid:durableId="441725040">
-    <w:abstractNumId w:val="27"/>
+    <w:abstractNumId w:val="30"/>
   </w:num>
   <w:num w:numId="8" w16cid:durableId="1702245485">
-    <w:abstractNumId w:val="11"/>
+    <w:abstractNumId w:val="12"/>
   </w:num>
   <w:num w:numId="9" w16cid:durableId="1777627521">
-    <w:abstractNumId w:val="25"/>
+    <w:abstractNumId w:val="28"/>
   </w:num>
   <w:num w:numId="10" w16cid:durableId="1119648591">
     <w:abstractNumId w:val="8"/>
   </w:num>
   <w:num w:numId="11" w16cid:durableId="2079934681">
-    <w:abstractNumId w:val="23"/>
+    <w:abstractNumId w:val="26"/>
   </w:num>
   <w:num w:numId="12" w16cid:durableId="1019430551">
     <w:abstractNumId w:val="1"/>
   </w:num>
   <w:num w:numId="13" w16cid:durableId="2144958869">
-    <w:abstractNumId w:val="18"/>
+    <w:abstractNumId w:val="20"/>
   </w:num>
   <w:num w:numId="14" w16cid:durableId="1901674695">
     <w:abstractNumId w:val="2"/>
   </w:num>
   <w:num w:numId="15" w16cid:durableId="436365694">
-    <w:abstractNumId w:val="19"/>
+    <w:abstractNumId w:val="21"/>
   </w:num>
   <w:num w:numId="16" w16cid:durableId="543567607">
-    <w:abstractNumId w:val="22"/>
+    <w:abstractNumId w:val="25"/>
   </w:num>
   <w:num w:numId="17" w16cid:durableId="187833991">
-    <w:abstractNumId w:val="30"/>
+    <w:abstractNumId w:val="33"/>
   </w:num>
   <w:num w:numId="18" w16cid:durableId="1283421878">
-    <w:abstractNumId w:val="12"/>
+    <w:abstractNumId w:val="14"/>
   </w:num>
   <w:num w:numId="19" w16cid:durableId="47804373">
-    <w:abstractNumId w:val="31"/>
+    <w:abstractNumId w:val="34"/>
   </w:num>
   <w:num w:numId="20" w16cid:durableId="1541745267">
-    <w:abstractNumId w:val="33"/>
+    <w:abstractNumId w:val="36"/>
   </w:num>
   <w:num w:numId="21" w16cid:durableId="1154755423">
     <w:abstractNumId w:val="9"/>
@@ -10042,40 +11407,49 @@
     <w:abstractNumId w:val="3"/>
   </w:num>
   <w:num w:numId="23" w16cid:durableId="1080786484">
-    <w:abstractNumId w:val="16"/>
+    <w:abstractNumId w:val="18"/>
   </w:num>
   <w:num w:numId="24" w16cid:durableId="261574614">
-    <w:abstractNumId w:val="17"/>
+    <w:abstractNumId w:val="19"/>
   </w:num>
   <w:num w:numId="25" w16cid:durableId="1931307119">
-    <w:abstractNumId w:val="32"/>
+    <w:abstractNumId w:val="35"/>
   </w:num>
   <w:num w:numId="26" w16cid:durableId="1015301770">
-    <w:abstractNumId w:val="20"/>
+    <w:abstractNumId w:val="22"/>
   </w:num>
   <w:num w:numId="27" w16cid:durableId="1735812067">
-    <w:abstractNumId w:val="10"/>
+    <w:abstractNumId w:val="11"/>
   </w:num>
   <w:num w:numId="28" w16cid:durableId="436097333">
     <w:abstractNumId w:val="5"/>
   </w:num>
   <w:num w:numId="29" w16cid:durableId="1339774019">
-    <w:abstractNumId w:val="15"/>
+    <w:abstractNumId w:val="17"/>
   </w:num>
   <w:num w:numId="30" w16cid:durableId="1229805072">
-    <w:abstractNumId w:val="29"/>
+    <w:abstractNumId w:val="32"/>
   </w:num>
   <w:num w:numId="31" w16cid:durableId="1636640512">
-    <w:abstractNumId w:val="21"/>
+    <w:abstractNumId w:val="24"/>
   </w:num>
   <w:num w:numId="32" w16cid:durableId="394820674">
-    <w:abstractNumId w:val="14"/>
+    <w:abstractNumId w:val="16"/>
   </w:num>
   <w:num w:numId="33" w16cid:durableId="819005243">
     <w:abstractNumId w:val="0"/>
   </w:num>
   <w:num w:numId="34" w16cid:durableId="1489321367">
     <w:abstractNumId w:val="6"/>
+  </w:num>
+  <w:num w:numId="35" w16cid:durableId="1290478390">
+    <w:abstractNumId w:val="13"/>
+  </w:num>
+  <w:num w:numId="36" w16cid:durableId="741102619">
+    <w:abstractNumId w:val="23"/>
+  </w:num>
+  <w:num w:numId="37" w16cid:durableId="16081557">
+    <w:abstractNumId w:val="10"/>
   </w:num>
 </w:numbering>
 </file>
